--- a/public/templates/contracts/template.docx
+++ b/public/templates/contracts/template.docx
@@ -220,7 +220,15 @@
           <w:sz w:val="24"/>
           <w:szCs w:val="24"/>
         </w:rPr>
-        <w:t>Гүйцэтгэх захирал ___DIRECTOR_NAME___</w:t>
+        <w:t>Гүйцэтгэх захирал</w:t>
+      </w:r>
+      <w:r>
+        <w:rPr>
+          <w:rFonts w:ascii="Times New Roman" w:hAnsi="Times New Roman" w:cs="Times New Roman"/>
+          <w:sz w:val="24"/>
+          <w:szCs w:val="24"/>
+        </w:rPr>
+        <w:t xml:space="preserve"> …..……………….</w:t>
       </w:r>
       <w:r>
         <w:rPr>
@@ -271,7 +279,7 @@
           <w:sz w:val="24"/>
           <w:szCs w:val="24"/>
         </w:rPr>
-        <w:t xml:space="preserve">/, /цаашид </w:t>
+        <w:t xml:space="preserve">/, /цаашид “ажилтан”/ нар /цаашид хамтад нь “талууд” гэх/ Монгол Улсын Хөдөлмөрийн тухай хууль, </w:t>
       </w:r>
       <w:bookmarkStart w:id="0" w:name="_GoBack"/>
       <w:bookmarkEnd w:id="0"/>
@@ -281,7 +289,7 @@
           <w:sz w:val="24"/>
           <w:szCs w:val="24"/>
         </w:rPr>
-        <w:t>“ажилтан”/ нар /цаашид хамтад нь “талууд” гэх/ Монгол Улсын Хөдөлмөрийн тухай хууль, Компанийн дүрэм, Хөдөлмөрийн дотоод журам болон холбогдох бусад хууль тогтоомжийг үндэслэн ажилтанд гүйцэтгэх ажил үүрэгтэй нь холбогдсон дүрэм, журам, мэдээллийг танилцуулсны үндсэн дээр дор дурдсан нөхцөлөөр харилцан тохиролцож энэхүү хөдөлмөрийн гэрээ /цаашид “гэрээ” гэх/-г байгуулав.</w:t>
+        <w:t>Компанийн дүрэм, Хөдөлмөрийн дотоод журам болон холбогдох бусад хууль тогтоомжийг үндэслэн ажилтанд гүйцэтгэх ажил үүрэгтэй нь холбогдсон дүрэм, журам, мэдээллийг танилцуулсны үндсэн дээр дор дурдсан нөхцөлөөр харилцан тохиролцож энэхүү хөдөлмөрийн гэрээ /цаашид “гэрээ” гэх/-г байгуулав.</w:t>
       </w:r>
     </w:p>
     <w:p>
@@ -3821,6 +3829,7 @@
   <w:style w:type="character" w:default="1" w:styleId="DefaultParagraphFont">
     <w:name w:val="Default Paragraph Font"/>
     <w:uiPriority w:val="1"/>
+    <w:semiHidden/>
     <w:unhideWhenUsed/>
   </w:style>
   <w:style w:type="table" w:default="1" w:styleId="TableNormal">
@@ -4137,7 +4146,7 @@
 </file>
 
 <file path=customXml/itemProps1.xml><?xml version="1.0" encoding="utf-8"?>
-<ds:datastoreItem xmlns:ds="http://schemas.openxmlformats.org/officeDocument/2006/customXml" ds:itemID="{3DDACB25-5A80-4799-B66C-BEA6B9F34295}">
+<ds:datastoreItem xmlns:ds="http://schemas.openxmlformats.org/officeDocument/2006/customXml" ds:itemID="{D9687168-94CA-4ED5-8C55-48C129A8914D}">
   <ds:schemaRefs>
     <ds:schemaRef ds:uri="http://schemas.openxmlformats.org/officeDocument/2006/bibliography"/>
   </ds:schemaRefs>

--- a/public/templates/contracts/template.docx
+++ b/public/templates/contracts/template.docx
@@ -279,191 +279,183 @@
           <w:sz w:val="24"/>
           <w:szCs w:val="24"/>
         </w:rPr>
-        <w:t xml:space="preserve">/, /цаашид “ажилтан”/ нар /цаашид хамтад нь “талууд” гэх/ Монгол Улсын Хөдөлмөрийн тухай хууль, </w:t>
+        <w:t>/, /цаашид “ажилтан”/ нар /цаашид хамтад нь “талууд” гэх/ Монгол Улсын Хөдөлмөрийн тухай хууль, Компанийн дүрэм, Хөдөлмөрийн дотоод журам болон холбогдох бусад хууль тогтоомжийг үндэслэн ажилтанд гүйцэтгэх ажил үүрэгтэй нь холбогдсон дүрэм, журам, мэдээллийг танилцуулсны үндсэн дээр дор дурдсан нөхцөлөөр харилцан тохиролцож энэхүү хөдөлмөрийн гэрээ /цаашид “гэрээ” гэх/-г байгуулав.</w:t>
+      </w:r>
+    </w:p>
+    <w:p>
+      <w:pPr>
+        <w:spacing w:after="0"/>
+        <w:jc w:val="both"/>
+        <w:rPr>
+          <w:rFonts w:ascii="Times New Roman" w:hAnsi="Times New Roman" w:cs="Times New Roman"/>
+          <w:sz w:val="24"/>
+          <w:szCs w:val="24"/>
+        </w:rPr>
+      </w:pPr>
+      <w:r>
+        <w:rPr>
+          <w:rFonts w:ascii="Times New Roman" w:hAnsi="Times New Roman" w:cs="Times New Roman"/>
+          <w:sz w:val="24"/>
+          <w:szCs w:val="24"/>
+        </w:rPr>
+        <w:t>1.2. Ажил олгогч, ажилтны хооронд үүсэх хөдөлмөрийн харилцааг зохицуулах болон талуудын хүлээх нийтлэг эрх, үүрэг, хариуцлагыг тодорхойлоход энэхүү гэрээний зорилго орших бөгөөд дараах гол нөхцөлийг тохиролцож байгуулав:</w:t>
+      </w:r>
+    </w:p>
+    <w:p>
+      <w:pPr>
+        <w:spacing w:after="0"/>
+        <w:jc w:val="both"/>
+        <w:rPr>
+          <w:rFonts w:ascii="Times New Roman" w:hAnsi="Times New Roman" w:cs="Times New Roman"/>
+          <w:sz w:val="24"/>
+          <w:szCs w:val="24"/>
+        </w:rPr>
+      </w:pPr>
+      <w:r>
+        <w:rPr>
+          <w:rFonts w:ascii="Times New Roman" w:hAnsi="Times New Roman" w:cs="Times New Roman"/>
+          <w:sz w:val="24"/>
+          <w:szCs w:val="24"/>
+        </w:rPr>
+        <w:t xml:space="preserve">1.2.1. </w:t>
+      </w:r>
+      <w:r>
+        <w:rPr>
+          <w:rFonts w:ascii="Times New Roman" w:hAnsi="Times New Roman" w:cs="Times New Roman"/>
+          <w:sz w:val="24"/>
+          <w:szCs w:val="24"/>
+        </w:rPr>
+        <w:t>Албан тушаал: ___POSITION___</w:t>
+      </w:r>
+    </w:p>
+    <w:p>
+      <w:pPr>
+        <w:spacing w:after="0"/>
+        <w:jc w:val="both"/>
+        <w:rPr>
+          <w:rFonts w:ascii="Times New Roman" w:hAnsi="Times New Roman" w:cs="Times New Roman"/>
+          <w:sz w:val="24"/>
+          <w:szCs w:val="24"/>
+        </w:rPr>
+      </w:pPr>
+      <w:r>
+        <w:rPr>
+          <w:rFonts w:ascii="Times New Roman" w:hAnsi="Times New Roman" w:cs="Times New Roman"/>
+          <w:sz w:val="24"/>
+          <w:szCs w:val="24"/>
+        </w:rPr>
+        <w:t xml:space="preserve">1.2.2. </w:t>
+      </w:r>
+      <w:r>
+        <w:rPr>
+          <w:rFonts w:ascii="Times New Roman" w:hAnsi="Times New Roman" w:cs="Times New Roman"/>
+          <w:sz w:val="24"/>
+          <w:szCs w:val="24"/>
+        </w:rPr>
+        <w:t>Харьяалагдах нэгж: ___DEPARTMENT___</w:t>
+      </w:r>
+    </w:p>
+    <w:p>
+      <w:pPr>
+        <w:spacing w:after="0"/>
+        <w:jc w:val="both"/>
+        <w:rPr>
+          <w:rFonts w:ascii="Times New Roman" w:hAnsi="Times New Roman" w:cs="Times New Roman"/>
+          <w:sz w:val="24"/>
+          <w:szCs w:val="24"/>
+        </w:rPr>
+      </w:pPr>
+      <w:r>
+        <w:rPr>
+          <w:rFonts w:ascii="Times New Roman" w:hAnsi="Times New Roman" w:cs="Times New Roman"/>
+          <w:sz w:val="24"/>
+          <w:szCs w:val="24"/>
+        </w:rPr>
+        <w:t>1.2.3. Гүйцэтгэх ажил үүрэг: Ажлын байрны тодорхойлолтод заасан чиг үүрэг</w:t>
+      </w:r>
+    </w:p>
+    <w:p>
+      <w:pPr>
+        <w:spacing w:after="0"/>
+        <w:jc w:val="both"/>
+        <w:rPr>
+          <w:rFonts w:ascii="Times New Roman" w:hAnsi="Times New Roman" w:cs="Times New Roman"/>
+          <w:sz w:val="24"/>
+          <w:szCs w:val="24"/>
+        </w:rPr>
+      </w:pPr>
+      <w:r>
+        <w:rPr>
+          <w:rFonts w:ascii="Times New Roman" w:hAnsi="Times New Roman" w:cs="Times New Roman"/>
+          <w:sz w:val="24"/>
+          <w:szCs w:val="24"/>
+        </w:rPr>
+        <w:t xml:space="preserve">1.2.4. </w:t>
+      </w:r>
+      <w:r>
+        <w:rPr>
+          <w:rFonts w:ascii="Times New Roman" w:hAnsi="Times New Roman" w:cs="Times New Roman"/>
+          <w:sz w:val="24"/>
+          <w:szCs w:val="24"/>
+        </w:rPr>
+        <w:t>Хөдөлмөрийн нөхцөл: ___WORK_CONDITIONS___</w:t>
+      </w:r>
+    </w:p>
+    <w:p>
+      <w:pPr>
+        <w:spacing w:after="0"/>
+        <w:jc w:val="both"/>
+        <w:rPr>
+          <w:rFonts w:ascii="Times New Roman" w:hAnsi="Times New Roman" w:cs="Times New Roman"/>
+          <w:sz w:val="24"/>
+          <w:szCs w:val="24"/>
+        </w:rPr>
+      </w:pPr>
+      <w:r>
+        <w:rPr>
+          <w:rFonts w:ascii="Times New Roman" w:hAnsi="Times New Roman" w:cs="Times New Roman"/>
+          <w:sz w:val="24"/>
+          <w:szCs w:val="24"/>
+        </w:rPr>
+        <w:t xml:space="preserve">1.2.5. </w:t>
+      </w:r>
+      <w:r>
+        <w:rPr>
+          <w:rFonts w:ascii="Times New Roman" w:hAnsi="Times New Roman" w:cs="Times New Roman"/>
+          <w:sz w:val="24"/>
+          <w:szCs w:val="24"/>
+        </w:rPr>
+        <w:t>Үндсэн цалин: ___SALARY___ /___SALARY_TEXT___/-н төгрөг</w:t>
+      </w:r>
+    </w:p>
+    <w:p>
+      <w:pPr>
+        <w:spacing w:after="0"/>
+        <w:jc w:val="both"/>
+        <w:rPr>
+          <w:rFonts w:ascii="Times New Roman" w:hAnsi="Times New Roman" w:cs="Times New Roman"/>
+          <w:sz w:val="24"/>
+          <w:szCs w:val="24"/>
+        </w:rPr>
+      </w:pPr>
+      <w:r>
+        <w:rPr>
+          <w:rFonts w:ascii="Times New Roman" w:hAnsi="Times New Roman" w:cs="Times New Roman"/>
+          <w:sz w:val="24"/>
+          <w:szCs w:val="24"/>
+        </w:rPr>
+        <w:t xml:space="preserve">1.2.6. </w:t>
+      </w:r>
+      <w:r>
+        <w:rPr>
+          <w:rFonts w:ascii="Times New Roman" w:hAnsi="Times New Roman" w:cs="Times New Roman"/>
+          <w:sz w:val="24"/>
+          <w:szCs w:val="24"/>
+        </w:rPr>
+        <w:t>Бусад хангамж: ___BENEFITS___</w:t>
       </w:r>
       <w:bookmarkStart w:id="0" w:name="_GoBack"/>
       <w:bookmarkEnd w:id="0"/>
-      <w:r>
-        <w:rPr>
-          <w:rFonts w:ascii="Times New Roman" w:hAnsi="Times New Roman" w:cs="Times New Roman"/>
-          <w:sz w:val="24"/>
-          <w:szCs w:val="24"/>
-        </w:rPr>
-        <w:t>Компанийн дүрэм, Хөдөлмөрийн дотоод журам болон холбогдох бусад хууль тогтоомжийг үндэслэн ажилтанд гүйцэтгэх ажил үүрэгтэй нь холбогдсон дүрэм, журам, мэдээллийг танилцуулсны үндсэн дээр дор дурдсан нөхцөлөөр харилцан тохиролцож энэхүү хөдөлмөрийн гэрээ /цаашид “гэрээ” гэх/-г байгуулав.</w:t>
-      </w:r>
-    </w:p>
-    <w:p>
-      <w:pPr>
-        <w:spacing w:after="0"/>
-        <w:jc w:val="both"/>
-        <w:rPr>
-          <w:rFonts w:ascii="Times New Roman" w:hAnsi="Times New Roman" w:cs="Times New Roman"/>
-          <w:sz w:val="24"/>
-          <w:szCs w:val="24"/>
-        </w:rPr>
-      </w:pPr>
-      <w:r>
-        <w:rPr>
-          <w:rFonts w:ascii="Times New Roman" w:hAnsi="Times New Roman" w:cs="Times New Roman"/>
-          <w:sz w:val="24"/>
-          <w:szCs w:val="24"/>
-        </w:rPr>
-        <w:t>1.2. Ажил олгогч, ажилтны хооронд үүсэх хөдөлмөрийн харилцааг зохицуулах болон талуудын хүлээх нийтлэг эрх, үүрэг, хариуцлагыг тодорхойлоход энэхүү гэрээний зорилго орших бөгөөд дараах гол нөхцөлийг тохиролцож байгуулав:</w:t>
-      </w:r>
-    </w:p>
-    <w:p>
-      <w:pPr>
-        <w:spacing w:after="0"/>
-        <w:jc w:val="both"/>
-        <w:rPr>
-          <w:rFonts w:ascii="Times New Roman" w:hAnsi="Times New Roman" w:cs="Times New Roman"/>
-          <w:sz w:val="24"/>
-          <w:szCs w:val="24"/>
-        </w:rPr>
-      </w:pPr>
-      <w:r>
-        <w:rPr>
-          <w:rFonts w:ascii="Times New Roman" w:hAnsi="Times New Roman" w:cs="Times New Roman"/>
-          <w:sz w:val="24"/>
-          <w:szCs w:val="24"/>
-        </w:rPr>
-        <w:t xml:space="preserve">1.2.1. </w:t>
-      </w:r>
-      <w:r>
-        <w:rPr>
-          <w:rFonts w:ascii="Times New Roman" w:hAnsi="Times New Roman" w:cs="Times New Roman"/>
-          <w:sz w:val="24"/>
-          <w:szCs w:val="24"/>
-        </w:rPr>
-        <w:t>Албан тушаал: ___POSITION___</w:t>
-      </w:r>
-    </w:p>
-    <w:p>
-      <w:pPr>
-        <w:spacing w:after="0"/>
-        <w:jc w:val="both"/>
-        <w:rPr>
-          <w:rFonts w:ascii="Times New Roman" w:hAnsi="Times New Roman" w:cs="Times New Roman"/>
-          <w:sz w:val="24"/>
-          <w:szCs w:val="24"/>
-        </w:rPr>
-      </w:pPr>
-      <w:r>
-        <w:rPr>
-          <w:rFonts w:ascii="Times New Roman" w:hAnsi="Times New Roman" w:cs="Times New Roman"/>
-          <w:sz w:val="24"/>
-          <w:szCs w:val="24"/>
-        </w:rPr>
-        <w:t xml:space="preserve">1.2.2. </w:t>
-      </w:r>
-      <w:r>
-        <w:rPr>
-          <w:rFonts w:ascii="Times New Roman" w:hAnsi="Times New Roman" w:cs="Times New Roman"/>
-          <w:sz w:val="24"/>
-          <w:szCs w:val="24"/>
-        </w:rPr>
-        <w:t>Харьяалагдах нэгж: ___DEPARTMENT___</w:t>
-      </w:r>
-    </w:p>
-    <w:p>
-      <w:pPr>
-        <w:spacing w:after="0"/>
-        <w:jc w:val="both"/>
-        <w:rPr>
-          <w:rFonts w:ascii="Times New Roman" w:hAnsi="Times New Roman" w:cs="Times New Roman"/>
-          <w:sz w:val="24"/>
-          <w:szCs w:val="24"/>
-        </w:rPr>
-      </w:pPr>
-      <w:r>
-        <w:rPr>
-          <w:rFonts w:ascii="Times New Roman" w:hAnsi="Times New Roman" w:cs="Times New Roman"/>
-          <w:sz w:val="24"/>
-          <w:szCs w:val="24"/>
-        </w:rPr>
-        <w:t>1.2.3. Гүйцэтгэх ажил үүрэг: Ажлын байрны тодорхойлолтод заасан чиг үүрэг</w:t>
-      </w:r>
-    </w:p>
-    <w:p>
-      <w:pPr>
-        <w:spacing w:after="0"/>
-        <w:jc w:val="both"/>
-        <w:rPr>
-          <w:rFonts w:ascii="Times New Roman" w:hAnsi="Times New Roman" w:cs="Times New Roman"/>
-          <w:sz w:val="24"/>
-          <w:szCs w:val="24"/>
-        </w:rPr>
-      </w:pPr>
-      <w:r>
-        <w:rPr>
-          <w:rFonts w:ascii="Times New Roman" w:hAnsi="Times New Roman" w:cs="Times New Roman"/>
-          <w:sz w:val="24"/>
-          <w:szCs w:val="24"/>
-        </w:rPr>
-        <w:t xml:space="preserve">1.2.4. </w:t>
-      </w:r>
-      <w:r>
-        <w:rPr>
-          <w:rFonts w:ascii="Times New Roman" w:hAnsi="Times New Roman" w:cs="Times New Roman"/>
-          <w:sz w:val="24"/>
-          <w:szCs w:val="24"/>
-        </w:rPr>
-        <w:t>Хөдөлмөрийн нөхцөл: ___WORK_CONDITIONS___</w:t>
-      </w:r>
-    </w:p>
-    <w:p>
-      <w:pPr>
-        <w:spacing w:after="0"/>
-        <w:jc w:val="both"/>
-        <w:rPr>
-          <w:rFonts w:ascii="Times New Roman" w:hAnsi="Times New Roman" w:cs="Times New Roman"/>
-          <w:sz w:val="24"/>
-          <w:szCs w:val="24"/>
-        </w:rPr>
-      </w:pPr>
-      <w:r>
-        <w:rPr>
-          <w:rFonts w:ascii="Times New Roman" w:hAnsi="Times New Roman" w:cs="Times New Roman"/>
-          <w:sz w:val="24"/>
-          <w:szCs w:val="24"/>
-        </w:rPr>
-        <w:t xml:space="preserve">1.2.5. </w:t>
-      </w:r>
-      <w:r>
-        <w:rPr>
-          <w:rFonts w:ascii="Times New Roman" w:hAnsi="Times New Roman" w:cs="Times New Roman"/>
-          <w:sz w:val="24"/>
-          <w:szCs w:val="24"/>
-        </w:rPr>
-        <w:t>Үндсэн цалин: ___SALARY___ /___SALARY_TEXT___/-н төгрөг</w:t>
-      </w:r>
-    </w:p>
-    <w:p>
-      <w:pPr>
-        <w:spacing w:after="0"/>
-        <w:jc w:val="both"/>
-        <w:rPr>
-          <w:rFonts w:ascii="Times New Roman" w:hAnsi="Times New Roman" w:cs="Times New Roman"/>
-          <w:sz w:val="24"/>
-          <w:szCs w:val="24"/>
-        </w:rPr>
-      </w:pPr>
-      <w:r>
-        <w:rPr>
-          <w:rFonts w:ascii="Times New Roman" w:hAnsi="Times New Roman" w:cs="Times New Roman"/>
-          <w:sz w:val="24"/>
-          <w:szCs w:val="24"/>
-        </w:rPr>
-        <w:t xml:space="preserve">1.2.6. </w:t>
-      </w:r>
-      <w:r>
-        <w:rPr>
-          <w:rFonts w:ascii="Times New Roman" w:hAnsi="Times New Roman" w:cs="Times New Roman"/>
-          <w:sz w:val="24"/>
-          <w:szCs w:val="24"/>
-        </w:rPr>
-        <w:t>Бусад хангамж: ___BENEFITS___</w:t>
-      </w:r>
     </w:p>
     <w:p>
       <w:pPr>
@@ -489,7 +481,15 @@
           <w:sz w:val="24"/>
           <w:szCs w:val="24"/>
         </w:rPr>
-        <w:t>Ажлын цаг: ___WORK_SCHEDULE___</w:t>
+        <w:t xml:space="preserve">Ажлын цаг: </w:t>
+      </w:r>
+      <w:r>
+        <w:rPr>
+          <w:rFonts w:ascii="Times New Roman" w:hAnsi="Times New Roman" w:cs="Times New Roman"/>
+          <w:sz w:val="24"/>
+          <w:szCs w:val="24"/>
+        </w:rPr>
+        <w:t>___CONTRACT_TYPE___</w:t>
       </w:r>
     </w:p>
     <w:p>
@@ -3303,6 +3303,42 @@
           <w:sz w:val="24"/>
           <w:szCs w:val="24"/>
         </w:rPr>
+        <w:t>АЖИЛТАН</w:t>
+      </w:r>
+      <w:r>
+        <w:rPr>
+          <w:rFonts w:ascii="Times New Roman" w:hAnsi="Times New Roman" w:cs="Times New Roman"/>
+          <w:sz w:val="24"/>
+          <w:szCs w:val="24"/>
+        </w:rPr>
+        <w:t xml:space="preserve">: ___POSITION___ </w:t>
+      </w:r>
+    </w:p>
+    <w:p>
+      <w:pPr>
+        <w:spacing w:after="0"/>
+        <w:jc w:val="both"/>
+        <w:rPr>
+          <w:rFonts w:ascii="Times New Roman" w:hAnsi="Times New Roman" w:cs="Times New Roman"/>
+          <w:sz w:val="24"/>
+          <w:szCs w:val="24"/>
+        </w:rPr>
+      </w:pPr>
+      <w:r>
+        <w:rPr>
+          <w:rFonts w:ascii="Times New Roman" w:hAnsi="Times New Roman" w:cs="Times New Roman"/>
+          <w:sz w:val="24"/>
+          <w:szCs w:val="24"/>
+        </w:rPr>
+        <w:t>ТӨЛӨӨЛЖ: ГҮЙЦЭТГЭХ ЗАХИРАЛ</w:t>
+      </w:r>
+      <w:r>
+        <w:rPr>
+          <w:rFonts w:ascii="Times New Roman" w:hAnsi="Times New Roman" w:cs="Times New Roman"/>
+          <w:sz w:val="24"/>
+          <w:szCs w:val="24"/>
+          <w:lang w:val="mn-MN"/>
+        </w:rPr>
         <w:tab/>
       </w:r>
       <w:r>
@@ -3310,6 +3346,7 @@
           <w:rFonts w:ascii="Times New Roman" w:hAnsi="Times New Roman" w:cs="Times New Roman"/>
           <w:sz w:val="24"/>
           <w:szCs w:val="24"/>
+          <w:lang w:val="mn-MN"/>
         </w:rPr>
         <w:tab/>
       </w:r>
@@ -3319,96 +3356,46 @@
           <w:sz w:val="24"/>
           <w:szCs w:val="24"/>
         </w:rPr>
-        <w:t>АЖИЛТАН:</w:t>
-      </w:r>
-    </w:p>
-    <w:p>
-      <w:pPr>
-        <w:spacing w:after="0"/>
-        <w:jc w:val="both"/>
-        <w:rPr>
-          <w:rFonts w:ascii="Times New Roman" w:hAnsi="Times New Roman" w:cs="Times New Roman"/>
-          <w:sz w:val="24"/>
-          <w:szCs w:val="24"/>
-          <w:lang w:val="mn-MN"/>
-        </w:rPr>
-      </w:pPr>
-      <w:r>
-        <w:rPr>
-          <w:rFonts w:ascii="Times New Roman" w:hAnsi="Times New Roman" w:cs="Times New Roman"/>
-          <w:sz w:val="24"/>
-          <w:szCs w:val="24"/>
-        </w:rPr>
-        <w:t>ТӨЛӨӨЛЖ: ГҮЙЦЭТГЭХ ЗАХИРАЛ</w:t>
-      </w:r>
-      <w:r>
-        <w:rPr>
-          <w:rFonts w:ascii="Times New Roman" w:hAnsi="Times New Roman" w:cs="Times New Roman"/>
-          <w:sz w:val="24"/>
-          <w:szCs w:val="24"/>
-          <w:lang w:val="mn-MN"/>
-        </w:rPr>
-        <w:tab/>
-      </w:r>
-      <w:r>
-        <w:rPr>
-          <w:rFonts w:ascii="Times New Roman" w:hAnsi="Times New Roman" w:cs="Times New Roman"/>
-          <w:sz w:val="24"/>
-          <w:szCs w:val="24"/>
-          <w:lang w:val="mn-MN"/>
-        </w:rPr>
-        <w:tab/>
-      </w:r>
-      <w:r>
-        <w:rPr>
-          <w:rFonts w:ascii="Times New Roman" w:hAnsi="Times New Roman" w:cs="Times New Roman"/>
-          <w:sz w:val="24"/>
-          <w:szCs w:val="24"/>
-          <w:lang w:val="mn-MN"/>
-        </w:rPr>
-        <w:tab/>
-      </w:r>
-      <w:r>
-        <w:rPr>
-          <w:rFonts w:ascii="Times New Roman" w:hAnsi="Times New Roman" w:cs="Times New Roman"/>
-          <w:sz w:val="24"/>
-          <w:szCs w:val="24"/>
-          <w:lang w:val="mn-MN"/>
-        </w:rPr>
-        <w:tab/>
-      </w:r>
-    </w:p>
-    <w:p>
-      <w:pPr>
-        <w:spacing w:after="0"/>
-        <w:jc w:val="both"/>
-        <w:rPr>
-          <w:rFonts w:ascii="Times New Roman" w:hAnsi="Times New Roman" w:cs="Times New Roman"/>
-          <w:sz w:val="24"/>
-          <w:szCs w:val="24"/>
-          <w:lang w:val="mn-MN"/>
-        </w:rPr>
-      </w:pPr>
-      <w:r>
-        <w:rPr>
-          <w:rFonts w:ascii="Times New Roman" w:hAnsi="Times New Roman" w:cs="Times New Roman"/>
-          <w:sz w:val="24"/>
-          <w:szCs w:val="24"/>
-          <w:lang w:val="mn-MN"/>
-        </w:rPr>
-        <w:t xml:space="preserve">. . . . . . . . . . . . . . . . . . . . . . . . . . </w:t>
-      </w:r>
-    </w:p>
-    <w:p>
-      <w:pPr>
-        <w:spacing w:after="0"/>
-        <w:jc w:val="both"/>
-        <w:rPr>
-          <w:rFonts w:ascii="Times New Roman" w:hAnsi="Times New Roman" w:cs="Times New Roman"/>
-          <w:sz w:val="24"/>
-          <w:szCs w:val="24"/>
-        </w:rPr>
-      </w:pPr>
+        <w:t>___EMPLOYEE_NAME___</w:t>
+      </w:r>
+    </w:p>
+    <w:p>
+      <w:pPr>
+        <w:spacing w:after="0"/>
+        <w:jc w:val="both"/>
+        <w:rPr>
+          <w:rFonts w:ascii="Times New Roman" w:hAnsi="Times New Roman" w:cs="Times New Roman"/>
+          <w:sz w:val="24"/>
+          <w:szCs w:val="24"/>
+        </w:rPr>
+      </w:pPr>
+      <w:r>
+        <w:rPr>
+          <w:rFonts w:ascii="Times New Roman" w:hAnsi="Times New Roman" w:cs="Times New Roman"/>
+          <w:sz w:val="24"/>
+          <w:szCs w:val="24"/>
+        </w:rPr>
+        <w:t>……………………………..</w:t>
+      </w:r>
+    </w:p>
+    <w:p>
+      <w:pPr>
+        <w:spacing w:after="0"/>
+        <w:jc w:val="both"/>
+        <w:rPr>
+          <w:rFonts w:ascii="Times New Roman" w:hAnsi="Times New Roman" w:cs="Times New Roman"/>
+          <w:sz w:val="24"/>
+          <w:szCs w:val="24"/>
+        </w:rPr>
+      </w:pPr>
+      <w:r>
+        <w:rPr>
+          <w:rFonts w:ascii="Times New Roman" w:hAnsi="Times New Roman" w:cs="Times New Roman"/>
+          <w:sz w:val="24"/>
+          <w:szCs w:val="24"/>
+        </w:rPr>
+        <w:t>…………………..………</w:t>
+      </w:r>
       <w:r>
         <w:rPr>
           <w:rFonts w:ascii="Times New Roman" w:hAnsi="Times New Roman" w:cs="Times New Roman"/>
@@ -3417,6 +3404,44 @@
         </w:rPr>
         <w:t>/гарын үсэг/</w:t>
       </w:r>
+      <w:r>
+        <w:rPr>
+          <w:rFonts w:ascii="Times New Roman" w:hAnsi="Times New Roman" w:cs="Times New Roman"/>
+          <w:sz w:val="24"/>
+          <w:szCs w:val="24"/>
+        </w:rPr>
+        <w:t xml:space="preserve">                     …..………………………</w:t>
+      </w:r>
+      <w:r>
+        <w:rPr>
+          <w:rFonts w:ascii="Times New Roman" w:hAnsi="Times New Roman" w:cs="Times New Roman"/>
+          <w:sz w:val="24"/>
+          <w:szCs w:val="24"/>
+        </w:rPr>
+        <w:t>/гарын үсэг/</w:t>
+      </w:r>
+    </w:p>
+    <w:p>
+      <w:pPr>
+        <w:spacing w:after="0"/>
+        <w:jc w:val="both"/>
+        <w:rPr>
+          <w:rFonts w:ascii="Times New Roman" w:hAnsi="Times New Roman" w:cs="Times New Roman"/>
+          <w:sz w:val="24"/>
+          <w:szCs w:val="24"/>
+        </w:rPr>
+      </w:pPr>
+    </w:p>
+    <w:p>
+      <w:pPr>
+        <w:spacing w:after="0"/>
+        <w:jc w:val="both"/>
+        <w:rPr>
+          <w:rFonts w:ascii="Times New Roman" w:hAnsi="Times New Roman" w:cs="Times New Roman"/>
+          <w:sz w:val="24"/>
+          <w:szCs w:val="24"/>
+        </w:rPr>
+      </w:pPr>
     </w:p>
     <w:sectPr>
       <w:pgSz w:w="11907" w:h="16839" w:code="9"/>
@@ -4146,7 +4171,7 @@
 </file>
 
 <file path=customXml/itemProps1.xml><?xml version="1.0" encoding="utf-8"?>
-<ds:datastoreItem xmlns:ds="http://schemas.openxmlformats.org/officeDocument/2006/customXml" ds:itemID="{D9687168-94CA-4ED5-8C55-48C129A8914D}">
+<ds:datastoreItem xmlns:ds="http://schemas.openxmlformats.org/officeDocument/2006/customXml" ds:itemID="{FB53BB93-97CA-4E32-A02C-FC584078AA3D}">
   <ds:schemaRefs>
     <ds:schemaRef ds:uri="http://schemas.openxmlformats.org/officeDocument/2006/bibliography"/>
   </ds:schemaRefs>

--- a/public/templates/contracts/template.docx
+++ b/public/templates/contracts/template.docx
@@ -398,7 +398,15 @@
           <w:sz w:val="24"/>
           <w:szCs w:val="24"/>
         </w:rPr>
-        <w:t>Хөдөлмөрийн нөхцөл: ___WORK_CONDITIONS___</w:t>
+        <w:t xml:space="preserve">Хөдөлмөрийн нөхцөл: </w:t>
+      </w:r>
+      <w:r>
+        <w:rPr>
+          <w:rFonts w:ascii="Times New Roman" w:hAnsi="Times New Roman" w:cs="Times New Roman"/>
+          <w:sz w:val="24"/>
+          <w:szCs w:val="24"/>
+        </w:rPr>
+        <w:t>___WORK_CONDITIONS___</w:t>
       </w:r>
     </w:p>
     <w:p>
@@ -453,6 +461,136 @@
           <w:szCs w:val="24"/>
         </w:rPr>
         <w:t>Бусад хангамж: ___BENEFITS___</w:t>
+      </w:r>
+    </w:p>
+    <w:p>
+      <w:pPr>
+        <w:spacing w:after="0"/>
+        <w:jc w:val="both"/>
+        <w:rPr>
+          <w:rFonts w:ascii="Times New Roman" w:hAnsi="Times New Roman" w:cs="Times New Roman"/>
+          <w:sz w:val="24"/>
+          <w:szCs w:val="24"/>
+        </w:rPr>
+      </w:pPr>
+      <w:r>
+        <w:rPr>
+          <w:rFonts w:ascii="Times New Roman" w:hAnsi="Times New Roman" w:cs="Times New Roman"/>
+          <w:sz w:val="24"/>
+          <w:szCs w:val="24"/>
+        </w:rPr>
+        <w:t xml:space="preserve">1.2.7. </w:t>
+      </w:r>
+      <w:r>
+        <w:rPr>
+          <w:rFonts w:ascii="Times New Roman" w:hAnsi="Times New Roman" w:cs="Times New Roman"/>
+          <w:sz w:val="24"/>
+          <w:szCs w:val="24"/>
+        </w:rPr>
+        <w:t xml:space="preserve">Ажлын цаг: </w:t>
+      </w:r>
+      <w:r>
+        <w:rPr>
+          <w:rFonts w:ascii="Times New Roman" w:hAnsi="Times New Roman" w:cs="Times New Roman"/>
+          <w:sz w:val="24"/>
+          <w:szCs w:val="24"/>
+        </w:rPr>
+        <w:t>___WORK_SCHEDULE___</w:t>
+      </w:r>
+    </w:p>
+    <w:p>
+      <w:pPr>
+        <w:spacing w:after="0"/>
+        <w:jc w:val="both"/>
+        <w:rPr>
+          <w:rFonts w:ascii="Times New Roman" w:hAnsi="Times New Roman" w:cs="Times New Roman"/>
+          <w:sz w:val="24"/>
+          <w:szCs w:val="24"/>
+        </w:rPr>
+      </w:pPr>
+      <w:r>
+        <w:rPr>
+          <w:rFonts w:ascii="Times New Roman" w:hAnsi="Times New Roman" w:cs="Times New Roman"/>
+          <w:sz w:val="24"/>
+          <w:szCs w:val="24"/>
+        </w:rPr>
+        <w:t xml:space="preserve">1.2.8. </w:t>
+      </w:r>
+      <w:r>
+        <w:rPr>
+          <w:rFonts w:ascii="Times New Roman" w:hAnsi="Times New Roman" w:cs="Times New Roman"/>
+          <w:sz w:val="24"/>
+          <w:szCs w:val="24"/>
+        </w:rPr>
+        <w:t>Гэрээний хугацаа: ___CONTRACT_DURATION___</w:t>
+      </w:r>
+    </w:p>
+    <w:p>
+      <w:pPr>
+        <w:spacing w:after="0"/>
+        <w:jc w:val="both"/>
+        <w:rPr>
+          <w:rFonts w:ascii="Times New Roman" w:hAnsi="Times New Roman" w:cs="Times New Roman"/>
+          <w:sz w:val="24"/>
+          <w:szCs w:val="24"/>
+        </w:rPr>
+      </w:pPr>
+      <w:r>
+        <w:rPr>
+          <w:rFonts w:ascii="Times New Roman" w:hAnsi="Times New Roman" w:cs="Times New Roman"/>
+          <w:sz w:val="24"/>
+          <w:szCs w:val="24"/>
+        </w:rPr>
+        <w:t xml:space="preserve">1.2.9. </w:t>
+      </w:r>
+      <w:r>
+        <w:rPr>
+          <w:rFonts w:ascii="Times New Roman" w:hAnsi="Times New Roman" w:cs="Times New Roman"/>
+          <w:sz w:val="24"/>
+          <w:szCs w:val="24"/>
+          <w:lang w:val="mn-MN"/>
+        </w:rPr>
+        <w:t>Гэрээний төрөл: ___CONTRACT_TYPE___</w:t>
+      </w:r>
+    </w:p>
+    <w:p>
+      <w:pPr>
+        <w:spacing w:after="0"/>
+        <w:jc w:val="both"/>
+        <w:rPr>
+          <w:rFonts w:ascii="Times New Roman" w:hAnsi="Times New Roman" w:cs="Times New Roman"/>
+          <w:sz w:val="24"/>
+          <w:szCs w:val="24"/>
+        </w:rPr>
+      </w:pPr>
+      <w:r>
+        <w:rPr>
+          <w:rFonts w:ascii="Times New Roman" w:hAnsi="Times New Roman" w:cs="Times New Roman"/>
+          <w:sz w:val="24"/>
+          <w:szCs w:val="24"/>
+        </w:rPr>
+        <w:t>1.3. Ажил олгогчтой байгуулсан ажилтны Эд хөрөнгийн бүрэн хариуцлагын гэрээ /1 дүгээр хавсралт/, ажлын байрны тодорхойлолт /2 дугаар хавсралт/, нууцын баталгаа /3 дугаар хавсралт/ нь энэхүү гэрээний салшгүй хэсэг болно.</w:t>
+      </w:r>
+    </w:p>
+    <w:p>
+      <w:pPr>
+        <w:spacing w:after="0"/>
+        <w:jc w:val="center"/>
+        <w:rPr>
+          <w:rFonts w:ascii="Times New Roman" w:hAnsi="Times New Roman" w:cs="Times New Roman"/>
+          <w:b/>
+          <w:sz w:val="24"/>
+          <w:szCs w:val="24"/>
+        </w:rPr>
+      </w:pPr>
+      <w:r>
+        <w:rPr>
+          <w:rFonts w:ascii="Times New Roman" w:hAnsi="Times New Roman" w:cs="Times New Roman"/>
+          <w:b/>
+          <w:sz w:val="24"/>
+          <w:szCs w:val="24"/>
+        </w:rPr>
+        <w:t>Хоёр. Ажил олгогчийн эрх, үүрэг</w:t>
       </w:r>
       <w:bookmarkStart w:id="0" w:name="_GoBack"/>
       <w:bookmarkEnd w:id="0"/>
@@ -473,69 +611,548 @@
           <w:sz w:val="24"/>
           <w:szCs w:val="24"/>
         </w:rPr>
-        <w:t xml:space="preserve">1.2.7. </w:t>
-      </w:r>
-      <w:r>
-        <w:rPr>
-          <w:rFonts w:ascii="Times New Roman" w:hAnsi="Times New Roman" w:cs="Times New Roman"/>
-          <w:sz w:val="24"/>
-          <w:szCs w:val="24"/>
-        </w:rPr>
-        <w:t xml:space="preserve">Ажлын цаг: </w:t>
-      </w:r>
-      <w:r>
-        <w:rPr>
-          <w:rFonts w:ascii="Times New Roman" w:hAnsi="Times New Roman" w:cs="Times New Roman"/>
-          <w:sz w:val="24"/>
-          <w:szCs w:val="24"/>
-        </w:rPr>
-        <w:t>___CONTRACT_TYPE___</w:t>
-      </w:r>
-    </w:p>
-    <w:p>
-      <w:pPr>
-        <w:spacing w:after="0"/>
-        <w:jc w:val="both"/>
-        <w:rPr>
-          <w:rFonts w:ascii="Times New Roman" w:hAnsi="Times New Roman" w:cs="Times New Roman"/>
-          <w:sz w:val="24"/>
-          <w:szCs w:val="24"/>
-        </w:rPr>
-      </w:pPr>
-      <w:r>
-        <w:rPr>
-          <w:rFonts w:ascii="Times New Roman" w:hAnsi="Times New Roman" w:cs="Times New Roman"/>
-          <w:sz w:val="24"/>
-          <w:szCs w:val="24"/>
-        </w:rPr>
-        <w:t xml:space="preserve">1.2.8. </w:t>
-      </w:r>
-      <w:r>
-        <w:rPr>
-          <w:rFonts w:ascii="Times New Roman" w:hAnsi="Times New Roman" w:cs="Times New Roman"/>
-          <w:sz w:val="24"/>
-          <w:szCs w:val="24"/>
-        </w:rPr>
-        <w:t>Гэрээний хугацаа: ___CONTRACT_DURATION___</w:t>
-      </w:r>
-    </w:p>
-    <w:p>
-      <w:pPr>
-        <w:spacing w:after="0"/>
-        <w:jc w:val="both"/>
-        <w:rPr>
-          <w:rFonts w:ascii="Times New Roman" w:hAnsi="Times New Roman" w:cs="Times New Roman"/>
-          <w:sz w:val="24"/>
-          <w:szCs w:val="24"/>
-        </w:rPr>
-      </w:pPr>
-      <w:r>
-        <w:rPr>
-          <w:rFonts w:ascii="Times New Roman" w:hAnsi="Times New Roman" w:cs="Times New Roman"/>
-          <w:sz w:val="24"/>
-          <w:szCs w:val="24"/>
-        </w:rPr>
-        <w:t>1.3. Ажил олгогчтой байгуулсан ажилтны Эд хөрөнгийн бүрэн хариуцлагын гэрээ /1 дүгээр хавсралт/, ажлын байрны тодорхойлолт /2 дугаар хавсралт/, нууцын баталгаа /3 дугаар хавсралт/ нь энэхүү гэрээний салшгүй хэсэг болно.</w:t>
+        <w:t>2.1. Ажил олгогч нь дараах эрх эдэлж, үүрэг хүлээнэ:</w:t>
+      </w:r>
+    </w:p>
+    <w:p>
+      <w:pPr>
+        <w:spacing w:after="0"/>
+        <w:jc w:val="both"/>
+        <w:rPr>
+          <w:rFonts w:ascii="Times New Roman" w:hAnsi="Times New Roman" w:cs="Times New Roman"/>
+          <w:sz w:val="24"/>
+          <w:szCs w:val="24"/>
+        </w:rPr>
+      </w:pPr>
+      <w:r>
+        <w:rPr>
+          <w:rFonts w:ascii="Times New Roman" w:hAnsi="Times New Roman" w:cs="Times New Roman"/>
+          <w:sz w:val="24"/>
+          <w:szCs w:val="24"/>
+        </w:rPr>
+        <w:t xml:space="preserve">2.1.1. </w:t>
+      </w:r>
+      <w:r>
+        <w:rPr>
+          <w:rFonts w:ascii="Times New Roman" w:hAnsi="Times New Roman" w:cs="Times New Roman"/>
+          <w:sz w:val="24"/>
+          <w:szCs w:val="24"/>
+          <w:lang w:val="mn-MN"/>
+        </w:rPr>
+        <w:t>Х</w:t>
+      </w:r>
+      <w:r>
+        <w:rPr>
+          <w:rFonts w:ascii="Times New Roman" w:hAnsi="Times New Roman" w:cs="Times New Roman"/>
+          <w:sz w:val="24"/>
+          <w:szCs w:val="24"/>
+        </w:rPr>
+        <w:t>өдөлмөрийн аюулгүй байдал, эрүүл ахуйн нийтлэг журмыг баримтлан ажилтныг ажиллах нөхцөлөөр хангах;</w:t>
+      </w:r>
+    </w:p>
+    <w:p>
+      <w:pPr>
+        <w:spacing w:after="0"/>
+        <w:jc w:val="both"/>
+        <w:rPr>
+          <w:rFonts w:ascii="Times New Roman" w:hAnsi="Times New Roman" w:cs="Times New Roman"/>
+          <w:sz w:val="24"/>
+          <w:szCs w:val="24"/>
+        </w:rPr>
+      </w:pPr>
+      <w:r>
+        <w:rPr>
+          <w:rFonts w:ascii="Times New Roman" w:hAnsi="Times New Roman" w:cs="Times New Roman"/>
+          <w:sz w:val="24"/>
+          <w:szCs w:val="24"/>
+        </w:rPr>
+        <w:t xml:space="preserve">2.1.2. </w:t>
+      </w:r>
+      <w:r>
+        <w:rPr>
+          <w:rFonts w:ascii="Times New Roman" w:hAnsi="Times New Roman" w:cs="Times New Roman"/>
+          <w:sz w:val="24"/>
+          <w:szCs w:val="24"/>
+          <w:lang w:val="mn-MN"/>
+        </w:rPr>
+        <w:t>А</w:t>
+      </w:r>
+      <w:r>
+        <w:rPr>
+          <w:rFonts w:ascii="Times New Roman" w:hAnsi="Times New Roman" w:cs="Times New Roman"/>
+          <w:sz w:val="24"/>
+          <w:szCs w:val="24"/>
+        </w:rPr>
+        <w:t>жилтан албан үүргээ гүйцэтгэхэд нь шаардлагатай өрөө тасалгаа, техник хэрэгсэл, тоног төхөөрөмж, материал, ажил үүргийн онцлогт нь тохирсон эд хөрөнгөөр хангах;</w:t>
+      </w:r>
+    </w:p>
+    <w:p>
+      <w:pPr>
+        <w:spacing w:after="0"/>
+        <w:jc w:val="both"/>
+        <w:rPr>
+          <w:rFonts w:ascii="Times New Roman" w:hAnsi="Times New Roman" w:cs="Times New Roman"/>
+          <w:sz w:val="24"/>
+          <w:szCs w:val="24"/>
+        </w:rPr>
+      </w:pPr>
+      <w:r>
+        <w:rPr>
+          <w:rFonts w:ascii="Times New Roman" w:hAnsi="Times New Roman" w:cs="Times New Roman"/>
+          <w:sz w:val="24"/>
+          <w:szCs w:val="24"/>
+        </w:rPr>
+        <w:t xml:space="preserve">2.1.3. </w:t>
+      </w:r>
+      <w:r>
+        <w:rPr>
+          <w:rFonts w:ascii="Times New Roman" w:hAnsi="Times New Roman" w:cs="Times New Roman"/>
+          <w:sz w:val="24"/>
+          <w:szCs w:val="24"/>
+          <w:lang w:val="mn-MN"/>
+        </w:rPr>
+        <w:t>С</w:t>
+      </w:r>
+      <w:r>
+        <w:rPr>
+          <w:rFonts w:ascii="Times New Roman" w:hAnsi="Times New Roman" w:cs="Times New Roman"/>
+          <w:sz w:val="24"/>
+          <w:szCs w:val="24"/>
+        </w:rPr>
+        <w:t>анхүү, нягтлан бодох бүртгэлийн асуудал хариуцсан нэгж ажилтанд эд хөрөнгийг хүлээлгэн өгч, эд хөрөнгийн ашиглалтын бүртгэл үйлдэх;</w:t>
+      </w:r>
+    </w:p>
+    <w:p>
+      <w:pPr>
+        <w:spacing w:after="0"/>
+        <w:jc w:val="both"/>
+        <w:rPr>
+          <w:rFonts w:ascii="Times New Roman" w:hAnsi="Times New Roman" w:cs="Times New Roman"/>
+          <w:sz w:val="24"/>
+          <w:szCs w:val="24"/>
+        </w:rPr>
+      </w:pPr>
+      <w:r>
+        <w:rPr>
+          <w:rFonts w:ascii="Times New Roman" w:hAnsi="Times New Roman" w:cs="Times New Roman"/>
+          <w:sz w:val="24"/>
+          <w:szCs w:val="24"/>
+        </w:rPr>
+        <w:t xml:space="preserve">2.1.4. </w:t>
+      </w:r>
+      <w:r>
+        <w:rPr>
+          <w:rFonts w:ascii="Times New Roman" w:hAnsi="Times New Roman" w:cs="Times New Roman"/>
+          <w:sz w:val="24"/>
+          <w:szCs w:val="24"/>
+          <w:lang w:val="mn-MN"/>
+        </w:rPr>
+        <w:t>А</w:t>
+      </w:r>
+      <w:r>
+        <w:rPr>
+          <w:rFonts w:ascii="Times New Roman" w:hAnsi="Times New Roman" w:cs="Times New Roman"/>
+          <w:sz w:val="24"/>
+          <w:szCs w:val="24"/>
+        </w:rPr>
+        <w:t>жилтны хөдөлмөрийн үйл ажиллагааг оновчтой зохион байгуулж, ажилтанд үндсэн цалин, нэмэгдэл хөлс, нэмэгдэл, тэтгэмж, тусламж, нөхөн олговрыг хамтын гэрээ, хөдөлмөрийн дотоод журмын дагуу олгох;</w:t>
+      </w:r>
+    </w:p>
+    <w:p>
+      <w:pPr>
+        <w:spacing w:after="0"/>
+        <w:jc w:val="both"/>
+        <w:rPr>
+          <w:rFonts w:ascii="Times New Roman" w:hAnsi="Times New Roman" w:cs="Times New Roman"/>
+          <w:sz w:val="24"/>
+          <w:szCs w:val="24"/>
+        </w:rPr>
+      </w:pPr>
+      <w:r>
+        <w:rPr>
+          <w:rFonts w:ascii="Times New Roman" w:hAnsi="Times New Roman" w:cs="Times New Roman"/>
+          <w:sz w:val="24"/>
+          <w:szCs w:val="24"/>
+        </w:rPr>
+        <w:t xml:space="preserve">2.1.5. </w:t>
+      </w:r>
+      <w:r>
+        <w:rPr>
+          <w:rFonts w:ascii="Times New Roman" w:hAnsi="Times New Roman" w:cs="Times New Roman"/>
+          <w:sz w:val="24"/>
+          <w:szCs w:val="24"/>
+          <w:lang w:val="mn-MN"/>
+        </w:rPr>
+        <w:t>А</w:t>
+      </w:r>
+      <w:r>
+        <w:rPr>
+          <w:rFonts w:ascii="Times New Roman" w:hAnsi="Times New Roman" w:cs="Times New Roman"/>
+          <w:sz w:val="24"/>
+          <w:szCs w:val="24"/>
+        </w:rPr>
+        <w:t>жилтан эрхэлсэн ажилдаа идэвх санаачилгатай, оновчтой шийдэл гаргаж, үр бүтээлтэй ажилласан тохиолдолд холбогдох журмын дагуу шагнал, урамшуулал олгох;</w:t>
+      </w:r>
+    </w:p>
+    <w:p>
+      <w:pPr>
+        <w:spacing w:after="0"/>
+        <w:jc w:val="both"/>
+        <w:rPr>
+          <w:rFonts w:ascii="Times New Roman" w:hAnsi="Times New Roman" w:cs="Times New Roman"/>
+          <w:sz w:val="24"/>
+          <w:szCs w:val="24"/>
+        </w:rPr>
+      </w:pPr>
+      <w:r>
+        <w:rPr>
+          <w:rFonts w:ascii="Times New Roman" w:hAnsi="Times New Roman" w:cs="Times New Roman"/>
+          <w:sz w:val="24"/>
+          <w:szCs w:val="24"/>
+        </w:rPr>
+        <w:t xml:space="preserve">2.1.6. </w:t>
+      </w:r>
+      <w:r>
+        <w:rPr>
+          <w:rFonts w:ascii="Times New Roman" w:hAnsi="Times New Roman" w:cs="Times New Roman"/>
+          <w:sz w:val="24"/>
+          <w:szCs w:val="24"/>
+          <w:lang w:val="mn-MN"/>
+        </w:rPr>
+        <w:t>А</w:t>
+      </w:r>
+      <w:r>
+        <w:rPr>
+          <w:rFonts w:ascii="Times New Roman" w:hAnsi="Times New Roman" w:cs="Times New Roman"/>
+          <w:sz w:val="24"/>
+          <w:szCs w:val="24"/>
+        </w:rPr>
+        <w:t>жилтны цалин хөлсийг сард хоёр удаа мөнгөн хэлбэрээр олгох;</w:t>
+      </w:r>
+    </w:p>
+    <w:p>
+      <w:pPr>
+        <w:spacing w:after="0"/>
+        <w:jc w:val="both"/>
+        <w:rPr>
+          <w:rFonts w:ascii="Times New Roman" w:hAnsi="Times New Roman" w:cs="Times New Roman"/>
+          <w:sz w:val="24"/>
+          <w:szCs w:val="24"/>
+        </w:rPr>
+      </w:pPr>
+      <w:r>
+        <w:rPr>
+          <w:rFonts w:ascii="Times New Roman" w:hAnsi="Times New Roman" w:cs="Times New Roman"/>
+          <w:sz w:val="24"/>
+          <w:szCs w:val="24"/>
+        </w:rPr>
+        <w:t xml:space="preserve">2.1.7. </w:t>
+      </w:r>
+      <w:r>
+        <w:rPr>
+          <w:rFonts w:ascii="Times New Roman" w:hAnsi="Times New Roman" w:cs="Times New Roman"/>
+          <w:sz w:val="24"/>
+          <w:szCs w:val="24"/>
+          <w:lang w:val="mn-MN"/>
+        </w:rPr>
+        <w:t>И</w:t>
+      </w:r>
+      <w:r>
+        <w:rPr>
+          <w:rFonts w:ascii="Times New Roman" w:hAnsi="Times New Roman" w:cs="Times New Roman"/>
+          <w:sz w:val="24"/>
+          <w:szCs w:val="24"/>
+        </w:rPr>
+        <w:t>лүү цагаар болон шөнийн цагаар ажилласан ажилтныг нөхөн амруулаагүй бол холбогдох хууль тогтоомж, журмын дагуу түүнд цалин хөлс олгох;</w:t>
+      </w:r>
+    </w:p>
+    <w:p>
+      <w:pPr>
+        <w:spacing w:after="0"/>
+        <w:jc w:val="both"/>
+        <w:rPr>
+          <w:rFonts w:ascii="Times New Roman" w:hAnsi="Times New Roman" w:cs="Times New Roman"/>
+          <w:sz w:val="24"/>
+          <w:szCs w:val="24"/>
+        </w:rPr>
+      </w:pPr>
+      <w:r>
+        <w:rPr>
+          <w:rFonts w:ascii="Times New Roman" w:hAnsi="Times New Roman" w:cs="Times New Roman"/>
+          <w:sz w:val="24"/>
+          <w:szCs w:val="24"/>
+        </w:rPr>
+        <w:lastRenderedPageBreak/>
+        <w:t xml:space="preserve">2.1.8. </w:t>
+      </w:r>
+      <w:r>
+        <w:rPr>
+          <w:rFonts w:ascii="Times New Roman" w:hAnsi="Times New Roman" w:cs="Times New Roman"/>
+          <w:sz w:val="24"/>
+          <w:szCs w:val="24"/>
+          <w:lang w:val="mn-MN"/>
+        </w:rPr>
+        <w:t>К</w:t>
+      </w:r>
+      <w:r>
+        <w:rPr>
+          <w:rFonts w:ascii="Times New Roman" w:hAnsi="Times New Roman" w:cs="Times New Roman"/>
+          <w:sz w:val="24"/>
+          <w:szCs w:val="24"/>
+        </w:rPr>
+        <w:t>омпанийн үйлдвэрлэлийн үйл ажиллагаа доголдож, сул зогсолт гарвал түүнийг сул зогсоох, ажилтантай тохиролцсоны үндсэн дээр өөр ажилд шилжүүлэн ажиллуулах;</w:t>
+      </w:r>
+    </w:p>
+    <w:p>
+      <w:pPr>
+        <w:spacing w:after="0"/>
+        <w:jc w:val="both"/>
+        <w:rPr>
+          <w:rFonts w:ascii="Times New Roman" w:hAnsi="Times New Roman" w:cs="Times New Roman"/>
+          <w:sz w:val="24"/>
+          <w:szCs w:val="24"/>
+        </w:rPr>
+      </w:pPr>
+      <w:r>
+        <w:rPr>
+          <w:rFonts w:ascii="Times New Roman" w:hAnsi="Times New Roman" w:cs="Times New Roman"/>
+          <w:sz w:val="24"/>
+          <w:szCs w:val="24"/>
+        </w:rPr>
+        <w:t xml:space="preserve">2.1.9. </w:t>
+      </w:r>
+      <w:r>
+        <w:rPr>
+          <w:rFonts w:ascii="Times New Roman" w:hAnsi="Times New Roman" w:cs="Times New Roman"/>
+          <w:sz w:val="24"/>
+          <w:szCs w:val="24"/>
+          <w:lang w:val="mn-MN"/>
+        </w:rPr>
+        <w:t>А</w:t>
+      </w:r>
+      <w:r>
+        <w:rPr>
+          <w:rFonts w:ascii="Times New Roman" w:hAnsi="Times New Roman" w:cs="Times New Roman"/>
+          <w:sz w:val="24"/>
+          <w:szCs w:val="24"/>
+        </w:rPr>
+        <w:t>жил олгогчийн шийдвэрээр ажилтан үндсэн ажлынхаа зэрэгцээ мэргэжил, албан тушаал хавсран буюу хослон гүйцэтгэсэн тохиолдолд холбогдох хууль тогтоомж, журмын дагуу нэмэгдэл хөлс олгох;</w:t>
+      </w:r>
+    </w:p>
+    <w:p>
+      <w:pPr>
+        <w:spacing w:after="0"/>
+        <w:jc w:val="both"/>
+        <w:rPr>
+          <w:rFonts w:ascii="Times New Roman" w:hAnsi="Times New Roman" w:cs="Times New Roman"/>
+          <w:sz w:val="24"/>
+          <w:szCs w:val="24"/>
+        </w:rPr>
+      </w:pPr>
+      <w:r>
+        <w:rPr>
+          <w:rFonts w:ascii="Times New Roman" w:hAnsi="Times New Roman" w:cs="Times New Roman"/>
+          <w:sz w:val="24"/>
+          <w:szCs w:val="24"/>
+        </w:rPr>
+        <w:t xml:space="preserve">2.1.10. </w:t>
+      </w:r>
+      <w:r>
+        <w:rPr>
+          <w:rFonts w:ascii="Times New Roman" w:hAnsi="Times New Roman" w:cs="Times New Roman"/>
+          <w:sz w:val="24"/>
+          <w:szCs w:val="24"/>
+          <w:lang w:val="mn-MN"/>
+        </w:rPr>
+        <w:t>А</w:t>
+      </w:r>
+      <w:r>
+        <w:rPr>
+          <w:rFonts w:ascii="Times New Roman" w:hAnsi="Times New Roman" w:cs="Times New Roman"/>
+          <w:sz w:val="24"/>
+          <w:szCs w:val="24"/>
+        </w:rPr>
+        <w:t>жилтныг хууль тогтоомжийн дагуу нийгмийн болон эрүүл мэндийн даатгалд хамруулах;</w:t>
+      </w:r>
+    </w:p>
+    <w:p>
+      <w:pPr>
+        <w:spacing w:after="0"/>
+        <w:jc w:val="both"/>
+        <w:rPr>
+          <w:rFonts w:ascii="Times New Roman" w:hAnsi="Times New Roman" w:cs="Times New Roman"/>
+          <w:sz w:val="24"/>
+          <w:szCs w:val="24"/>
+        </w:rPr>
+      </w:pPr>
+      <w:r>
+        <w:rPr>
+          <w:rFonts w:ascii="Times New Roman" w:hAnsi="Times New Roman" w:cs="Times New Roman"/>
+          <w:sz w:val="24"/>
+          <w:szCs w:val="24"/>
+        </w:rPr>
+        <w:t xml:space="preserve">2.1.11. </w:t>
+      </w:r>
+      <w:r>
+        <w:rPr>
+          <w:rFonts w:ascii="Times New Roman" w:hAnsi="Times New Roman" w:cs="Times New Roman"/>
+          <w:sz w:val="24"/>
+          <w:szCs w:val="24"/>
+          <w:lang w:val="mn-MN"/>
+        </w:rPr>
+        <w:t>А</w:t>
+      </w:r>
+      <w:r>
+        <w:rPr>
+          <w:rFonts w:ascii="Times New Roman" w:hAnsi="Times New Roman" w:cs="Times New Roman"/>
+          <w:sz w:val="24"/>
+          <w:szCs w:val="24"/>
+        </w:rPr>
+        <w:t>жилтны боловсрол, мэргэжил, мэргэшлийн түвшин, ур чадварыг дээшлүүлэх сургалт болон бусад арга хэмжээнд хамруулах, оролцох боломжийг нь бүрдүүлэхэд анхаарч, дэмжлэг үзүүлэх;</w:t>
+      </w:r>
+    </w:p>
+    <w:p>
+      <w:pPr>
+        <w:spacing w:after="0"/>
+        <w:jc w:val="both"/>
+        <w:rPr>
+          <w:rFonts w:ascii="Times New Roman" w:hAnsi="Times New Roman" w:cs="Times New Roman"/>
+          <w:sz w:val="24"/>
+          <w:szCs w:val="24"/>
+        </w:rPr>
+      </w:pPr>
+      <w:r>
+        <w:rPr>
+          <w:rFonts w:ascii="Times New Roman" w:hAnsi="Times New Roman" w:cs="Times New Roman"/>
+          <w:sz w:val="24"/>
+          <w:szCs w:val="24"/>
+        </w:rPr>
+        <w:t xml:space="preserve">2.1.12. </w:t>
+      </w:r>
+      <w:r>
+        <w:rPr>
+          <w:rFonts w:ascii="Times New Roman" w:hAnsi="Times New Roman" w:cs="Times New Roman"/>
+          <w:sz w:val="24"/>
+          <w:szCs w:val="24"/>
+          <w:lang w:val="mn-MN"/>
+        </w:rPr>
+        <w:t>А</w:t>
+      </w:r>
+      <w:r>
+        <w:rPr>
+          <w:rFonts w:ascii="Times New Roman" w:hAnsi="Times New Roman" w:cs="Times New Roman"/>
+          <w:sz w:val="24"/>
+          <w:szCs w:val="24"/>
+        </w:rPr>
+        <w:t>жилтны мэргэжил, мэргэшлийн мэдлэг, ур чадварын түвшин тогтоох, ажлын гүйцэтгэлийг үнэлэх ажлыг холбогдох журмын дагуу зохион байгуулах;</w:t>
+      </w:r>
+    </w:p>
+    <w:p>
+      <w:pPr>
+        <w:spacing w:after="0"/>
+        <w:jc w:val="both"/>
+        <w:rPr>
+          <w:rFonts w:ascii="Times New Roman" w:hAnsi="Times New Roman" w:cs="Times New Roman"/>
+          <w:sz w:val="24"/>
+          <w:szCs w:val="24"/>
+        </w:rPr>
+      </w:pPr>
+      <w:r>
+        <w:rPr>
+          <w:rFonts w:ascii="Times New Roman" w:hAnsi="Times New Roman" w:cs="Times New Roman"/>
+          <w:sz w:val="24"/>
+          <w:szCs w:val="24"/>
+        </w:rPr>
+        <w:t xml:space="preserve">2.1.13. </w:t>
+      </w:r>
+      <w:r>
+        <w:rPr>
+          <w:rFonts w:ascii="Times New Roman" w:hAnsi="Times New Roman" w:cs="Times New Roman"/>
+          <w:sz w:val="24"/>
+          <w:szCs w:val="24"/>
+          <w:lang w:val="mn-MN"/>
+        </w:rPr>
+        <w:t>А</w:t>
+      </w:r>
+      <w:r>
+        <w:rPr>
+          <w:rFonts w:ascii="Times New Roman" w:hAnsi="Times New Roman" w:cs="Times New Roman"/>
+          <w:sz w:val="24"/>
+          <w:szCs w:val="24"/>
+        </w:rPr>
+        <w:t>жилтны ар гэр, амьдралд гачигдал тохиолдох, хүндэтгэн үзэх шалтгаан бий болсон нөхцөлд холбогдох хууль тогтоомж, дүрэм, журмын дагуу тэтгэмж, тусламж олгох;</w:t>
+      </w:r>
+    </w:p>
+    <w:p>
+      <w:pPr>
+        <w:spacing w:after="0"/>
+        <w:jc w:val="both"/>
+        <w:rPr>
+          <w:rFonts w:ascii="Times New Roman" w:hAnsi="Times New Roman" w:cs="Times New Roman"/>
+          <w:sz w:val="24"/>
+          <w:szCs w:val="24"/>
+        </w:rPr>
+      </w:pPr>
+      <w:r>
+        <w:rPr>
+          <w:rFonts w:ascii="Times New Roman" w:hAnsi="Times New Roman" w:cs="Times New Roman"/>
+          <w:sz w:val="24"/>
+          <w:szCs w:val="24"/>
+        </w:rPr>
+        <w:t xml:space="preserve">2.1.14. </w:t>
+      </w:r>
+      <w:r>
+        <w:rPr>
+          <w:rFonts w:ascii="Times New Roman" w:hAnsi="Times New Roman" w:cs="Times New Roman"/>
+          <w:sz w:val="24"/>
+          <w:szCs w:val="24"/>
+          <w:lang w:val="mn-MN"/>
+        </w:rPr>
+        <w:t>А</w:t>
+      </w:r>
+      <w:r>
+        <w:rPr>
+          <w:rFonts w:ascii="Times New Roman" w:hAnsi="Times New Roman" w:cs="Times New Roman"/>
+          <w:sz w:val="24"/>
+          <w:szCs w:val="24"/>
+        </w:rPr>
+        <w:t>жилтны үйл ажиллагааг хагас, бүтэн жилээр төлөвлөж гүйцэтгэлийг хагас бүтэн жил тутам дүгнэ;</w:t>
+      </w:r>
+    </w:p>
+    <w:p>
+      <w:pPr>
+        <w:spacing w:after="0"/>
+        <w:jc w:val="both"/>
+        <w:rPr>
+          <w:rFonts w:ascii="Times New Roman" w:hAnsi="Times New Roman" w:cs="Times New Roman"/>
+          <w:sz w:val="24"/>
+          <w:szCs w:val="24"/>
+        </w:rPr>
+      </w:pPr>
+      <w:r>
+        <w:rPr>
+          <w:rFonts w:ascii="Times New Roman" w:hAnsi="Times New Roman" w:cs="Times New Roman"/>
+          <w:sz w:val="24"/>
+          <w:szCs w:val="24"/>
+        </w:rPr>
+        <w:t xml:space="preserve">2.1.15. </w:t>
+      </w:r>
+      <w:r>
+        <w:rPr>
+          <w:rFonts w:ascii="Times New Roman" w:hAnsi="Times New Roman" w:cs="Times New Roman"/>
+          <w:sz w:val="24"/>
+          <w:szCs w:val="24"/>
+          <w:lang w:val="mn-MN"/>
+        </w:rPr>
+        <w:t>Х</w:t>
+      </w:r>
+      <w:r>
+        <w:rPr>
+          <w:rFonts w:ascii="Times New Roman" w:hAnsi="Times New Roman" w:cs="Times New Roman"/>
+          <w:sz w:val="24"/>
+          <w:szCs w:val="24"/>
+        </w:rPr>
+        <w:t>ууль тогтоомж болон компанийн дотоод үйл ажиллагаандаа мөрдөж байгаа дүрэм, журамд заасан бусад эрх, үүрэг.</w:t>
       </w:r>
     </w:p>
     <w:p>
@@ -556,45 +1173,45 @@
           <w:sz w:val="24"/>
           <w:szCs w:val="24"/>
         </w:rPr>
-        <w:t>Хоёр. Ажил олгогчийн эрх, үүрэг</w:t>
-      </w:r>
-    </w:p>
-    <w:p>
-      <w:pPr>
-        <w:spacing w:after="0"/>
-        <w:jc w:val="both"/>
-        <w:rPr>
-          <w:rFonts w:ascii="Times New Roman" w:hAnsi="Times New Roman" w:cs="Times New Roman"/>
-          <w:sz w:val="24"/>
-          <w:szCs w:val="24"/>
-        </w:rPr>
-      </w:pPr>
-      <w:r>
-        <w:rPr>
-          <w:rFonts w:ascii="Times New Roman" w:hAnsi="Times New Roman" w:cs="Times New Roman"/>
-          <w:sz w:val="24"/>
-          <w:szCs w:val="24"/>
-        </w:rPr>
-        <w:t>2.1. Ажил олгогч нь дараах эрх эдэлж, үүрэг хүлээнэ:</w:t>
-      </w:r>
-    </w:p>
-    <w:p>
-      <w:pPr>
-        <w:spacing w:after="0"/>
-        <w:jc w:val="both"/>
-        <w:rPr>
-          <w:rFonts w:ascii="Times New Roman" w:hAnsi="Times New Roman" w:cs="Times New Roman"/>
-          <w:sz w:val="24"/>
-          <w:szCs w:val="24"/>
-        </w:rPr>
-      </w:pPr>
-      <w:r>
-        <w:rPr>
-          <w:rFonts w:ascii="Times New Roman" w:hAnsi="Times New Roman" w:cs="Times New Roman"/>
-          <w:sz w:val="24"/>
-          <w:szCs w:val="24"/>
-        </w:rPr>
-        <w:t xml:space="preserve">2.1.1. </w:t>
+        <w:t>Гурав. Ажилтны эрх, үүрэг</w:t>
+      </w:r>
+    </w:p>
+    <w:p>
+      <w:pPr>
+        <w:spacing w:after="0"/>
+        <w:jc w:val="both"/>
+        <w:rPr>
+          <w:rFonts w:ascii="Times New Roman" w:hAnsi="Times New Roman" w:cs="Times New Roman"/>
+          <w:sz w:val="24"/>
+          <w:szCs w:val="24"/>
+        </w:rPr>
+      </w:pPr>
+      <w:r>
+        <w:rPr>
+          <w:rFonts w:ascii="Times New Roman" w:hAnsi="Times New Roman" w:cs="Times New Roman"/>
+          <w:sz w:val="24"/>
+          <w:szCs w:val="24"/>
+        </w:rPr>
+        <w:t>3.1. Ажилтан нь дараах эрх эдэлж, үүрэг хүлээнэ:</w:t>
+      </w:r>
+    </w:p>
+    <w:p>
+      <w:pPr>
+        <w:spacing w:after="0"/>
+        <w:jc w:val="both"/>
+        <w:rPr>
+          <w:rFonts w:ascii="Times New Roman" w:hAnsi="Times New Roman" w:cs="Times New Roman"/>
+          <w:sz w:val="24"/>
+          <w:szCs w:val="24"/>
+        </w:rPr>
+      </w:pPr>
+      <w:r>
+        <w:rPr>
+          <w:rFonts w:ascii="Times New Roman" w:hAnsi="Times New Roman" w:cs="Times New Roman"/>
+          <w:sz w:val="24"/>
+          <w:szCs w:val="24"/>
+        </w:rPr>
+        <w:t xml:space="preserve">3.1.1. </w:t>
       </w:r>
       <w:r>
         <w:rPr>
@@ -611,26 +1228,98 @@
           <w:sz w:val="24"/>
           <w:szCs w:val="24"/>
         </w:rPr>
-        <w:t>өдөлмөрийн аюулгүй байдал, эрүүл ахуйн нийтлэг журмыг баримтлан ажилтныг ажиллах нөхцөлөөр хангах;</w:t>
-      </w:r>
-    </w:p>
-    <w:p>
-      <w:pPr>
-        <w:spacing w:after="0"/>
-        <w:jc w:val="both"/>
-        <w:rPr>
-          <w:rFonts w:ascii="Times New Roman" w:hAnsi="Times New Roman" w:cs="Times New Roman"/>
-          <w:sz w:val="24"/>
-          <w:szCs w:val="24"/>
-        </w:rPr>
-      </w:pPr>
-      <w:r>
-        <w:rPr>
-          <w:rFonts w:ascii="Times New Roman" w:hAnsi="Times New Roman" w:cs="Times New Roman"/>
-          <w:sz w:val="24"/>
-          <w:szCs w:val="24"/>
-        </w:rPr>
-        <w:t xml:space="preserve">2.1.2. </w:t>
+        <w:t>өдөлмөрийн аюулгүй ажиллагааны болон эрүүл ахуйн шаардлагад нийцсэн хөдөлмөрийн нөхцөлөөр хангуулах;</w:t>
+      </w:r>
+    </w:p>
+    <w:p>
+      <w:pPr>
+        <w:spacing w:after="0"/>
+        <w:jc w:val="both"/>
+        <w:rPr>
+          <w:rFonts w:ascii="Times New Roman" w:hAnsi="Times New Roman" w:cs="Times New Roman"/>
+          <w:sz w:val="24"/>
+          <w:szCs w:val="24"/>
+        </w:rPr>
+      </w:pPr>
+      <w:r>
+        <w:rPr>
+          <w:rFonts w:ascii="Times New Roman" w:hAnsi="Times New Roman" w:cs="Times New Roman"/>
+          <w:sz w:val="24"/>
+          <w:szCs w:val="24"/>
+        </w:rPr>
+        <w:t xml:space="preserve">3.1.2. </w:t>
+      </w:r>
+      <w:r>
+        <w:rPr>
+          <w:rFonts w:ascii="Times New Roman" w:hAnsi="Times New Roman" w:cs="Times New Roman"/>
+          <w:sz w:val="24"/>
+          <w:szCs w:val="24"/>
+          <w:lang w:val="mn-MN"/>
+        </w:rPr>
+        <w:t>Ц</w:t>
+      </w:r>
+      <w:r>
+        <w:rPr>
+          <w:rFonts w:ascii="Times New Roman" w:hAnsi="Times New Roman" w:cs="Times New Roman"/>
+          <w:sz w:val="24"/>
+          <w:szCs w:val="24"/>
+        </w:rPr>
+        <w:t>алин хөлс авах, амрах, хөдөлмөрлөх эрхээ хамгаалах, хамгаалуулах, хууль тогтоомж, журамд заагдсан тэтгэвэр, тэтгэмж авах;</w:t>
+      </w:r>
+    </w:p>
+    <w:p>
+      <w:pPr>
+        <w:spacing w:after="0"/>
+        <w:jc w:val="both"/>
+        <w:rPr>
+          <w:rFonts w:ascii="Times New Roman" w:hAnsi="Times New Roman" w:cs="Times New Roman"/>
+          <w:sz w:val="24"/>
+          <w:szCs w:val="24"/>
+        </w:rPr>
+      </w:pPr>
+      <w:r>
+        <w:rPr>
+          <w:rFonts w:ascii="Times New Roman" w:hAnsi="Times New Roman" w:cs="Times New Roman"/>
+          <w:sz w:val="24"/>
+          <w:szCs w:val="24"/>
+        </w:rPr>
+        <w:t xml:space="preserve">3.1.3. </w:t>
+      </w:r>
+      <w:r>
+        <w:rPr>
+          <w:rFonts w:ascii="Times New Roman" w:hAnsi="Times New Roman" w:cs="Times New Roman"/>
+          <w:sz w:val="24"/>
+          <w:szCs w:val="24"/>
+          <w:lang w:val="mn-MN"/>
+        </w:rPr>
+        <w:t>Х</w:t>
+      </w:r>
+      <w:r>
+        <w:rPr>
+          <w:rFonts w:ascii="Times New Roman" w:hAnsi="Times New Roman" w:cs="Times New Roman"/>
+          <w:sz w:val="24"/>
+          <w:szCs w:val="24"/>
+        </w:rPr>
+        <w:t>ариуцсан ажил, үүрэгтэйгээ шууд холбоотой асуудлаар үзэл бодол, санал хүсэлтээ удирдлагуудад чөлөөтэй илэрхийлэх;</w:t>
+      </w:r>
+    </w:p>
+    <w:p>
+      <w:pPr>
+        <w:spacing w:after="0"/>
+        <w:jc w:val="both"/>
+        <w:rPr>
+          <w:rFonts w:ascii="Times New Roman" w:hAnsi="Times New Roman" w:cs="Times New Roman"/>
+          <w:sz w:val="24"/>
+          <w:szCs w:val="24"/>
+        </w:rPr>
+      </w:pPr>
+      <w:r>
+        <w:rPr>
+          <w:rFonts w:ascii="Times New Roman" w:hAnsi="Times New Roman" w:cs="Times New Roman"/>
+          <w:sz w:val="24"/>
+          <w:szCs w:val="24"/>
+        </w:rPr>
+        <w:t xml:space="preserve">3.1.4. </w:t>
       </w:r>
       <w:r>
         <w:rPr>
@@ -647,26 +1336,452 @@
           <w:sz w:val="24"/>
           <w:szCs w:val="24"/>
         </w:rPr>
-        <w:t>жилтан албан үүргээ гүйцэтгэхэд нь шаардлагатай өрөө тасалгаа, техник хэрэгсэл, тоног төхөөрөмж, материал, ажил үүргийн онцлогт нь тохирсон эд хөрөнгөөр хангах;</w:t>
-      </w:r>
-    </w:p>
-    <w:p>
-      <w:pPr>
-        <w:spacing w:after="0"/>
-        <w:jc w:val="both"/>
-        <w:rPr>
-          <w:rFonts w:ascii="Times New Roman" w:hAnsi="Times New Roman" w:cs="Times New Roman"/>
-          <w:sz w:val="24"/>
-          <w:szCs w:val="24"/>
-        </w:rPr>
-      </w:pPr>
-      <w:r>
-        <w:rPr>
-          <w:rFonts w:ascii="Times New Roman" w:hAnsi="Times New Roman" w:cs="Times New Roman"/>
-          <w:sz w:val="24"/>
-          <w:szCs w:val="24"/>
-        </w:rPr>
-        <w:t xml:space="preserve">2.1.3. </w:t>
+        <w:t>жил үүргээ гүйцэтгэхдээ захирах, захирагдах ёсыг баримтлан бусадтай соёлтой харилцах, ёс зүйн хэм хэмжээг сахих, ашиг сонирхлын зөрчил гаргалгүй ажлын цагийг үр бүтээлтэй ашиглах;</w:t>
+      </w:r>
+    </w:p>
+    <w:p>
+      <w:pPr>
+        <w:spacing w:after="0"/>
+        <w:jc w:val="both"/>
+        <w:rPr>
+          <w:rFonts w:ascii="Times New Roman" w:hAnsi="Times New Roman" w:cs="Times New Roman"/>
+          <w:sz w:val="24"/>
+          <w:szCs w:val="24"/>
+        </w:rPr>
+      </w:pPr>
+      <w:r>
+        <w:rPr>
+          <w:rFonts w:ascii="Times New Roman" w:hAnsi="Times New Roman" w:cs="Times New Roman"/>
+          <w:sz w:val="24"/>
+          <w:szCs w:val="24"/>
+        </w:rPr>
+        <w:t xml:space="preserve">3.1.5. </w:t>
+      </w:r>
+      <w:r>
+        <w:rPr>
+          <w:rFonts w:ascii="Times New Roman" w:hAnsi="Times New Roman" w:cs="Times New Roman"/>
+          <w:sz w:val="24"/>
+          <w:szCs w:val="24"/>
+          <w:lang w:val="mn-MN"/>
+        </w:rPr>
+        <w:t>М</w:t>
+      </w:r>
+      <w:r>
+        <w:rPr>
+          <w:rFonts w:ascii="Times New Roman" w:hAnsi="Times New Roman" w:cs="Times New Roman"/>
+          <w:sz w:val="24"/>
+          <w:szCs w:val="24"/>
+        </w:rPr>
+        <w:t>эдлэг боловсрол, мэргэжлээ байнга дээшлүүлэх, ажлын арга барилаа сайжруулах, энэ гэрээний дагуу гүйцэтгэж байгаа ажил, үүргээ үнэнч шударга, хариуцлагатай гүйцэтгэж, эрхэлсэн ажилдаа идэвх санаачилгатай ажиллах;</w:t>
+      </w:r>
+    </w:p>
+    <w:p>
+      <w:pPr>
+        <w:spacing w:after="0"/>
+        <w:jc w:val="both"/>
+        <w:rPr>
+          <w:rFonts w:ascii="Times New Roman" w:hAnsi="Times New Roman" w:cs="Times New Roman"/>
+          <w:sz w:val="24"/>
+          <w:szCs w:val="24"/>
+        </w:rPr>
+      </w:pPr>
+      <w:r>
+        <w:rPr>
+          <w:rFonts w:ascii="Times New Roman" w:hAnsi="Times New Roman" w:cs="Times New Roman"/>
+          <w:sz w:val="24"/>
+          <w:szCs w:val="24"/>
+        </w:rPr>
+        <w:t xml:space="preserve">3.1.6. </w:t>
+      </w:r>
+      <w:r>
+        <w:rPr>
+          <w:rFonts w:ascii="Times New Roman" w:hAnsi="Times New Roman" w:cs="Times New Roman"/>
+          <w:sz w:val="24"/>
+          <w:szCs w:val="24"/>
+          <w:lang w:val="mn-MN"/>
+        </w:rPr>
+        <w:t>К</w:t>
+      </w:r>
+      <w:r>
+        <w:rPr>
+          <w:rFonts w:ascii="Times New Roman" w:hAnsi="Times New Roman" w:cs="Times New Roman"/>
+          <w:sz w:val="24"/>
+          <w:szCs w:val="24"/>
+        </w:rPr>
+        <w:t>омпанийн эд хөрөнгийг зүй зохистой хэрэглэх, хамгаалах;</w:t>
+      </w:r>
+    </w:p>
+    <w:p>
+      <w:pPr>
+        <w:spacing w:after="0"/>
+        <w:jc w:val="both"/>
+        <w:rPr>
+          <w:rFonts w:ascii="Times New Roman" w:hAnsi="Times New Roman" w:cs="Times New Roman"/>
+          <w:sz w:val="24"/>
+          <w:szCs w:val="24"/>
+        </w:rPr>
+      </w:pPr>
+      <w:r>
+        <w:rPr>
+          <w:rFonts w:ascii="Times New Roman" w:hAnsi="Times New Roman" w:cs="Times New Roman"/>
+          <w:sz w:val="24"/>
+          <w:szCs w:val="24"/>
+        </w:rPr>
+        <w:t xml:space="preserve">3.1.7. </w:t>
+      </w:r>
+      <w:r>
+        <w:rPr>
+          <w:rFonts w:ascii="Times New Roman" w:hAnsi="Times New Roman" w:cs="Times New Roman"/>
+          <w:sz w:val="24"/>
+          <w:szCs w:val="24"/>
+          <w:lang w:val="mn-MN"/>
+        </w:rPr>
+        <w:t>Х</w:t>
+      </w:r>
+      <w:r>
+        <w:rPr>
+          <w:rFonts w:ascii="Times New Roman" w:hAnsi="Times New Roman" w:cs="Times New Roman"/>
+          <w:sz w:val="24"/>
+          <w:szCs w:val="24"/>
+        </w:rPr>
+        <w:t>өдөлмөрийн аюулгүйн ажиллагааны хууль тогтоомж, дүрэм, журмыг чандлан баримтлан ажиллах, бусдын болон өөрийнхөө амь нас, эрүүл мэнд, эд хөрөнгийг хамгаалан ажиллах;</w:t>
+      </w:r>
+    </w:p>
+    <w:p>
+      <w:pPr>
+        <w:spacing w:after="0"/>
+        <w:jc w:val="both"/>
+        <w:rPr>
+          <w:rFonts w:ascii="Times New Roman" w:hAnsi="Times New Roman" w:cs="Times New Roman"/>
+          <w:sz w:val="24"/>
+          <w:szCs w:val="24"/>
+        </w:rPr>
+      </w:pPr>
+      <w:r>
+        <w:rPr>
+          <w:rFonts w:ascii="Times New Roman" w:hAnsi="Times New Roman" w:cs="Times New Roman"/>
+          <w:sz w:val="24"/>
+          <w:szCs w:val="24"/>
+        </w:rPr>
+        <w:t xml:space="preserve">3.1.8. </w:t>
+      </w:r>
+      <w:r>
+        <w:rPr>
+          <w:rFonts w:ascii="Times New Roman" w:hAnsi="Times New Roman" w:cs="Times New Roman"/>
+          <w:sz w:val="24"/>
+          <w:szCs w:val="24"/>
+          <w:lang w:val="mn-MN"/>
+        </w:rPr>
+        <w:t>А</w:t>
+      </w:r>
+      <w:r>
+        <w:rPr>
+          <w:rFonts w:ascii="Times New Roman" w:hAnsi="Times New Roman" w:cs="Times New Roman"/>
+          <w:sz w:val="24"/>
+          <w:szCs w:val="24"/>
+        </w:rPr>
+        <w:t>лбан тушаалын эрх мэдлээ хэтрүүлэн ашиглахгүй, эзэмшиж байгаа өмч хөрөнгийг шамшигдуулах, хувийн хэрэгцээнд хэрэглэхгүй, компани болон хувь хүний нууцад хамаарах мэдээлэл, баримт бичгийг бусдад задруулахгүй байх;</w:t>
+      </w:r>
+    </w:p>
+    <w:p>
+      <w:pPr>
+        <w:spacing w:after="0"/>
+        <w:jc w:val="both"/>
+        <w:rPr>
+          <w:rFonts w:ascii="Times New Roman" w:hAnsi="Times New Roman" w:cs="Times New Roman"/>
+          <w:sz w:val="24"/>
+          <w:szCs w:val="24"/>
+        </w:rPr>
+      </w:pPr>
+      <w:r>
+        <w:rPr>
+          <w:rFonts w:ascii="Times New Roman" w:hAnsi="Times New Roman" w:cs="Times New Roman"/>
+          <w:sz w:val="24"/>
+          <w:szCs w:val="24"/>
+        </w:rPr>
+        <w:t xml:space="preserve">3.1.9. </w:t>
+      </w:r>
+      <w:r>
+        <w:rPr>
+          <w:rFonts w:ascii="Times New Roman" w:hAnsi="Times New Roman" w:cs="Times New Roman"/>
+          <w:sz w:val="24"/>
+          <w:szCs w:val="24"/>
+          <w:lang w:val="mn-MN"/>
+        </w:rPr>
+        <w:t>Ц</w:t>
+      </w:r>
+      <w:r>
+        <w:rPr>
+          <w:rFonts w:ascii="Times New Roman" w:hAnsi="Times New Roman" w:cs="Times New Roman"/>
+          <w:sz w:val="24"/>
+          <w:szCs w:val="24"/>
+        </w:rPr>
+        <w:t>алин хөлс, түүнтэй адилтгах бусад орлогод ногдох нийгмийн даатгалын шимтгэл болон хувь хүний орлогын албан татварыг холбогдох хууль тогтоомжид заасан хувь хэмжээгээр суутгуулан</w:t>
+      </w:r>
+      <w:r>
+        <w:rPr>
+          <w:rFonts w:ascii="Times New Roman" w:hAnsi="Times New Roman" w:cs="Times New Roman"/>
+          <w:sz w:val="24"/>
+          <w:szCs w:val="24"/>
+          <w:lang w:val="mn-MN"/>
+        </w:rPr>
+        <w:t xml:space="preserve"> </w:t>
+      </w:r>
+      <w:r>
+        <w:rPr>
+          <w:rFonts w:ascii="Times New Roman" w:hAnsi="Times New Roman" w:cs="Times New Roman"/>
+          <w:sz w:val="24"/>
+          <w:szCs w:val="24"/>
+        </w:rPr>
+        <w:t>тооцуулах;</w:t>
+      </w:r>
+    </w:p>
+    <w:p>
+      <w:pPr>
+        <w:spacing w:after="0"/>
+        <w:jc w:val="both"/>
+        <w:rPr>
+          <w:rFonts w:ascii="Times New Roman" w:hAnsi="Times New Roman" w:cs="Times New Roman"/>
+          <w:sz w:val="24"/>
+          <w:szCs w:val="24"/>
+        </w:rPr>
+      </w:pPr>
+      <w:r>
+        <w:rPr>
+          <w:rFonts w:ascii="Times New Roman" w:hAnsi="Times New Roman" w:cs="Times New Roman"/>
+          <w:sz w:val="24"/>
+          <w:szCs w:val="24"/>
+        </w:rPr>
+        <w:t xml:space="preserve">3.1.10. </w:t>
+      </w:r>
+      <w:r>
+        <w:rPr>
+          <w:rFonts w:ascii="Times New Roman" w:hAnsi="Times New Roman" w:cs="Times New Roman"/>
+          <w:sz w:val="24"/>
+          <w:szCs w:val="24"/>
+          <w:lang w:val="mn-MN"/>
+        </w:rPr>
+        <w:t>Х</w:t>
+      </w:r>
+      <w:r>
+        <w:rPr>
+          <w:rFonts w:ascii="Times New Roman" w:hAnsi="Times New Roman" w:cs="Times New Roman"/>
+          <w:sz w:val="24"/>
+          <w:szCs w:val="24"/>
+        </w:rPr>
+        <w:t>ариуцсан ажилтай нь холбогдуулан бүрэн хариуцуулахаар олгосон ажлын тоног төхөөрөмж, техник, материаллаг эд зүйлс, мөнгөн хөрөнгийг өөрийн буруугаас болж үрэгдүүлсэн, бусдад хохирол учруулсан тохиолдолд холбогдох хууль, тогтоомж, эд хөрөнгийн бүрэн хариуцлагын гэрээний дагуу бусдад учруулсан хохирлыг ажилтан төлж барагдуулах;</w:t>
+      </w:r>
+    </w:p>
+    <w:p>
+      <w:pPr>
+        <w:spacing w:after="0"/>
+        <w:jc w:val="both"/>
+        <w:rPr>
+          <w:rFonts w:ascii="Times New Roman" w:hAnsi="Times New Roman" w:cs="Times New Roman"/>
+          <w:sz w:val="24"/>
+          <w:szCs w:val="24"/>
+        </w:rPr>
+      </w:pPr>
+      <w:r>
+        <w:rPr>
+          <w:rFonts w:ascii="Times New Roman" w:hAnsi="Times New Roman" w:cs="Times New Roman"/>
+          <w:sz w:val="24"/>
+          <w:szCs w:val="24"/>
+        </w:rPr>
+        <w:lastRenderedPageBreak/>
+        <w:t>3.1.11.</w:t>
+      </w:r>
+      <w:r>
+        <w:rPr>
+          <w:rFonts w:ascii="Times New Roman" w:hAnsi="Times New Roman" w:cs="Times New Roman"/>
+          <w:sz w:val="24"/>
+          <w:szCs w:val="24"/>
+        </w:rPr>
+        <w:t xml:space="preserve"> </w:t>
+      </w:r>
+      <w:r>
+        <w:rPr>
+          <w:rFonts w:ascii="Times New Roman" w:hAnsi="Times New Roman" w:cs="Times New Roman"/>
+          <w:sz w:val="24"/>
+          <w:szCs w:val="24"/>
+          <w:lang w:val="mn-MN"/>
+        </w:rPr>
+        <w:t>А</w:t>
+      </w:r>
+      <w:r>
+        <w:rPr>
+          <w:rFonts w:ascii="Times New Roman" w:hAnsi="Times New Roman" w:cs="Times New Roman"/>
+          <w:sz w:val="24"/>
+          <w:szCs w:val="24"/>
+        </w:rPr>
+        <w:t>жлын тайлангаа холбогдох журамд заасан хугацааны дотор гаргаж өгөх, гүйцэтгэлээ тайлагнах;</w:t>
+      </w:r>
+    </w:p>
+    <w:p>
+      <w:pPr>
+        <w:spacing w:after="0"/>
+        <w:jc w:val="both"/>
+        <w:rPr>
+          <w:rFonts w:ascii="Times New Roman" w:hAnsi="Times New Roman" w:cs="Times New Roman"/>
+          <w:sz w:val="24"/>
+          <w:szCs w:val="24"/>
+        </w:rPr>
+      </w:pPr>
+      <w:r>
+        <w:rPr>
+          <w:rFonts w:ascii="Times New Roman" w:hAnsi="Times New Roman" w:cs="Times New Roman"/>
+          <w:sz w:val="24"/>
+          <w:szCs w:val="24"/>
+        </w:rPr>
+        <w:t xml:space="preserve">3.1.12. </w:t>
+      </w:r>
+      <w:r>
+        <w:rPr>
+          <w:rFonts w:ascii="Times New Roman" w:hAnsi="Times New Roman" w:cs="Times New Roman"/>
+          <w:sz w:val="24"/>
+          <w:szCs w:val="24"/>
+          <w:lang w:val="mn-MN"/>
+        </w:rPr>
+        <w:t>Х</w:t>
+      </w:r>
+      <w:r>
+        <w:rPr>
+          <w:rFonts w:ascii="Times New Roman" w:hAnsi="Times New Roman" w:cs="Times New Roman"/>
+          <w:sz w:val="24"/>
+          <w:szCs w:val="24"/>
+        </w:rPr>
+        <w:t>увийн хэрэгт орсон мэдээллийн талаарх өөрчлөлтийг цаг тухайд нь хүний нөөцийн мэргэжилтэнд гаргаж өгөх;</w:t>
+      </w:r>
+    </w:p>
+    <w:p>
+      <w:pPr>
+        <w:spacing w:after="0"/>
+        <w:jc w:val="both"/>
+        <w:rPr>
+          <w:rFonts w:ascii="Times New Roman" w:hAnsi="Times New Roman" w:cs="Times New Roman"/>
+          <w:sz w:val="24"/>
+          <w:szCs w:val="24"/>
+        </w:rPr>
+      </w:pPr>
+      <w:r>
+        <w:rPr>
+          <w:rFonts w:ascii="Times New Roman" w:hAnsi="Times New Roman" w:cs="Times New Roman"/>
+          <w:sz w:val="24"/>
+          <w:szCs w:val="24"/>
+        </w:rPr>
+        <w:t xml:space="preserve">3.1.13. </w:t>
+      </w:r>
+      <w:r>
+        <w:rPr>
+          <w:rFonts w:ascii="Times New Roman" w:hAnsi="Times New Roman" w:cs="Times New Roman"/>
+          <w:sz w:val="24"/>
+          <w:szCs w:val="24"/>
+          <w:lang w:val="mn-MN"/>
+        </w:rPr>
+        <w:t>Х</w:t>
+      </w:r>
+      <w:r>
+        <w:rPr>
+          <w:rFonts w:ascii="Times New Roman" w:hAnsi="Times New Roman" w:cs="Times New Roman"/>
+          <w:sz w:val="24"/>
+          <w:szCs w:val="24"/>
+        </w:rPr>
+        <w:t>өдөлмөрийн гэрээ дуусгавар болсон, цуцлагдсан тохиолдолд холбогдох шийдвэртэй танилцаж, гардан авч гарын үсэг зурах, албан хэрэгцээнд ашиглаж байсан эд хөрөнгө, баримт материал, цахим файл зэргийг компанид хүлээлгэн өгч, зохих журмын дагуу тооцоог хийж дуусгасны дараа хувийн баримт бичгээ компаниас хүлээн авах;</w:t>
+      </w:r>
+    </w:p>
+    <w:p>
+      <w:pPr>
+        <w:spacing w:after="0"/>
+        <w:jc w:val="both"/>
+        <w:rPr>
+          <w:rFonts w:ascii="Times New Roman" w:hAnsi="Times New Roman" w:cs="Times New Roman"/>
+          <w:sz w:val="24"/>
+          <w:szCs w:val="24"/>
+        </w:rPr>
+      </w:pPr>
+      <w:r>
+        <w:rPr>
+          <w:rFonts w:ascii="Times New Roman" w:hAnsi="Times New Roman" w:cs="Times New Roman"/>
+          <w:sz w:val="24"/>
+          <w:szCs w:val="24"/>
+        </w:rPr>
+        <w:t xml:space="preserve">3.1.14. </w:t>
+      </w:r>
+      <w:r>
+        <w:rPr>
+          <w:rFonts w:ascii="Times New Roman" w:hAnsi="Times New Roman" w:cs="Times New Roman"/>
+          <w:sz w:val="24"/>
+          <w:szCs w:val="24"/>
+          <w:lang w:val="mn-MN"/>
+        </w:rPr>
+        <w:t>Х</w:t>
+      </w:r>
+      <w:r>
+        <w:rPr>
+          <w:rFonts w:ascii="Times New Roman" w:hAnsi="Times New Roman" w:cs="Times New Roman"/>
+          <w:sz w:val="24"/>
+          <w:szCs w:val="24"/>
+        </w:rPr>
+        <w:t>ууль тогтоомж болон компанийн дотоод үйл ажиллагаандаа мөрдөж байгаа дүрэм, журамд заасан бусад эрх, үүрэг.</w:t>
+      </w:r>
+    </w:p>
+    <w:p>
+      <w:pPr>
+        <w:spacing w:after="0"/>
+        <w:jc w:val="both"/>
+        <w:rPr>
+          <w:rFonts w:ascii="Times New Roman" w:hAnsi="Times New Roman" w:cs="Times New Roman"/>
+          <w:b/>
+          <w:sz w:val="24"/>
+          <w:szCs w:val="24"/>
+        </w:rPr>
+      </w:pPr>
+      <w:r>
+        <w:rPr>
+          <w:rFonts w:ascii="Times New Roman" w:hAnsi="Times New Roman" w:cs="Times New Roman"/>
+          <w:b/>
+          <w:sz w:val="24"/>
+          <w:szCs w:val="24"/>
+        </w:rPr>
+        <w:t>Дөрөв. Хөдөлмөрийн сахилгын шийтгэл ногдуулах, хөдөлмөрийн гэрээг цуцлах</w:t>
+      </w:r>
+    </w:p>
+    <w:p>
+      <w:pPr>
+        <w:spacing w:after="0"/>
+        <w:jc w:val="both"/>
+        <w:rPr>
+          <w:rFonts w:ascii="Times New Roman" w:hAnsi="Times New Roman" w:cs="Times New Roman"/>
+          <w:sz w:val="24"/>
+          <w:szCs w:val="24"/>
+        </w:rPr>
+      </w:pPr>
+      <w:r>
+        <w:rPr>
+          <w:rFonts w:ascii="Times New Roman" w:hAnsi="Times New Roman" w:cs="Times New Roman"/>
+          <w:sz w:val="24"/>
+          <w:szCs w:val="24"/>
+        </w:rPr>
+        <w:t>4.1. Гаргасан зөрчлийн шинж чанар, түүний давтамж, учруулсан хохирол зэргийг харгалзан Хөдөлмөрийн дотоод журам, холбогдох бусад заавар, журам, болон энэ гэрээгээр хүлээсэн үүргээ биелүүлээгүй ажилтанд Хөдөлмөрийн хуульд заасны дагуу ажил олгогч дараах хөдөлмөрийн сахилгын шийтгэлийг ногдуулна:</w:t>
+      </w:r>
+    </w:p>
+    <w:p>
+      <w:pPr>
+        <w:spacing w:after="0"/>
+        <w:jc w:val="both"/>
+        <w:rPr>
+          <w:rFonts w:ascii="Times New Roman" w:hAnsi="Times New Roman" w:cs="Times New Roman"/>
+          <w:sz w:val="24"/>
+          <w:szCs w:val="24"/>
+        </w:rPr>
+      </w:pPr>
+      <w:r>
+        <w:rPr>
+          <w:rFonts w:ascii="Times New Roman" w:hAnsi="Times New Roman" w:cs="Times New Roman"/>
+          <w:sz w:val="24"/>
+          <w:szCs w:val="24"/>
+        </w:rPr>
+        <w:t xml:space="preserve">4.1.1. </w:t>
       </w:r>
       <w:r>
         <w:rPr>
@@ -683,26 +1798,62 @@
           <w:sz w:val="24"/>
           <w:szCs w:val="24"/>
         </w:rPr>
-        <w:t>анхүү, нягтлан бодох бүртгэлийн асуудал хариуцсан нэгж ажилтанд эд хөрөнгийг хүлээлгэн өгч, эд хөрөнгийн ашиглалтын бүртгэл үйлдэх;</w:t>
-      </w:r>
-    </w:p>
-    <w:p>
-      <w:pPr>
-        <w:spacing w:after="0"/>
-        <w:jc w:val="both"/>
-        <w:rPr>
-          <w:rFonts w:ascii="Times New Roman" w:hAnsi="Times New Roman" w:cs="Times New Roman"/>
-          <w:sz w:val="24"/>
-          <w:szCs w:val="24"/>
-        </w:rPr>
-      </w:pPr>
-      <w:r>
-        <w:rPr>
-          <w:rFonts w:ascii="Times New Roman" w:hAnsi="Times New Roman" w:cs="Times New Roman"/>
-          <w:sz w:val="24"/>
-          <w:szCs w:val="24"/>
-        </w:rPr>
-        <w:t xml:space="preserve">2.1.4. </w:t>
+        <w:t>ануулах;</w:t>
+      </w:r>
+    </w:p>
+    <w:p>
+      <w:pPr>
+        <w:spacing w:after="0"/>
+        <w:jc w:val="both"/>
+        <w:rPr>
+          <w:rFonts w:ascii="Times New Roman" w:hAnsi="Times New Roman" w:cs="Times New Roman"/>
+          <w:sz w:val="24"/>
+          <w:szCs w:val="24"/>
+        </w:rPr>
+      </w:pPr>
+      <w:r>
+        <w:rPr>
+          <w:rFonts w:ascii="Times New Roman" w:hAnsi="Times New Roman" w:cs="Times New Roman"/>
+          <w:sz w:val="24"/>
+          <w:szCs w:val="24"/>
+        </w:rPr>
+        <w:t xml:space="preserve">4.1.2. </w:t>
+      </w:r>
+      <w:r>
+        <w:rPr>
+          <w:rFonts w:ascii="Times New Roman" w:hAnsi="Times New Roman" w:cs="Times New Roman"/>
+          <w:sz w:val="24"/>
+          <w:szCs w:val="24"/>
+          <w:lang w:val="mn-MN"/>
+        </w:rPr>
+        <w:t>Ү</w:t>
+      </w:r>
+      <w:r>
+        <w:rPr>
+          <w:rFonts w:ascii="Times New Roman" w:hAnsi="Times New Roman" w:cs="Times New Roman"/>
+          <w:sz w:val="24"/>
+          <w:szCs w:val="24"/>
+        </w:rPr>
+        <w:t>ндсэн цалинг гурван сар хүртэл хугацаагаар 20 /хорь/ хүртэл хувиар бууруулах;</w:t>
+      </w:r>
+    </w:p>
+    <w:p>
+      <w:pPr>
+        <w:spacing w:after="0"/>
+        <w:jc w:val="both"/>
+        <w:rPr>
+          <w:rFonts w:ascii="Times New Roman" w:hAnsi="Times New Roman" w:cs="Times New Roman"/>
+          <w:sz w:val="24"/>
+          <w:szCs w:val="24"/>
+        </w:rPr>
+      </w:pPr>
+      <w:r>
+        <w:rPr>
+          <w:rFonts w:ascii="Times New Roman" w:hAnsi="Times New Roman" w:cs="Times New Roman"/>
+          <w:sz w:val="24"/>
+          <w:szCs w:val="24"/>
+        </w:rPr>
+        <w:t xml:space="preserve">4.1.3. </w:t>
       </w:r>
       <w:r>
         <w:rPr>
@@ -719,26 +1870,155 @@
           <w:sz w:val="24"/>
           <w:szCs w:val="24"/>
         </w:rPr>
-        <w:t>жилтны хөдөлмөрийн үйл ажиллагааг оновчтой зохион байгуулж, ажилтанд үндсэн цалин, нэмэгдэл хөлс, нэмэгдэл, тэтгэмж, тусламж, нөхөн олговрыг хамтын гэрээ, хөдөлмөрийн дотоод журмын дагуу олгох;</w:t>
-      </w:r>
-    </w:p>
-    <w:p>
-      <w:pPr>
-        <w:spacing w:after="0"/>
-        <w:jc w:val="both"/>
-        <w:rPr>
-          <w:rFonts w:ascii="Times New Roman" w:hAnsi="Times New Roman" w:cs="Times New Roman"/>
-          <w:sz w:val="24"/>
-          <w:szCs w:val="24"/>
-        </w:rPr>
-      </w:pPr>
-      <w:r>
-        <w:rPr>
-          <w:rFonts w:ascii="Times New Roman" w:hAnsi="Times New Roman" w:cs="Times New Roman"/>
-          <w:sz w:val="24"/>
-          <w:szCs w:val="24"/>
-        </w:rPr>
-        <w:t xml:space="preserve">2.1.5. </w:t>
+        <w:t>жлаас халах.</w:t>
+      </w:r>
+    </w:p>
+    <w:p>
+      <w:pPr>
+        <w:spacing w:after="0"/>
+        <w:jc w:val="both"/>
+        <w:rPr>
+          <w:rFonts w:ascii="Times New Roman" w:hAnsi="Times New Roman" w:cs="Times New Roman"/>
+          <w:sz w:val="24"/>
+          <w:szCs w:val="24"/>
+        </w:rPr>
+      </w:pPr>
+      <w:r>
+        <w:rPr>
+          <w:rFonts w:ascii="Times New Roman" w:hAnsi="Times New Roman" w:cs="Times New Roman"/>
+          <w:sz w:val="24"/>
+          <w:szCs w:val="24"/>
+        </w:rPr>
+        <w:t>4.2. Ажил олгогч нь зөрчил гаргасан ажилтанд сахилгын шийтгэлийг шат дараалан ногдуулах үүрэг хүлээхгүй.</w:t>
+      </w:r>
+    </w:p>
+    <w:p>
+      <w:pPr>
+        <w:spacing w:after="0"/>
+        <w:jc w:val="both"/>
+        <w:rPr>
+          <w:rFonts w:ascii="Times New Roman" w:hAnsi="Times New Roman" w:cs="Times New Roman"/>
+          <w:sz w:val="24"/>
+          <w:szCs w:val="24"/>
+        </w:rPr>
+      </w:pPr>
+      <w:r>
+        <w:rPr>
+          <w:rFonts w:ascii="Times New Roman" w:hAnsi="Times New Roman" w:cs="Times New Roman"/>
+          <w:sz w:val="24"/>
+          <w:szCs w:val="24"/>
+        </w:rPr>
+        <w:t>4.3. Сахилгын зөрчил гаргаснаас хойш зургаан сар, илрүүлснээс хойш нэг сарын дотор ажилтанд сахилгын шийтгэл ногдуулна.</w:t>
+      </w:r>
+    </w:p>
+    <w:p>
+      <w:pPr>
+        <w:spacing w:after="0"/>
+        <w:jc w:val="both"/>
+        <w:rPr>
+          <w:rFonts w:ascii="Times New Roman" w:hAnsi="Times New Roman" w:cs="Times New Roman"/>
+          <w:sz w:val="24"/>
+          <w:szCs w:val="24"/>
+        </w:rPr>
+      </w:pPr>
+      <w:r>
+        <w:rPr>
+          <w:rFonts w:ascii="Times New Roman" w:hAnsi="Times New Roman" w:cs="Times New Roman"/>
+          <w:sz w:val="24"/>
+          <w:szCs w:val="24"/>
+        </w:rPr>
+        <w:t>4.4. Дор дурдсан нөхцөлийг ноцтой зөрчилд тооцон, ажилтантай байгуулсан хөдөлмөрийн гэрээг ажил олгогчийн санаачилгаар цуцална:</w:t>
+      </w:r>
+    </w:p>
+    <w:p>
+      <w:pPr>
+        <w:spacing w:after="0"/>
+        <w:jc w:val="both"/>
+        <w:rPr>
+          <w:rFonts w:ascii="Times New Roman" w:hAnsi="Times New Roman" w:cs="Times New Roman"/>
+          <w:sz w:val="24"/>
+          <w:szCs w:val="24"/>
+        </w:rPr>
+      </w:pPr>
+      <w:r>
+        <w:rPr>
+          <w:rFonts w:ascii="Times New Roman" w:hAnsi="Times New Roman" w:cs="Times New Roman"/>
+          <w:sz w:val="24"/>
+          <w:szCs w:val="24"/>
+        </w:rPr>
+        <w:t xml:space="preserve">4.4.1. </w:t>
+      </w:r>
+      <w:r>
+        <w:rPr>
+          <w:rFonts w:ascii="Times New Roman" w:hAnsi="Times New Roman" w:cs="Times New Roman"/>
+          <w:sz w:val="24"/>
+          <w:szCs w:val="24"/>
+          <w:lang w:val="mn-MN"/>
+        </w:rPr>
+        <w:t>Х</w:t>
+      </w:r>
+      <w:r>
+        <w:rPr>
+          <w:rFonts w:ascii="Times New Roman" w:hAnsi="Times New Roman" w:cs="Times New Roman"/>
+          <w:sz w:val="24"/>
+          <w:szCs w:val="24"/>
+        </w:rPr>
+        <w:t>өдөлмөрийн аюулгүй байдал, эрүүл ахуйн дүрэм, журам, заавар, горим зөрчсөний улмаас хүний амь нас, эрүүл мэнд хохирсон, үйлдвэрлэлийн осол гаргахад хүргэсэн;</w:t>
+      </w:r>
+    </w:p>
+    <w:p>
+      <w:pPr>
+        <w:spacing w:after="0"/>
+        <w:jc w:val="both"/>
+        <w:rPr>
+          <w:rFonts w:ascii="Times New Roman" w:hAnsi="Times New Roman" w:cs="Times New Roman"/>
+          <w:sz w:val="24"/>
+          <w:szCs w:val="24"/>
+        </w:rPr>
+      </w:pPr>
+      <w:r>
+        <w:rPr>
+          <w:rFonts w:ascii="Times New Roman" w:hAnsi="Times New Roman" w:cs="Times New Roman"/>
+          <w:sz w:val="24"/>
+          <w:szCs w:val="24"/>
+        </w:rPr>
+        <w:t xml:space="preserve">4.4.2. </w:t>
+      </w:r>
+      <w:r>
+        <w:rPr>
+          <w:rFonts w:ascii="Times New Roman" w:hAnsi="Times New Roman" w:cs="Times New Roman"/>
+          <w:sz w:val="24"/>
+          <w:szCs w:val="24"/>
+          <w:lang w:val="mn-MN"/>
+        </w:rPr>
+        <w:t>Х</w:t>
+      </w:r>
+      <w:r>
+        <w:rPr>
+          <w:rFonts w:ascii="Times New Roman" w:hAnsi="Times New Roman" w:cs="Times New Roman"/>
+          <w:sz w:val="24"/>
+          <w:szCs w:val="24"/>
+        </w:rPr>
+        <w:t>үндэтгэн үзэх шалтгаангүйгээр хоёр ба түүнээс дээш өдөр ажил тасалсан, ээлжийн амралт, чөлөөний хугацааг 3 ба түүнээс дээш хоногоор хэтрүүлсэн;</w:t>
+      </w:r>
+    </w:p>
+    <w:p>
+      <w:pPr>
+        <w:spacing w:after="0"/>
+        <w:jc w:val="both"/>
+        <w:rPr>
+          <w:rFonts w:ascii="Times New Roman" w:hAnsi="Times New Roman" w:cs="Times New Roman"/>
+          <w:sz w:val="24"/>
+          <w:szCs w:val="24"/>
+        </w:rPr>
+      </w:pPr>
+      <w:r>
+        <w:rPr>
+          <w:rFonts w:ascii="Times New Roman" w:hAnsi="Times New Roman" w:cs="Times New Roman"/>
+          <w:sz w:val="24"/>
+          <w:szCs w:val="24"/>
+        </w:rPr>
+        <w:t xml:space="preserve">4.4.3. </w:t>
       </w:r>
       <w:r>
         <w:rPr>
@@ -755,26 +2035,134 @@
           <w:sz w:val="24"/>
           <w:szCs w:val="24"/>
         </w:rPr>
-        <w:t>жилтан эрхэлсэн ажилдаа идэвх санаачилгатай, оновчтой шийдэл гаргаж, үр бүтээлтэй ажилласан тохиолдолд холбогдох журмын дагуу шагнал, урамшуулал олгох;</w:t>
-      </w:r>
-    </w:p>
-    <w:p>
-      <w:pPr>
-        <w:spacing w:after="0"/>
-        <w:jc w:val="both"/>
-        <w:rPr>
-          <w:rFonts w:ascii="Times New Roman" w:hAnsi="Times New Roman" w:cs="Times New Roman"/>
-          <w:sz w:val="24"/>
-          <w:szCs w:val="24"/>
-        </w:rPr>
-      </w:pPr>
-      <w:r>
-        <w:rPr>
-          <w:rFonts w:ascii="Times New Roman" w:hAnsi="Times New Roman" w:cs="Times New Roman"/>
-          <w:sz w:val="24"/>
-          <w:szCs w:val="24"/>
-        </w:rPr>
-        <w:t xml:space="preserve">2.1.6. </w:t>
+        <w:t>жилтан эрх мэдлээ хэтрүүлсэн, өөрийн эрхэлсэн ажил, албан тушаалын чиг үүрэг, бүрэн эрхээ урвуулан ашигласан;</w:t>
+      </w:r>
+    </w:p>
+    <w:p>
+      <w:pPr>
+        <w:spacing w:after="0"/>
+        <w:jc w:val="both"/>
+        <w:rPr>
+          <w:rFonts w:ascii="Times New Roman" w:hAnsi="Times New Roman" w:cs="Times New Roman"/>
+          <w:sz w:val="24"/>
+          <w:szCs w:val="24"/>
+        </w:rPr>
+      </w:pPr>
+      <w:r>
+        <w:rPr>
+          <w:rFonts w:ascii="Times New Roman" w:hAnsi="Times New Roman" w:cs="Times New Roman"/>
+          <w:sz w:val="24"/>
+          <w:szCs w:val="24"/>
+        </w:rPr>
+        <w:t xml:space="preserve">4.4.4. </w:t>
+      </w:r>
+      <w:r>
+        <w:rPr>
+          <w:rFonts w:ascii="Times New Roman" w:hAnsi="Times New Roman" w:cs="Times New Roman"/>
+          <w:sz w:val="24"/>
+          <w:szCs w:val="24"/>
+          <w:lang w:val="mn-MN"/>
+        </w:rPr>
+        <w:t>С</w:t>
+      </w:r>
+      <w:r>
+        <w:rPr>
+          <w:rFonts w:ascii="Times New Roman" w:hAnsi="Times New Roman" w:cs="Times New Roman"/>
+          <w:sz w:val="24"/>
+          <w:szCs w:val="24"/>
+        </w:rPr>
+        <w:t>анхүүгийн данс, бүртгэлийг буруу хөтөлсөн, мөнгөн хөрөнгийн бүрэн бүтэн байдлыг алдагдуулсан, компанийн эд зүйлсийг өөртөө болон бусдад хууль бусаар ашиглуулсан, хэрэглэсэн, зээлдүүлсэн, үрэгдүүлсэн, дутаасан зэргээр ажил олгогчийн итгэлийг алдсан;</w:t>
+      </w:r>
+    </w:p>
+    <w:p>
+      <w:pPr>
+        <w:spacing w:after="0"/>
+        <w:jc w:val="both"/>
+        <w:rPr>
+          <w:rFonts w:ascii="Times New Roman" w:hAnsi="Times New Roman" w:cs="Times New Roman"/>
+          <w:sz w:val="24"/>
+          <w:szCs w:val="24"/>
+        </w:rPr>
+      </w:pPr>
+      <w:r>
+        <w:rPr>
+          <w:rFonts w:ascii="Times New Roman" w:hAnsi="Times New Roman" w:cs="Times New Roman"/>
+          <w:sz w:val="24"/>
+          <w:szCs w:val="24"/>
+        </w:rPr>
+        <w:t xml:space="preserve">4.4.5. </w:t>
+      </w:r>
+      <w:r>
+        <w:rPr>
+          <w:rFonts w:ascii="Times New Roman" w:hAnsi="Times New Roman" w:cs="Times New Roman"/>
+          <w:sz w:val="24"/>
+          <w:szCs w:val="24"/>
+          <w:lang w:val="mn-MN"/>
+        </w:rPr>
+        <w:t>К</w:t>
+      </w:r>
+      <w:r>
+        <w:rPr>
+          <w:rFonts w:ascii="Times New Roman" w:hAnsi="Times New Roman" w:cs="Times New Roman"/>
+          <w:sz w:val="24"/>
+          <w:szCs w:val="24"/>
+        </w:rPr>
+        <w:t>омпанийн эд хөрөнгийг хулгайлах, нуун дарагдуулах, өөртөө завших, зөвшөөрөлгүйгээр авч явсан, бусдад авч явахад туслалцаа дэмжлэг үзүүлсэн, компанийн эд хөрөнгө, тоног төхөөрөмж, лац, тэмдгийг эвдсэн, гэмтээсэн, зориулалтыг өөрчилсөн;</w:t>
+      </w:r>
+    </w:p>
+    <w:p>
+      <w:pPr>
+        <w:spacing w:after="0"/>
+        <w:jc w:val="both"/>
+        <w:rPr>
+          <w:rFonts w:ascii="Times New Roman" w:hAnsi="Times New Roman" w:cs="Times New Roman"/>
+          <w:sz w:val="24"/>
+          <w:szCs w:val="24"/>
+        </w:rPr>
+      </w:pPr>
+      <w:r>
+        <w:rPr>
+          <w:rFonts w:ascii="Times New Roman" w:hAnsi="Times New Roman" w:cs="Times New Roman"/>
+          <w:sz w:val="24"/>
+          <w:szCs w:val="24"/>
+        </w:rPr>
+        <w:t xml:space="preserve">4.4.6. </w:t>
+      </w:r>
+      <w:r>
+        <w:rPr>
+          <w:rFonts w:ascii="Times New Roman" w:hAnsi="Times New Roman" w:cs="Times New Roman"/>
+          <w:sz w:val="24"/>
+          <w:szCs w:val="24"/>
+          <w:lang w:val="mn-MN"/>
+        </w:rPr>
+        <w:t>К</w:t>
+      </w:r>
+      <w:r>
+        <w:rPr>
+          <w:rFonts w:ascii="Times New Roman" w:hAnsi="Times New Roman" w:cs="Times New Roman"/>
+          <w:sz w:val="24"/>
+          <w:szCs w:val="24"/>
+        </w:rPr>
+        <w:t>омпанийн хэвлэмэл хуудас, лого, тэмдгийг хувийн зорилгоор ашигласан, бусдад ашиглуулсан, ашиглах нөхцөл бололцоог бүрдүүлсэн;</w:t>
+      </w:r>
+    </w:p>
+    <w:p>
+      <w:pPr>
+        <w:spacing w:after="0"/>
+        <w:jc w:val="both"/>
+        <w:rPr>
+          <w:rFonts w:ascii="Times New Roman" w:hAnsi="Times New Roman" w:cs="Times New Roman"/>
+          <w:sz w:val="24"/>
+          <w:szCs w:val="24"/>
+        </w:rPr>
+      </w:pPr>
+      <w:r>
+        <w:rPr>
+          <w:rFonts w:ascii="Times New Roman" w:hAnsi="Times New Roman" w:cs="Times New Roman"/>
+          <w:sz w:val="24"/>
+          <w:szCs w:val="24"/>
+        </w:rPr>
+        <w:t xml:space="preserve">4.4.7. </w:t>
       </w:r>
       <w:r>
         <w:rPr>
@@ -791,79 +2179,79 @@
           <w:sz w:val="24"/>
           <w:szCs w:val="24"/>
         </w:rPr>
-        <w:t>жилтны цалин хөлсийг сард хоёр удаа мөнгөн хэлбэрээр олгох;</w:t>
-      </w:r>
-    </w:p>
-    <w:p>
-      <w:pPr>
-        <w:spacing w:after="0"/>
-        <w:jc w:val="both"/>
-        <w:rPr>
-          <w:rFonts w:ascii="Times New Roman" w:hAnsi="Times New Roman" w:cs="Times New Roman"/>
-          <w:sz w:val="24"/>
-          <w:szCs w:val="24"/>
-        </w:rPr>
-      </w:pPr>
-      <w:r>
-        <w:rPr>
-          <w:rFonts w:ascii="Times New Roman" w:hAnsi="Times New Roman" w:cs="Times New Roman"/>
-          <w:sz w:val="24"/>
-          <w:szCs w:val="24"/>
-        </w:rPr>
-        <w:t xml:space="preserve">2.1.7. </w:t>
-      </w:r>
-      <w:r>
-        <w:rPr>
-          <w:rFonts w:ascii="Times New Roman" w:hAnsi="Times New Roman" w:cs="Times New Roman"/>
-          <w:sz w:val="24"/>
-          <w:szCs w:val="24"/>
-          <w:lang w:val="mn-MN"/>
-        </w:rPr>
-        <w:t>И</w:t>
-      </w:r>
-      <w:r>
-        <w:rPr>
-          <w:rFonts w:ascii="Times New Roman" w:hAnsi="Times New Roman" w:cs="Times New Roman"/>
-          <w:sz w:val="24"/>
-          <w:szCs w:val="24"/>
-        </w:rPr>
-        <w:t>лүү цагаар болон шөнийн цагаар ажилласан ажилтныг нөхөн амруулаагүй бол холбогдох хууль тогтоомж, журмын дагуу түүнд цалин хөлс олгох;</w:t>
-      </w:r>
-    </w:p>
-    <w:p>
-      <w:pPr>
-        <w:spacing w:after="0"/>
-        <w:jc w:val="both"/>
-        <w:rPr>
-          <w:rFonts w:ascii="Times New Roman" w:hAnsi="Times New Roman" w:cs="Times New Roman"/>
-          <w:sz w:val="24"/>
-          <w:szCs w:val="24"/>
-        </w:rPr>
-      </w:pPr>
-      <w:r>
-        <w:rPr>
-          <w:rFonts w:ascii="Times New Roman" w:hAnsi="Times New Roman" w:cs="Times New Roman"/>
-          <w:sz w:val="24"/>
-          <w:szCs w:val="24"/>
-        </w:rPr>
-        <w:t xml:space="preserve">2.1.8. </w:t>
-      </w:r>
-      <w:r>
-        <w:rPr>
-          <w:rFonts w:ascii="Times New Roman" w:hAnsi="Times New Roman" w:cs="Times New Roman"/>
-          <w:sz w:val="24"/>
-          <w:szCs w:val="24"/>
-          <w:lang w:val="mn-MN"/>
-        </w:rPr>
-        <w:t>К</w:t>
-      </w:r>
-      <w:r>
-        <w:rPr>
-          <w:rFonts w:ascii="Times New Roman" w:hAnsi="Times New Roman" w:cs="Times New Roman"/>
-          <w:sz w:val="24"/>
-          <w:szCs w:val="24"/>
-        </w:rPr>
-        <w:t>омпанийн үйлдвэрлэлийн үйл ажиллагаа доголдож, сул зогсолт гарвал түүнийг сул зогсоох, ажилтантай тохиролцсоны үндсэн дээр өөр ажилд шилжүүлэн ажиллуулах;</w:t>
+        <w:t>шиг сонирхлын зөрчил гаргасан үйлдэл, эс үйлдэл гаргасан нь болон ажлын байранд ажилтанд аливаа хэлбэрээр хууль бус дарамт шахалт үзүүлсэн, ялгаварлан гадуурхаж, сэтгэл зүйн дарамт үзүүлсэн болох нь нь ёс зүйн хорооны дүгнэлтээр тогтоогдсон;</w:t>
+      </w:r>
+    </w:p>
+    <w:p>
+      <w:pPr>
+        <w:spacing w:after="0"/>
+        <w:jc w:val="both"/>
+        <w:rPr>
+          <w:rFonts w:ascii="Times New Roman" w:hAnsi="Times New Roman" w:cs="Times New Roman"/>
+          <w:sz w:val="24"/>
+          <w:szCs w:val="24"/>
+        </w:rPr>
+      </w:pPr>
+      <w:r>
+        <w:rPr>
+          <w:rFonts w:ascii="Times New Roman" w:hAnsi="Times New Roman" w:cs="Times New Roman"/>
+          <w:sz w:val="24"/>
+          <w:szCs w:val="24"/>
+        </w:rPr>
+        <w:t xml:space="preserve">4.4.8. </w:t>
+      </w:r>
+      <w:r>
+        <w:rPr>
+          <w:rFonts w:ascii="Times New Roman" w:hAnsi="Times New Roman" w:cs="Times New Roman"/>
+          <w:sz w:val="24"/>
+          <w:szCs w:val="24"/>
+          <w:lang w:val="mn-MN"/>
+        </w:rPr>
+        <w:t>А</w:t>
+      </w:r>
+      <w:r>
+        <w:rPr>
+          <w:rFonts w:ascii="Times New Roman" w:hAnsi="Times New Roman" w:cs="Times New Roman"/>
+          <w:sz w:val="24"/>
+          <w:szCs w:val="24"/>
+        </w:rPr>
+        <w:t>жил үүргээ гүйцэтгэх явцдаа олж мэдсэн байгууллага, хувь хүний нууцтай холбоотой мэдээ мэдээлэл, бичиг баримтыг бусдад задруулсан, дамжуулсан;</w:t>
+      </w:r>
+    </w:p>
+    <w:p>
+      <w:pPr>
+        <w:spacing w:after="0"/>
+        <w:jc w:val="both"/>
+        <w:rPr>
+          <w:rFonts w:ascii="Times New Roman" w:hAnsi="Times New Roman" w:cs="Times New Roman"/>
+          <w:sz w:val="24"/>
+          <w:szCs w:val="24"/>
+        </w:rPr>
+      </w:pPr>
+      <w:r>
+        <w:rPr>
+          <w:rFonts w:ascii="Times New Roman" w:hAnsi="Times New Roman" w:cs="Times New Roman"/>
+          <w:sz w:val="24"/>
+          <w:szCs w:val="24"/>
+        </w:rPr>
+        <w:t xml:space="preserve">4.4.9. </w:t>
+      </w:r>
+      <w:r>
+        <w:rPr>
+          <w:rFonts w:ascii="Times New Roman" w:hAnsi="Times New Roman" w:cs="Times New Roman"/>
+          <w:sz w:val="24"/>
+          <w:szCs w:val="24"/>
+          <w:lang w:val="mn-MN"/>
+        </w:rPr>
+        <w:t>Ү</w:t>
+      </w:r>
+      <w:r>
+        <w:rPr>
+          <w:rFonts w:ascii="Times New Roman" w:hAnsi="Times New Roman" w:cs="Times New Roman"/>
+          <w:sz w:val="24"/>
+          <w:szCs w:val="24"/>
+        </w:rPr>
+        <w:t>үрэгт ажилдаа хариуцлагагүй хандсаны улмаас компанид их хэмжээний хохирол учруулсан;</w:t>
       </w:r>
     </w:p>
     <w:p>
@@ -883,223 +2271,7 @@
           <w:szCs w:val="24"/>
         </w:rPr>
         <w:lastRenderedPageBreak/>
-        <w:t xml:space="preserve">2.1.9. </w:t>
-      </w:r>
-      <w:r>
-        <w:rPr>
-          <w:rFonts w:ascii="Times New Roman" w:hAnsi="Times New Roman" w:cs="Times New Roman"/>
-          <w:sz w:val="24"/>
-          <w:szCs w:val="24"/>
-          <w:lang w:val="mn-MN"/>
-        </w:rPr>
-        <w:t>А</w:t>
-      </w:r>
-      <w:r>
-        <w:rPr>
-          <w:rFonts w:ascii="Times New Roman" w:hAnsi="Times New Roman" w:cs="Times New Roman"/>
-          <w:sz w:val="24"/>
-          <w:szCs w:val="24"/>
-        </w:rPr>
-        <w:t>жил олгогчийн шийдвэрээр ажилтан үндсэн ажлынхаа зэрэгцээ мэргэжил, албан тушаал хавсран буюу хослон гүйцэтгэсэн тохиолдолд холбогдох хууль тогтоомж, журмын дагуу нэмэгдэл хөлс олгох;</w:t>
-      </w:r>
-    </w:p>
-    <w:p>
-      <w:pPr>
-        <w:spacing w:after="0"/>
-        <w:jc w:val="both"/>
-        <w:rPr>
-          <w:rFonts w:ascii="Times New Roman" w:hAnsi="Times New Roman" w:cs="Times New Roman"/>
-          <w:sz w:val="24"/>
-          <w:szCs w:val="24"/>
-        </w:rPr>
-      </w:pPr>
-      <w:r>
-        <w:rPr>
-          <w:rFonts w:ascii="Times New Roman" w:hAnsi="Times New Roman" w:cs="Times New Roman"/>
-          <w:sz w:val="24"/>
-          <w:szCs w:val="24"/>
-        </w:rPr>
-        <w:t xml:space="preserve">2.1.10. </w:t>
-      </w:r>
-      <w:r>
-        <w:rPr>
-          <w:rFonts w:ascii="Times New Roman" w:hAnsi="Times New Roman" w:cs="Times New Roman"/>
-          <w:sz w:val="24"/>
-          <w:szCs w:val="24"/>
-          <w:lang w:val="mn-MN"/>
-        </w:rPr>
-        <w:t>А</w:t>
-      </w:r>
-      <w:r>
-        <w:rPr>
-          <w:rFonts w:ascii="Times New Roman" w:hAnsi="Times New Roman" w:cs="Times New Roman"/>
-          <w:sz w:val="24"/>
-          <w:szCs w:val="24"/>
-        </w:rPr>
-        <w:t>жилтныг хууль тогтоомжийн дагуу нийгмийн болон эрүүл мэндийн даатгалд хамруулах;</w:t>
-      </w:r>
-    </w:p>
-    <w:p>
-      <w:pPr>
-        <w:spacing w:after="0"/>
-        <w:jc w:val="both"/>
-        <w:rPr>
-          <w:rFonts w:ascii="Times New Roman" w:hAnsi="Times New Roman" w:cs="Times New Roman"/>
-          <w:sz w:val="24"/>
-          <w:szCs w:val="24"/>
-        </w:rPr>
-      </w:pPr>
-      <w:r>
-        <w:rPr>
-          <w:rFonts w:ascii="Times New Roman" w:hAnsi="Times New Roman" w:cs="Times New Roman"/>
-          <w:sz w:val="24"/>
-          <w:szCs w:val="24"/>
-        </w:rPr>
-        <w:t xml:space="preserve">2.1.11. </w:t>
-      </w:r>
-      <w:r>
-        <w:rPr>
-          <w:rFonts w:ascii="Times New Roman" w:hAnsi="Times New Roman" w:cs="Times New Roman"/>
-          <w:sz w:val="24"/>
-          <w:szCs w:val="24"/>
-          <w:lang w:val="mn-MN"/>
-        </w:rPr>
-        <w:t>А</w:t>
-      </w:r>
-      <w:r>
-        <w:rPr>
-          <w:rFonts w:ascii="Times New Roman" w:hAnsi="Times New Roman" w:cs="Times New Roman"/>
-          <w:sz w:val="24"/>
-          <w:szCs w:val="24"/>
-        </w:rPr>
-        <w:t>жилтны боловсрол, мэргэжил, мэргэшлийн түвшин, ур чадварыг дээшлүүлэх сургалт болон бусад арга хэмжээнд хамруулах, оролцох боломжийг нь бүрдүүлэхэд анхаарч, дэмжлэг үзүүлэх;</w:t>
-      </w:r>
-    </w:p>
-    <w:p>
-      <w:pPr>
-        <w:spacing w:after="0"/>
-        <w:jc w:val="both"/>
-        <w:rPr>
-          <w:rFonts w:ascii="Times New Roman" w:hAnsi="Times New Roman" w:cs="Times New Roman"/>
-          <w:sz w:val="24"/>
-          <w:szCs w:val="24"/>
-        </w:rPr>
-      </w:pPr>
-      <w:r>
-        <w:rPr>
-          <w:rFonts w:ascii="Times New Roman" w:hAnsi="Times New Roman" w:cs="Times New Roman"/>
-          <w:sz w:val="24"/>
-          <w:szCs w:val="24"/>
-        </w:rPr>
-        <w:t xml:space="preserve">2.1.12. </w:t>
-      </w:r>
-      <w:r>
-        <w:rPr>
-          <w:rFonts w:ascii="Times New Roman" w:hAnsi="Times New Roman" w:cs="Times New Roman"/>
-          <w:sz w:val="24"/>
-          <w:szCs w:val="24"/>
-          <w:lang w:val="mn-MN"/>
-        </w:rPr>
-        <w:t>А</w:t>
-      </w:r>
-      <w:r>
-        <w:rPr>
-          <w:rFonts w:ascii="Times New Roman" w:hAnsi="Times New Roman" w:cs="Times New Roman"/>
-          <w:sz w:val="24"/>
-          <w:szCs w:val="24"/>
-        </w:rPr>
-        <w:t>жилтны мэргэжил, мэргэшлийн мэдлэг, ур чадварын түвшин тогтоох, ажлын гүйцэтгэлийг үнэлэх ажлыг холбогдох журмын дагуу зохион байгуулах;</w:t>
-      </w:r>
-    </w:p>
-    <w:p>
-      <w:pPr>
-        <w:spacing w:after="0"/>
-        <w:jc w:val="both"/>
-        <w:rPr>
-          <w:rFonts w:ascii="Times New Roman" w:hAnsi="Times New Roman" w:cs="Times New Roman"/>
-          <w:sz w:val="24"/>
-          <w:szCs w:val="24"/>
-        </w:rPr>
-      </w:pPr>
-      <w:r>
-        <w:rPr>
-          <w:rFonts w:ascii="Times New Roman" w:hAnsi="Times New Roman" w:cs="Times New Roman"/>
-          <w:sz w:val="24"/>
-          <w:szCs w:val="24"/>
-        </w:rPr>
-        <w:t xml:space="preserve">2.1.13. </w:t>
-      </w:r>
-      <w:r>
-        <w:rPr>
-          <w:rFonts w:ascii="Times New Roman" w:hAnsi="Times New Roman" w:cs="Times New Roman"/>
-          <w:sz w:val="24"/>
-          <w:szCs w:val="24"/>
-          <w:lang w:val="mn-MN"/>
-        </w:rPr>
-        <w:t>А</w:t>
-      </w:r>
-      <w:r>
-        <w:rPr>
-          <w:rFonts w:ascii="Times New Roman" w:hAnsi="Times New Roman" w:cs="Times New Roman"/>
-          <w:sz w:val="24"/>
-          <w:szCs w:val="24"/>
-        </w:rPr>
-        <w:t>жилтны ар гэр, амьдралд гачигдал тохиолдох, хүндэтгэн үзэх шалтгаан бий болсон нөхцөлд холбогдох хууль тогтоомж, дүрэм, журмын дагуу тэтгэмж, тусламж олгох;</w:t>
-      </w:r>
-    </w:p>
-    <w:p>
-      <w:pPr>
-        <w:spacing w:after="0"/>
-        <w:jc w:val="both"/>
-        <w:rPr>
-          <w:rFonts w:ascii="Times New Roman" w:hAnsi="Times New Roman" w:cs="Times New Roman"/>
-          <w:sz w:val="24"/>
-          <w:szCs w:val="24"/>
-        </w:rPr>
-      </w:pPr>
-      <w:r>
-        <w:rPr>
-          <w:rFonts w:ascii="Times New Roman" w:hAnsi="Times New Roman" w:cs="Times New Roman"/>
-          <w:sz w:val="24"/>
-          <w:szCs w:val="24"/>
-        </w:rPr>
-        <w:t xml:space="preserve">2.1.14. </w:t>
-      </w:r>
-      <w:r>
-        <w:rPr>
-          <w:rFonts w:ascii="Times New Roman" w:hAnsi="Times New Roman" w:cs="Times New Roman"/>
-          <w:sz w:val="24"/>
-          <w:szCs w:val="24"/>
-          <w:lang w:val="mn-MN"/>
-        </w:rPr>
-        <w:t>А</w:t>
-      </w:r>
-      <w:r>
-        <w:rPr>
-          <w:rFonts w:ascii="Times New Roman" w:hAnsi="Times New Roman" w:cs="Times New Roman"/>
-          <w:sz w:val="24"/>
-          <w:szCs w:val="24"/>
-        </w:rPr>
-        <w:t>жилтны үйл ажиллагааг хагас, бүтэн жилээр төлөвлөж гүйцэтгэлийг хагас бүтэн жил тутам дүгнэ;</w:t>
-      </w:r>
-    </w:p>
-    <w:p>
-      <w:pPr>
-        <w:spacing w:after="0"/>
-        <w:jc w:val="both"/>
-        <w:rPr>
-          <w:rFonts w:ascii="Times New Roman" w:hAnsi="Times New Roman" w:cs="Times New Roman"/>
-          <w:sz w:val="24"/>
-          <w:szCs w:val="24"/>
-        </w:rPr>
-      </w:pPr>
-      <w:r>
-        <w:rPr>
-          <w:rFonts w:ascii="Times New Roman" w:hAnsi="Times New Roman" w:cs="Times New Roman"/>
-          <w:sz w:val="24"/>
-          <w:szCs w:val="24"/>
-        </w:rPr>
-        <w:t xml:space="preserve">2.1.15. </w:t>
+        <w:t xml:space="preserve">4.4.10. </w:t>
       </w:r>
       <w:r>
         <w:rPr>
@@ -1116,1151 +2288,7 @@
           <w:sz w:val="24"/>
           <w:szCs w:val="24"/>
         </w:rPr>
-        <w:t>ууль тогтоомж болон компанийн дотоод үйл ажиллагаандаа мөрдөж байгаа дүрэм, журамд заасан бусад эрх, үүрэг.</w:t>
-      </w:r>
-    </w:p>
-    <w:p>
-      <w:pPr>
-        <w:spacing w:after="0"/>
-        <w:jc w:val="center"/>
-        <w:rPr>
-          <w:rFonts w:ascii="Times New Roman" w:hAnsi="Times New Roman" w:cs="Times New Roman"/>
-          <w:b/>
-          <w:sz w:val="24"/>
-          <w:szCs w:val="24"/>
-        </w:rPr>
-      </w:pPr>
-      <w:r>
-        <w:rPr>
-          <w:rFonts w:ascii="Times New Roman" w:hAnsi="Times New Roman" w:cs="Times New Roman"/>
-          <w:b/>
-          <w:sz w:val="24"/>
-          <w:szCs w:val="24"/>
-        </w:rPr>
-        <w:t>Гурав. Ажилтны эрх, үүрэг</w:t>
-      </w:r>
-    </w:p>
-    <w:p>
-      <w:pPr>
-        <w:spacing w:after="0"/>
-        <w:jc w:val="both"/>
-        <w:rPr>
-          <w:rFonts w:ascii="Times New Roman" w:hAnsi="Times New Roman" w:cs="Times New Roman"/>
-          <w:sz w:val="24"/>
-          <w:szCs w:val="24"/>
-        </w:rPr>
-      </w:pPr>
-      <w:r>
-        <w:rPr>
-          <w:rFonts w:ascii="Times New Roman" w:hAnsi="Times New Roman" w:cs="Times New Roman"/>
-          <w:sz w:val="24"/>
-          <w:szCs w:val="24"/>
-        </w:rPr>
-        <w:t>3.1. Ажилтан нь дараах эрх эдэлж, үүрэг хүлээнэ:</w:t>
-      </w:r>
-    </w:p>
-    <w:p>
-      <w:pPr>
-        <w:spacing w:after="0"/>
-        <w:jc w:val="both"/>
-        <w:rPr>
-          <w:rFonts w:ascii="Times New Roman" w:hAnsi="Times New Roman" w:cs="Times New Roman"/>
-          <w:sz w:val="24"/>
-          <w:szCs w:val="24"/>
-        </w:rPr>
-      </w:pPr>
-      <w:r>
-        <w:rPr>
-          <w:rFonts w:ascii="Times New Roman" w:hAnsi="Times New Roman" w:cs="Times New Roman"/>
-          <w:sz w:val="24"/>
-          <w:szCs w:val="24"/>
-        </w:rPr>
-        <w:t xml:space="preserve">3.1.1. </w:t>
-      </w:r>
-      <w:r>
-        <w:rPr>
-          <w:rFonts w:ascii="Times New Roman" w:hAnsi="Times New Roman" w:cs="Times New Roman"/>
-          <w:sz w:val="24"/>
-          <w:szCs w:val="24"/>
-          <w:lang w:val="mn-MN"/>
-        </w:rPr>
-        <w:t>Х</w:t>
-      </w:r>
-      <w:r>
-        <w:rPr>
-          <w:rFonts w:ascii="Times New Roman" w:hAnsi="Times New Roman" w:cs="Times New Roman"/>
-          <w:sz w:val="24"/>
-          <w:szCs w:val="24"/>
-        </w:rPr>
-        <w:t>өдөлмөрийн аюулгүй ажиллагааны болон эрүүл ахуйн шаардлагад нийцсэн хөдөлмөрийн нөхцөлөөр хангуулах;</w:t>
-      </w:r>
-    </w:p>
-    <w:p>
-      <w:pPr>
-        <w:spacing w:after="0"/>
-        <w:jc w:val="both"/>
-        <w:rPr>
-          <w:rFonts w:ascii="Times New Roman" w:hAnsi="Times New Roman" w:cs="Times New Roman"/>
-          <w:sz w:val="24"/>
-          <w:szCs w:val="24"/>
-        </w:rPr>
-      </w:pPr>
-      <w:r>
-        <w:rPr>
-          <w:rFonts w:ascii="Times New Roman" w:hAnsi="Times New Roman" w:cs="Times New Roman"/>
-          <w:sz w:val="24"/>
-          <w:szCs w:val="24"/>
-        </w:rPr>
-        <w:t xml:space="preserve">3.1.2. </w:t>
-      </w:r>
-      <w:r>
-        <w:rPr>
-          <w:rFonts w:ascii="Times New Roman" w:hAnsi="Times New Roman" w:cs="Times New Roman"/>
-          <w:sz w:val="24"/>
-          <w:szCs w:val="24"/>
-          <w:lang w:val="mn-MN"/>
-        </w:rPr>
-        <w:t>Ц</w:t>
-      </w:r>
-      <w:r>
-        <w:rPr>
-          <w:rFonts w:ascii="Times New Roman" w:hAnsi="Times New Roman" w:cs="Times New Roman"/>
-          <w:sz w:val="24"/>
-          <w:szCs w:val="24"/>
-        </w:rPr>
-        <w:t>алин хөлс авах, амрах, хөдөлмөрлөх эрхээ хамгаалах, хамгаалуулах, хууль тогтоомж, журамд заагдсан тэтгэвэр, тэтгэмж авах;</w:t>
-      </w:r>
-    </w:p>
-    <w:p>
-      <w:pPr>
-        <w:spacing w:after="0"/>
-        <w:jc w:val="both"/>
-        <w:rPr>
-          <w:rFonts w:ascii="Times New Roman" w:hAnsi="Times New Roman" w:cs="Times New Roman"/>
-          <w:sz w:val="24"/>
-          <w:szCs w:val="24"/>
-        </w:rPr>
-      </w:pPr>
-      <w:r>
-        <w:rPr>
-          <w:rFonts w:ascii="Times New Roman" w:hAnsi="Times New Roman" w:cs="Times New Roman"/>
-          <w:sz w:val="24"/>
-          <w:szCs w:val="24"/>
-        </w:rPr>
-        <w:t xml:space="preserve">3.1.3. </w:t>
-      </w:r>
-      <w:r>
-        <w:rPr>
-          <w:rFonts w:ascii="Times New Roman" w:hAnsi="Times New Roman" w:cs="Times New Roman"/>
-          <w:sz w:val="24"/>
-          <w:szCs w:val="24"/>
-          <w:lang w:val="mn-MN"/>
-        </w:rPr>
-        <w:t>Х</w:t>
-      </w:r>
-      <w:r>
-        <w:rPr>
-          <w:rFonts w:ascii="Times New Roman" w:hAnsi="Times New Roman" w:cs="Times New Roman"/>
-          <w:sz w:val="24"/>
-          <w:szCs w:val="24"/>
-        </w:rPr>
-        <w:t>ариуцсан ажил, үүрэгтэйгээ шууд холбоотой асуудлаар үзэл бодол, санал хүсэлтээ удирдлагуудад чөлөөтэй илэрхийлэх;</w:t>
-      </w:r>
-    </w:p>
-    <w:p>
-      <w:pPr>
-        <w:spacing w:after="0"/>
-        <w:jc w:val="both"/>
-        <w:rPr>
-          <w:rFonts w:ascii="Times New Roman" w:hAnsi="Times New Roman" w:cs="Times New Roman"/>
-          <w:sz w:val="24"/>
-          <w:szCs w:val="24"/>
-        </w:rPr>
-      </w:pPr>
-      <w:r>
-        <w:rPr>
-          <w:rFonts w:ascii="Times New Roman" w:hAnsi="Times New Roman" w:cs="Times New Roman"/>
-          <w:sz w:val="24"/>
-          <w:szCs w:val="24"/>
-        </w:rPr>
-        <w:t xml:space="preserve">3.1.4. </w:t>
-      </w:r>
-      <w:r>
-        <w:rPr>
-          <w:rFonts w:ascii="Times New Roman" w:hAnsi="Times New Roman" w:cs="Times New Roman"/>
-          <w:sz w:val="24"/>
-          <w:szCs w:val="24"/>
-          <w:lang w:val="mn-MN"/>
-        </w:rPr>
-        <w:t>А</w:t>
-      </w:r>
-      <w:r>
-        <w:rPr>
-          <w:rFonts w:ascii="Times New Roman" w:hAnsi="Times New Roman" w:cs="Times New Roman"/>
-          <w:sz w:val="24"/>
-          <w:szCs w:val="24"/>
-        </w:rPr>
-        <w:t>жил үүргээ гүйцэтгэхдээ захирах, захирагдах ёсыг баримтлан бусадтай соёлтой харилцах, ёс зүйн хэм хэмжээг сахих, ашиг сонирхлын зөрчил гаргалгүй ажлын цагийг үр бүтээлтэй ашиглах;</w:t>
-      </w:r>
-    </w:p>
-    <w:p>
-      <w:pPr>
-        <w:spacing w:after="0"/>
-        <w:jc w:val="both"/>
-        <w:rPr>
-          <w:rFonts w:ascii="Times New Roman" w:hAnsi="Times New Roman" w:cs="Times New Roman"/>
-          <w:sz w:val="24"/>
-          <w:szCs w:val="24"/>
-        </w:rPr>
-      </w:pPr>
-      <w:r>
-        <w:rPr>
-          <w:rFonts w:ascii="Times New Roman" w:hAnsi="Times New Roman" w:cs="Times New Roman"/>
-          <w:sz w:val="24"/>
-          <w:szCs w:val="24"/>
-        </w:rPr>
-        <w:t xml:space="preserve">3.1.5. </w:t>
-      </w:r>
-      <w:r>
-        <w:rPr>
-          <w:rFonts w:ascii="Times New Roman" w:hAnsi="Times New Roman" w:cs="Times New Roman"/>
-          <w:sz w:val="24"/>
-          <w:szCs w:val="24"/>
-          <w:lang w:val="mn-MN"/>
-        </w:rPr>
-        <w:t>М</w:t>
-      </w:r>
-      <w:r>
-        <w:rPr>
-          <w:rFonts w:ascii="Times New Roman" w:hAnsi="Times New Roman" w:cs="Times New Roman"/>
-          <w:sz w:val="24"/>
-          <w:szCs w:val="24"/>
-        </w:rPr>
-        <w:t>эдлэг боловсрол, мэргэжлээ байнга дээшлүүлэх, ажлын арга барилаа сайжруулах, энэ гэрээний дагуу гүйцэтгэж байгаа ажил, үүргээ үнэнч шударга, хариуцлагатай гүйцэтгэж, эрхэлсэн ажилдаа идэвх санаачилгатай ажиллах;</w:t>
-      </w:r>
-    </w:p>
-    <w:p>
-      <w:pPr>
-        <w:spacing w:after="0"/>
-        <w:jc w:val="both"/>
-        <w:rPr>
-          <w:rFonts w:ascii="Times New Roman" w:hAnsi="Times New Roman" w:cs="Times New Roman"/>
-          <w:sz w:val="24"/>
-          <w:szCs w:val="24"/>
-        </w:rPr>
-      </w:pPr>
-      <w:r>
-        <w:rPr>
-          <w:rFonts w:ascii="Times New Roman" w:hAnsi="Times New Roman" w:cs="Times New Roman"/>
-          <w:sz w:val="24"/>
-          <w:szCs w:val="24"/>
-        </w:rPr>
-        <w:t xml:space="preserve">3.1.6. </w:t>
-      </w:r>
-      <w:r>
-        <w:rPr>
-          <w:rFonts w:ascii="Times New Roman" w:hAnsi="Times New Roman" w:cs="Times New Roman"/>
-          <w:sz w:val="24"/>
-          <w:szCs w:val="24"/>
-          <w:lang w:val="mn-MN"/>
-        </w:rPr>
-        <w:t>К</w:t>
-      </w:r>
-      <w:r>
-        <w:rPr>
-          <w:rFonts w:ascii="Times New Roman" w:hAnsi="Times New Roman" w:cs="Times New Roman"/>
-          <w:sz w:val="24"/>
-          <w:szCs w:val="24"/>
-        </w:rPr>
-        <w:t>омпанийн эд хөрөнгийг зүй зохистой хэрэглэх, хамгаалах;</w:t>
-      </w:r>
-    </w:p>
-    <w:p>
-      <w:pPr>
-        <w:spacing w:after="0"/>
-        <w:jc w:val="both"/>
-        <w:rPr>
-          <w:rFonts w:ascii="Times New Roman" w:hAnsi="Times New Roman" w:cs="Times New Roman"/>
-          <w:sz w:val="24"/>
-          <w:szCs w:val="24"/>
-        </w:rPr>
-      </w:pPr>
-      <w:r>
-        <w:rPr>
-          <w:rFonts w:ascii="Times New Roman" w:hAnsi="Times New Roman" w:cs="Times New Roman"/>
-          <w:sz w:val="24"/>
-          <w:szCs w:val="24"/>
-        </w:rPr>
-        <w:t xml:space="preserve">3.1.7. </w:t>
-      </w:r>
-      <w:r>
-        <w:rPr>
-          <w:rFonts w:ascii="Times New Roman" w:hAnsi="Times New Roman" w:cs="Times New Roman"/>
-          <w:sz w:val="24"/>
-          <w:szCs w:val="24"/>
-          <w:lang w:val="mn-MN"/>
-        </w:rPr>
-        <w:t>Х</w:t>
-      </w:r>
-      <w:r>
-        <w:rPr>
-          <w:rFonts w:ascii="Times New Roman" w:hAnsi="Times New Roman" w:cs="Times New Roman"/>
-          <w:sz w:val="24"/>
-          <w:szCs w:val="24"/>
-        </w:rPr>
-        <w:t>өдөлмөрийн аюулгүйн ажиллагааны хууль тогтоомж, дүрэм, журмыг чандлан баримтлан ажиллах, бусдын болон өөрийнхөө амь нас, эрүүл мэнд, эд хөрөнгийг хамгаалан ажиллах;</w:t>
-      </w:r>
-    </w:p>
-    <w:p>
-      <w:pPr>
-        <w:spacing w:after="0"/>
-        <w:jc w:val="both"/>
-        <w:rPr>
-          <w:rFonts w:ascii="Times New Roman" w:hAnsi="Times New Roman" w:cs="Times New Roman"/>
-          <w:sz w:val="24"/>
-          <w:szCs w:val="24"/>
-        </w:rPr>
-      </w:pPr>
-      <w:r>
-        <w:rPr>
-          <w:rFonts w:ascii="Times New Roman" w:hAnsi="Times New Roman" w:cs="Times New Roman"/>
-          <w:sz w:val="24"/>
-          <w:szCs w:val="24"/>
-        </w:rPr>
-        <w:t xml:space="preserve">3.1.8. </w:t>
-      </w:r>
-      <w:r>
-        <w:rPr>
-          <w:rFonts w:ascii="Times New Roman" w:hAnsi="Times New Roman" w:cs="Times New Roman"/>
-          <w:sz w:val="24"/>
-          <w:szCs w:val="24"/>
-          <w:lang w:val="mn-MN"/>
-        </w:rPr>
-        <w:t>А</w:t>
-      </w:r>
-      <w:r>
-        <w:rPr>
-          <w:rFonts w:ascii="Times New Roman" w:hAnsi="Times New Roman" w:cs="Times New Roman"/>
-          <w:sz w:val="24"/>
-          <w:szCs w:val="24"/>
-        </w:rPr>
-        <w:t>лбан тушаалын эрх мэдлээ хэтрүүлэн ашиглахгүй, эзэмшиж байгаа өмч хөрөнгийг шамшигдуулах, хувийн хэрэгцээнд хэрэглэхгүй, компани болон хувь хүний нууцад хамаарах мэдээлэл, баримт бичгийг бусдад задруулахгүй байх;</w:t>
-      </w:r>
-    </w:p>
-    <w:p>
-      <w:pPr>
-        <w:spacing w:after="0"/>
-        <w:jc w:val="both"/>
-        <w:rPr>
-          <w:rFonts w:ascii="Times New Roman" w:hAnsi="Times New Roman" w:cs="Times New Roman"/>
-          <w:sz w:val="24"/>
-          <w:szCs w:val="24"/>
-        </w:rPr>
-      </w:pPr>
-      <w:r>
-        <w:rPr>
-          <w:rFonts w:ascii="Times New Roman" w:hAnsi="Times New Roman" w:cs="Times New Roman"/>
-          <w:sz w:val="24"/>
-          <w:szCs w:val="24"/>
-        </w:rPr>
-        <w:t xml:space="preserve">3.1.9. </w:t>
-      </w:r>
-      <w:r>
-        <w:rPr>
-          <w:rFonts w:ascii="Times New Roman" w:hAnsi="Times New Roman" w:cs="Times New Roman"/>
-          <w:sz w:val="24"/>
-          <w:szCs w:val="24"/>
-          <w:lang w:val="mn-MN"/>
-        </w:rPr>
-        <w:t>Ц</w:t>
-      </w:r>
-      <w:r>
-        <w:rPr>
-          <w:rFonts w:ascii="Times New Roman" w:hAnsi="Times New Roman" w:cs="Times New Roman"/>
-          <w:sz w:val="24"/>
-          <w:szCs w:val="24"/>
-        </w:rPr>
-        <w:t>алин хөлс, түүнтэй адилтгах бусад орлогод ногдох нийгмийн даатгалын шимтгэл болон хувь хүний орлогын албан татварыг холбогдох хууль тогтоомжид заасан хувь хэмжээгээр суутгуулан</w:t>
-      </w:r>
-      <w:r>
-        <w:rPr>
-          <w:rFonts w:ascii="Times New Roman" w:hAnsi="Times New Roman" w:cs="Times New Roman"/>
-          <w:sz w:val="24"/>
-          <w:szCs w:val="24"/>
-          <w:lang w:val="mn-MN"/>
-        </w:rPr>
-        <w:t xml:space="preserve"> </w:t>
-      </w:r>
-      <w:r>
-        <w:rPr>
-          <w:rFonts w:ascii="Times New Roman" w:hAnsi="Times New Roman" w:cs="Times New Roman"/>
-          <w:sz w:val="24"/>
-          <w:szCs w:val="24"/>
-        </w:rPr>
-        <w:t>тооцуулах;</w:t>
-      </w:r>
-    </w:p>
-    <w:p>
-      <w:pPr>
-        <w:spacing w:after="0"/>
-        <w:jc w:val="both"/>
-        <w:rPr>
-          <w:rFonts w:ascii="Times New Roman" w:hAnsi="Times New Roman" w:cs="Times New Roman"/>
-          <w:sz w:val="24"/>
-          <w:szCs w:val="24"/>
-        </w:rPr>
-      </w:pPr>
-      <w:r>
-        <w:rPr>
-          <w:rFonts w:ascii="Times New Roman" w:hAnsi="Times New Roman" w:cs="Times New Roman"/>
-          <w:sz w:val="24"/>
-          <w:szCs w:val="24"/>
-        </w:rPr>
-        <w:t xml:space="preserve">3.1.10. </w:t>
-      </w:r>
-      <w:r>
-        <w:rPr>
-          <w:rFonts w:ascii="Times New Roman" w:hAnsi="Times New Roman" w:cs="Times New Roman"/>
-          <w:sz w:val="24"/>
-          <w:szCs w:val="24"/>
-          <w:lang w:val="mn-MN"/>
-        </w:rPr>
-        <w:t>Х</w:t>
-      </w:r>
-      <w:r>
-        <w:rPr>
-          <w:rFonts w:ascii="Times New Roman" w:hAnsi="Times New Roman" w:cs="Times New Roman"/>
-          <w:sz w:val="24"/>
-          <w:szCs w:val="24"/>
-        </w:rPr>
-        <w:t>ариуцсан ажилтай нь холбогдуулан бүрэн хариуцуулахаар олгосон ажлын тоног төхөөрөмж, техник, материаллаг эд зүйлс, мөнгөн хөрөнгийг өөрийн буруугаас болж үрэгдүүлсэн, бусдад хохирол учруулсан тохиолдолд холбогдох хууль, тогтоомж, эд хөрөнгийн бүрэн хариуцлагын гэрээний дагуу бусдад учруулсан хохирлыг ажилтан төлж барагдуулах;</w:t>
-      </w:r>
-    </w:p>
-    <w:p>
-      <w:pPr>
-        <w:spacing w:after="0"/>
-        <w:jc w:val="both"/>
-        <w:rPr>
-          <w:rFonts w:ascii="Times New Roman" w:hAnsi="Times New Roman" w:cs="Times New Roman"/>
-          <w:sz w:val="24"/>
-          <w:szCs w:val="24"/>
-        </w:rPr>
-      </w:pPr>
-      <w:r>
-        <w:rPr>
-          <w:rFonts w:ascii="Times New Roman" w:hAnsi="Times New Roman" w:cs="Times New Roman"/>
-          <w:sz w:val="24"/>
-          <w:szCs w:val="24"/>
-        </w:rPr>
-        <w:t>3.1.11.</w:t>
-      </w:r>
-      <w:r>
-        <w:rPr>
-          <w:rFonts w:ascii="Times New Roman" w:hAnsi="Times New Roman" w:cs="Times New Roman"/>
-          <w:sz w:val="24"/>
-          <w:szCs w:val="24"/>
-        </w:rPr>
-        <w:t xml:space="preserve"> </w:t>
-      </w:r>
-      <w:r>
-        <w:rPr>
-          <w:rFonts w:ascii="Times New Roman" w:hAnsi="Times New Roman" w:cs="Times New Roman"/>
-          <w:sz w:val="24"/>
-          <w:szCs w:val="24"/>
-          <w:lang w:val="mn-MN"/>
-        </w:rPr>
-        <w:t>А</w:t>
-      </w:r>
-      <w:r>
-        <w:rPr>
-          <w:rFonts w:ascii="Times New Roman" w:hAnsi="Times New Roman" w:cs="Times New Roman"/>
-          <w:sz w:val="24"/>
-          <w:szCs w:val="24"/>
-        </w:rPr>
-        <w:t>жлын тайлангаа холбогдох журамд заасан хугацааны дотор гаргаж өгөх, гүйцэтгэлээ тайлагнах;</w:t>
-      </w:r>
-    </w:p>
-    <w:p>
-      <w:pPr>
-        <w:spacing w:after="0"/>
-        <w:jc w:val="both"/>
-        <w:rPr>
-          <w:rFonts w:ascii="Times New Roman" w:hAnsi="Times New Roman" w:cs="Times New Roman"/>
-          <w:sz w:val="24"/>
-          <w:szCs w:val="24"/>
-        </w:rPr>
-      </w:pPr>
-      <w:r>
-        <w:rPr>
-          <w:rFonts w:ascii="Times New Roman" w:hAnsi="Times New Roman" w:cs="Times New Roman"/>
-          <w:sz w:val="24"/>
-          <w:szCs w:val="24"/>
-        </w:rPr>
-        <w:lastRenderedPageBreak/>
-        <w:t xml:space="preserve">3.1.12. </w:t>
-      </w:r>
-      <w:r>
-        <w:rPr>
-          <w:rFonts w:ascii="Times New Roman" w:hAnsi="Times New Roman" w:cs="Times New Roman"/>
-          <w:sz w:val="24"/>
-          <w:szCs w:val="24"/>
-          <w:lang w:val="mn-MN"/>
-        </w:rPr>
-        <w:t>Х</w:t>
-      </w:r>
-      <w:r>
-        <w:rPr>
-          <w:rFonts w:ascii="Times New Roman" w:hAnsi="Times New Roman" w:cs="Times New Roman"/>
-          <w:sz w:val="24"/>
-          <w:szCs w:val="24"/>
-        </w:rPr>
-        <w:t>увийн хэрэгт орсон мэдээллийн талаарх өөрчлөлтийг цаг тухайд нь хүний нөөцийн мэргэжилтэнд гаргаж өгөх;</w:t>
-      </w:r>
-    </w:p>
-    <w:p>
-      <w:pPr>
-        <w:spacing w:after="0"/>
-        <w:jc w:val="both"/>
-        <w:rPr>
-          <w:rFonts w:ascii="Times New Roman" w:hAnsi="Times New Roman" w:cs="Times New Roman"/>
-          <w:sz w:val="24"/>
-          <w:szCs w:val="24"/>
-        </w:rPr>
-      </w:pPr>
-      <w:r>
-        <w:rPr>
-          <w:rFonts w:ascii="Times New Roman" w:hAnsi="Times New Roman" w:cs="Times New Roman"/>
-          <w:sz w:val="24"/>
-          <w:szCs w:val="24"/>
-        </w:rPr>
-        <w:t xml:space="preserve">3.1.13. </w:t>
-      </w:r>
-      <w:r>
-        <w:rPr>
-          <w:rFonts w:ascii="Times New Roman" w:hAnsi="Times New Roman" w:cs="Times New Roman"/>
-          <w:sz w:val="24"/>
-          <w:szCs w:val="24"/>
-          <w:lang w:val="mn-MN"/>
-        </w:rPr>
-        <w:t>Х</w:t>
-      </w:r>
-      <w:r>
-        <w:rPr>
-          <w:rFonts w:ascii="Times New Roman" w:hAnsi="Times New Roman" w:cs="Times New Roman"/>
-          <w:sz w:val="24"/>
-          <w:szCs w:val="24"/>
-        </w:rPr>
-        <w:t>өдөлмөрийн гэрээ дуусгавар болсон, цуцлагдсан тохиолдолд холбогдох шийдвэртэй танилцаж, гардан авч гарын үсэг зурах, албан хэрэгцээнд ашиглаж байсан эд хөрөнгө, баримт материал, цахим файл зэргийг компанид хүлээлгэн өгч, зохих журмын дагуу тооцоог хийж дуусгасны дараа хувийн баримт бичгээ компаниас хүлээн авах;</w:t>
-      </w:r>
-    </w:p>
-    <w:p>
-      <w:pPr>
-        <w:spacing w:after="0"/>
-        <w:jc w:val="both"/>
-        <w:rPr>
-          <w:rFonts w:ascii="Times New Roman" w:hAnsi="Times New Roman" w:cs="Times New Roman"/>
-          <w:sz w:val="24"/>
-          <w:szCs w:val="24"/>
-        </w:rPr>
-      </w:pPr>
-      <w:r>
-        <w:rPr>
-          <w:rFonts w:ascii="Times New Roman" w:hAnsi="Times New Roman" w:cs="Times New Roman"/>
-          <w:sz w:val="24"/>
-          <w:szCs w:val="24"/>
-        </w:rPr>
-        <w:t xml:space="preserve">3.1.14. </w:t>
-      </w:r>
-      <w:r>
-        <w:rPr>
-          <w:rFonts w:ascii="Times New Roman" w:hAnsi="Times New Roman" w:cs="Times New Roman"/>
-          <w:sz w:val="24"/>
-          <w:szCs w:val="24"/>
-          <w:lang w:val="mn-MN"/>
-        </w:rPr>
-        <w:t>Х</w:t>
-      </w:r>
-      <w:r>
-        <w:rPr>
-          <w:rFonts w:ascii="Times New Roman" w:hAnsi="Times New Roman" w:cs="Times New Roman"/>
-          <w:sz w:val="24"/>
-          <w:szCs w:val="24"/>
-        </w:rPr>
-        <w:t>ууль тогтоомж болон компанийн дотоод үйл ажиллагаандаа мөрдөж байгаа дүрэм, журамд заасан бусад эрх, үүрэг.</w:t>
-      </w:r>
-    </w:p>
-    <w:p>
-      <w:pPr>
-        <w:spacing w:after="0"/>
-        <w:jc w:val="both"/>
-        <w:rPr>
-          <w:rFonts w:ascii="Times New Roman" w:hAnsi="Times New Roman" w:cs="Times New Roman"/>
-          <w:b/>
-          <w:sz w:val="24"/>
-          <w:szCs w:val="24"/>
-        </w:rPr>
-      </w:pPr>
-      <w:r>
-        <w:rPr>
-          <w:rFonts w:ascii="Times New Roman" w:hAnsi="Times New Roman" w:cs="Times New Roman"/>
-          <w:b/>
-          <w:sz w:val="24"/>
-          <w:szCs w:val="24"/>
-        </w:rPr>
-        <w:t>Дөрөв. Хөдөлмөрийн сахилгын шийтгэл ногдуулах, хөдөлмөрийн гэрээг цуцлах</w:t>
-      </w:r>
-    </w:p>
-    <w:p>
-      <w:pPr>
-        <w:spacing w:after="0"/>
-        <w:jc w:val="both"/>
-        <w:rPr>
-          <w:rFonts w:ascii="Times New Roman" w:hAnsi="Times New Roman" w:cs="Times New Roman"/>
-          <w:sz w:val="24"/>
-          <w:szCs w:val="24"/>
-        </w:rPr>
-      </w:pPr>
-      <w:r>
-        <w:rPr>
-          <w:rFonts w:ascii="Times New Roman" w:hAnsi="Times New Roman" w:cs="Times New Roman"/>
-          <w:sz w:val="24"/>
-          <w:szCs w:val="24"/>
-        </w:rPr>
-        <w:t>4.1. Гаргасан зөрчлийн шинж чанар, түүний давтамж, учруулсан хохирол зэргийг харгалзан Хөдөлмөрийн дотоод журам, холбогдох бусад заавар, журам, болон энэ гэрээгээр хүлээсэн үүргээ биелүүлээгүй ажилтанд Хөдөлмөрийн хуульд заасны дагуу ажил олгогч дараах хөдөлмөрийн сахилгын шийтгэлийг ногдуулна:</w:t>
-      </w:r>
-    </w:p>
-    <w:p>
-      <w:pPr>
-        <w:spacing w:after="0"/>
-        <w:jc w:val="both"/>
-        <w:rPr>
-          <w:rFonts w:ascii="Times New Roman" w:hAnsi="Times New Roman" w:cs="Times New Roman"/>
-          <w:sz w:val="24"/>
-          <w:szCs w:val="24"/>
-        </w:rPr>
-      </w:pPr>
-      <w:r>
-        <w:rPr>
-          <w:rFonts w:ascii="Times New Roman" w:hAnsi="Times New Roman" w:cs="Times New Roman"/>
-          <w:sz w:val="24"/>
-          <w:szCs w:val="24"/>
-        </w:rPr>
-        <w:t xml:space="preserve">4.1.1. </w:t>
-      </w:r>
-      <w:r>
-        <w:rPr>
-          <w:rFonts w:ascii="Times New Roman" w:hAnsi="Times New Roman" w:cs="Times New Roman"/>
-          <w:sz w:val="24"/>
-          <w:szCs w:val="24"/>
-          <w:lang w:val="mn-MN"/>
-        </w:rPr>
-        <w:t>С</w:t>
-      </w:r>
-      <w:r>
-        <w:rPr>
-          <w:rFonts w:ascii="Times New Roman" w:hAnsi="Times New Roman" w:cs="Times New Roman"/>
-          <w:sz w:val="24"/>
-          <w:szCs w:val="24"/>
-        </w:rPr>
-        <w:t>ануулах;</w:t>
-      </w:r>
-    </w:p>
-    <w:p>
-      <w:pPr>
-        <w:spacing w:after="0"/>
-        <w:jc w:val="both"/>
-        <w:rPr>
-          <w:rFonts w:ascii="Times New Roman" w:hAnsi="Times New Roman" w:cs="Times New Roman"/>
-          <w:sz w:val="24"/>
-          <w:szCs w:val="24"/>
-        </w:rPr>
-      </w:pPr>
-      <w:r>
-        <w:rPr>
-          <w:rFonts w:ascii="Times New Roman" w:hAnsi="Times New Roman" w:cs="Times New Roman"/>
-          <w:sz w:val="24"/>
-          <w:szCs w:val="24"/>
-        </w:rPr>
-        <w:t xml:space="preserve">4.1.2. </w:t>
-      </w:r>
-      <w:r>
-        <w:rPr>
-          <w:rFonts w:ascii="Times New Roman" w:hAnsi="Times New Roman" w:cs="Times New Roman"/>
-          <w:sz w:val="24"/>
-          <w:szCs w:val="24"/>
-          <w:lang w:val="mn-MN"/>
-        </w:rPr>
-        <w:t>Ү</w:t>
-      </w:r>
-      <w:r>
-        <w:rPr>
-          <w:rFonts w:ascii="Times New Roman" w:hAnsi="Times New Roman" w:cs="Times New Roman"/>
-          <w:sz w:val="24"/>
-          <w:szCs w:val="24"/>
-        </w:rPr>
-        <w:t>ндсэн цалинг гурван сар хүртэл хугацаагаар 20 /хорь/ хүртэл хувиар бууруулах;</w:t>
-      </w:r>
-    </w:p>
-    <w:p>
-      <w:pPr>
-        <w:spacing w:after="0"/>
-        <w:jc w:val="both"/>
-        <w:rPr>
-          <w:rFonts w:ascii="Times New Roman" w:hAnsi="Times New Roman" w:cs="Times New Roman"/>
-          <w:sz w:val="24"/>
-          <w:szCs w:val="24"/>
-        </w:rPr>
-      </w:pPr>
-      <w:r>
-        <w:rPr>
-          <w:rFonts w:ascii="Times New Roman" w:hAnsi="Times New Roman" w:cs="Times New Roman"/>
-          <w:sz w:val="24"/>
-          <w:szCs w:val="24"/>
-        </w:rPr>
-        <w:t xml:space="preserve">4.1.3. </w:t>
-      </w:r>
-      <w:r>
-        <w:rPr>
-          <w:rFonts w:ascii="Times New Roman" w:hAnsi="Times New Roman" w:cs="Times New Roman"/>
-          <w:sz w:val="24"/>
-          <w:szCs w:val="24"/>
-          <w:lang w:val="mn-MN"/>
-        </w:rPr>
-        <w:t>А</w:t>
-      </w:r>
-      <w:r>
-        <w:rPr>
-          <w:rFonts w:ascii="Times New Roman" w:hAnsi="Times New Roman" w:cs="Times New Roman"/>
-          <w:sz w:val="24"/>
-          <w:szCs w:val="24"/>
-        </w:rPr>
-        <w:t>жлаас халах.</w:t>
-      </w:r>
-    </w:p>
-    <w:p>
-      <w:pPr>
-        <w:spacing w:after="0"/>
-        <w:jc w:val="both"/>
-        <w:rPr>
-          <w:rFonts w:ascii="Times New Roman" w:hAnsi="Times New Roman" w:cs="Times New Roman"/>
-          <w:sz w:val="24"/>
-          <w:szCs w:val="24"/>
-        </w:rPr>
-      </w:pPr>
-      <w:r>
-        <w:rPr>
-          <w:rFonts w:ascii="Times New Roman" w:hAnsi="Times New Roman" w:cs="Times New Roman"/>
-          <w:sz w:val="24"/>
-          <w:szCs w:val="24"/>
-        </w:rPr>
-        <w:t>4.2. Ажил олгогч нь зөрчил гаргасан ажилтанд сахилгын шийтгэлийг шат дараалан ногдуулах үүрэг хүлээхгүй.</w:t>
-      </w:r>
-    </w:p>
-    <w:p>
-      <w:pPr>
-        <w:spacing w:after="0"/>
-        <w:jc w:val="both"/>
-        <w:rPr>
-          <w:rFonts w:ascii="Times New Roman" w:hAnsi="Times New Roman" w:cs="Times New Roman"/>
-          <w:sz w:val="24"/>
-          <w:szCs w:val="24"/>
-        </w:rPr>
-      </w:pPr>
-      <w:r>
-        <w:rPr>
-          <w:rFonts w:ascii="Times New Roman" w:hAnsi="Times New Roman" w:cs="Times New Roman"/>
-          <w:sz w:val="24"/>
-          <w:szCs w:val="24"/>
-        </w:rPr>
-        <w:t>4.3. Сахилгын зөрчил гаргаснаас хойш зургаан сар, илрүүлснээс хойш нэг сарын дотор ажилтанд сахилгын шийтгэл ногдуулна.</w:t>
-      </w:r>
-    </w:p>
-    <w:p>
-      <w:pPr>
-        <w:spacing w:after="0"/>
-        <w:jc w:val="both"/>
-        <w:rPr>
-          <w:rFonts w:ascii="Times New Roman" w:hAnsi="Times New Roman" w:cs="Times New Roman"/>
-          <w:sz w:val="24"/>
-          <w:szCs w:val="24"/>
-        </w:rPr>
-      </w:pPr>
-      <w:r>
-        <w:rPr>
-          <w:rFonts w:ascii="Times New Roman" w:hAnsi="Times New Roman" w:cs="Times New Roman"/>
-          <w:sz w:val="24"/>
-          <w:szCs w:val="24"/>
-        </w:rPr>
-        <w:t>4.4. Дор дурдсан нөхцөлийг ноцтой зөрчилд тооцон, ажилтантай байгуулсан хөдөлмөрийн гэрээг ажил олгогчийн санаачилгаар цуцална:</w:t>
-      </w:r>
-    </w:p>
-    <w:p>
-      <w:pPr>
-        <w:spacing w:after="0"/>
-        <w:jc w:val="both"/>
-        <w:rPr>
-          <w:rFonts w:ascii="Times New Roman" w:hAnsi="Times New Roman" w:cs="Times New Roman"/>
-          <w:sz w:val="24"/>
-          <w:szCs w:val="24"/>
-        </w:rPr>
-      </w:pPr>
-      <w:r>
-        <w:rPr>
-          <w:rFonts w:ascii="Times New Roman" w:hAnsi="Times New Roman" w:cs="Times New Roman"/>
-          <w:sz w:val="24"/>
-          <w:szCs w:val="24"/>
-        </w:rPr>
-        <w:t xml:space="preserve">4.4.1. </w:t>
-      </w:r>
-      <w:r>
-        <w:rPr>
-          <w:rFonts w:ascii="Times New Roman" w:hAnsi="Times New Roman" w:cs="Times New Roman"/>
-          <w:sz w:val="24"/>
-          <w:szCs w:val="24"/>
-          <w:lang w:val="mn-MN"/>
-        </w:rPr>
-        <w:t>Х</w:t>
-      </w:r>
-      <w:r>
-        <w:rPr>
-          <w:rFonts w:ascii="Times New Roman" w:hAnsi="Times New Roman" w:cs="Times New Roman"/>
-          <w:sz w:val="24"/>
-          <w:szCs w:val="24"/>
-        </w:rPr>
-        <w:t>өдөлмөрийн аюулгүй байдал, эрүүл ахуйн дүрэм, журам, заавар, горим зөрчсөний улмаас хүний амь нас, эрүүл мэнд хохирсон, үйлдвэрлэлийн осол гаргахад хүргэсэн;</w:t>
-      </w:r>
-    </w:p>
-    <w:p>
-      <w:pPr>
-        <w:spacing w:after="0"/>
-        <w:jc w:val="both"/>
-        <w:rPr>
-          <w:rFonts w:ascii="Times New Roman" w:hAnsi="Times New Roman" w:cs="Times New Roman"/>
-          <w:sz w:val="24"/>
-          <w:szCs w:val="24"/>
-        </w:rPr>
-      </w:pPr>
-      <w:r>
-        <w:rPr>
-          <w:rFonts w:ascii="Times New Roman" w:hAnsi="Times New Roman" w:cs="Times New Roman"/>
-          <w:sz w:val="24"/>
-          <w:szCs w:val="24"/>
-        </w:rPr>
-        <w:t xml:space="preserve">4.4.2. </w:t>
-      </w:r>
-      <w:r>
-        <w:rPr>
-          <w:rFonts w:ascii="Times New Roman" w:hAnsi="Times New Roman" w:cs="Times New Roman"/>
-          <w:sz w:val="24"/>
-          <w:szCs w:val="24"/>
-          <w:lang w:val="mn-MN"/>
-        </w:rPr>
-        <w:t>Х</w:t>
-      </w:r>
-      <w:r>
-        <w:rPr>
-          <w:rFonts w:ascii="Times New Roman" w:hAnsi="Times New Roman" w:cs="Times New Roman"/>
-          <w:sz w:val="24"/>
-          <w:szCs w:val="24"/>
-        </w:rPr>
-        <w:t>үндэтгэн үзэх шалтгаангүйгээр хоёр ба түүнээс дээш өдөр ажил тасалсан, ээлжийн амралт, чөлөөний хугацааг 3 ба түүнээс дээш хоногоор хэтрүүлсэн;</w:t>
-      </w:r>
-    </w:p>
-    <w:p>
-      <w:pPr>
-        <w:spacing w:after="0"/>
-        <w:jc w:val="both"/>
-        <w:rPr>
-          <w:rFonts w:ascii="Times New Roman" w:hAnsi="Times New Roman" w:cs="Times New Roman"/>
-          <w:sz w:val="24"/>
-          <w:szCs w:val="24"/>
-        </w:rPr>
-      </w:pPr>
-      <w:r>
-        <w:rPr>
-          <w:rFonts w:ascii="Times New Roman" w:hAnsi="Times New Roman" w:cs="Times New Roman"/>
-          <w:sz w:val="24"/>
-          <w:szCs w:val="24"/>
-        </w:rPr>
-        <w:t xml:space="preserve">4.4.3. </w:t>
-      </w:r>
-      <w:r>
-        <w:rPr>
-          <w:rFonts w:ascii="Times New Roman" w:hAnsi="Times New Roman" w:cs="Times New Roman"/>
-          <w:sz w:val="24"/>
-          <w:szCs w:val="24"/>
-          <w:lang w:val="mn-MN"/>
-        </w:rPr>
-        <w:t>А</w:t>
-      </w:r>
-      <w:r>
-        <w:rPr>
-          <w:rFonts w:ascii="Times New Roman" w:hAnsi="Times New Roman" w:cs="Times New Roman"/>
-          <w:sz w:val="24"/>
-          <w:szCs w:val="24"/>
-        </w:rPr>
-        <w:t>жилтан эрх мэдлээ хэтрүүлсэн, өөрийн эрхэлсэн ажил, албан тушаалын чиг үүрэг, бүрэн эрхээ урвуулан ашигласан;</w:t>
-      </w:r>
-    </w:p>
-    <w:p>
-      <w:pPr>
-        <w:spacing w:after="0"/>
-        <w:jc w:val="both"/>
-        <w:rPr>
-          <w:rFonts w:ascii="Times New Roman" w:hAnsi="Times New Roman" w:cs="Times New Roman"/>
-          <w:sz w:val="24"/>
-          <w:szCs w:val="24"/>
-        </w:rPr>
-      </w:pPr>
-      <w:r>
-        <w:rPr>
-          <w:rFonts w:ascii="Times New Roman" w:hAnsi="Times New Roman" w:cs="Times New Roman"/>
-          <w:sz w:val="24"/>
-          <w:szCs w:val="24"/>
-        </w:rPr>
-        <w:t xml:space="preserve">4.4.4. </w:t>
-      </w:r>
-      <w:r>
-        <w:rPr>
-          <w:rFonts w:ascii="Times New Roman" w:hAnsi="Times New Roman" w:cs="Times New Roman"/>
-          <w:sz w:val="24"/>
-          <w:szCs w:val="24"/>
-          <w:lang w:val="mn-MN"/>
-        </w:rPr>
-        <w:t>С</w:t>
-      </w:r>
-      <w:r>
-        <w:rPr>
-          <w:rFonts w:ascii="Times New Roman" w:hAnsi="Times New Roman" w:cs="Times New Roman"/>
-          <w:sz w:val="24"/>
-          <w:szCs w:val="24"/>
-        </w:rPr>
-        <w:t>анхүүгийн данс, бүртгэлийг буруу хөтөлсөн, мөнгөн хөрөнгийн бүрэн бүтэн байдлыг алдагдуулсан, компанийн эд зүйлсийг өөртөө болон бусдад хууль бусаар ашиглуулсан, хэрэглэсэн, зээлдүүлсэн, үрэгдүүлсэн, дутаасан зэргээр ажил олгогчийн итгэлийг алдсан;</w:t>
-      </w:r>
-    </w:p>
-    <w:p>
-      <w:pPr>
-        <w:spacing w:after="0"/>
-        <w:jc w:val="both"/>
-        <w:rPr>
-          <w:rFonts w:ascii="Times New Roman" w:hAnsi="Times New Roman" w:cs="Times New Roman"/>
-          <w:sz w:val="24"/>
-          <w:szCs w:val="24"/>
-        </w:rPr>
-      </w:pPr>
-      <w:r>
-        <w:rPr>
-          <w:rFonts w:ascii="Times New Roman" w:hAnsi="Times New Roman" w:cs="Times New Roman"/>
-          <w:sz w:val="24"/>
-          <w:szCs w:val="24"/>
-        </w:rPr>
-        <w:t xml:space="preserve">4.4.5. </w:t>
-      </w:r>
-      <w:r>
-        <w:rPr>
-          <w:rFonts w:ascii="Times New Roman" w:hAnsi="Times New Roman" w:cs="Times New Roman"/>
-          <w:sz w:val="24"/>
-          <w:szCs w:val="24"/>
-          <w:lang w:val="mn-MN"/>
-        </w:rPr>
-        <w:t>К</w:t>
-      </w:r>
-      <w:r>
-        <w:rPr>
-          <w:rFonts w:ascii="Times New Roman" w:hAnsi="Times New Roman" w:cs="Times New Roman"/>
-          <w:sz w:val="24"/>
-          <w:szCs w:val="24"/>
-        </w:rPr>
-        <w:t>омпанийн эд хөрөнгийг хулгайлах, нуун дарагдуулах, өөртөө завших, зөвшөөрөлгүйгээр авч явсан, бусдад авч явахад туслалцаа дэмжлэг үзүүлсэн, компанийн эд хөрөнгө, тоног төхөөрөмж, лац, тэмдгийг эвдсэн, гэмтээсэн, зориулалтыг өөрчилсөн;</w:t>
-      </w:r>
-    </w:p>
-    <w:p>
-      <w:pPr>
-        <w:spacing w:after="0"/>
-        <w:jc w:val="both"/>
-        <w:rPr>
-          <w:rFonts w:ascii="Times New Roman" w:hAnsi="Times New Roman" w:cs="Times New Roman"/>
-          <w:sz w:val="24"/>
-          <w:szCs w:val="24"/>
-        </w:rPr>
-      </w:pPr>
-      <w:r>
-        <w:rPr>
-          <w:rFonts w:ascii="Times New Roman" w:hAnsi="Times New Roman" w:cs="Times New Roman"/>
-          <w:sz w:val="24"/>
-          <w:szCs w:val="24"/>
-        </w:rPr>
-        <w:t xml:space="preserve">4.4.6. </w:t>
-      </w:r>
-      <w:r>
-        <w:rPr>
-          <w:rFonts w:ascii="Times New Roman" w:hAnsi="Times New Roman" w:cs="Times New Roman"/>
-          <w:sz w:val="24"/>
-          <w:szCs w:val="24"/>
-          <w:lang w:val="mn-MN"/>
-        </w:rPr>
-        <w:t>К</w:t>
-      </w:r>
-      <w:r>
-        <w:rPr>
-          <w:rFonts w:ascii="Times New Roman" w:hAnsi="Times New Roman" w:cs="Times New Roman"/>
-          <w:sz w:val="24"/>
-          <w:szCs w:val="24"/>
-        </w:rPr>
-        <w:t>омпанийн хэвлэмэл хуудас, лого, тэмдгийг хувийн зорилгоор ашигласан, бусдад ашиглуулсан, ашиглах нөхцөл бололцоог бүрдүүлсэн;</w:t>
-      </w:r>
-    </w:p>
-    <w:p>
-      <w:pPr>
-        <w:spacing w:after="0"/>
-        <w:jc w:val="both"/>
-        <w:rPr>
-          <w:rFonts w:ascii="Times New Roman" w:hAnsi="Times New Roman" w:cs="Times New Roman"/>
-          <w:sz w:val="24"/>
-          <w:szCs w:val="24"/>
-        </w:rPr>
-      </w:pPr>
-      <w:r>
-        <w:rPr>
-          <w:rFonts w:ascii="Times New Roman" w:hAnsi="Times New Roman" w:cs="Times New Roman"/>
-          <w:sz w:val="24"/>
-          <w:szCs w:val="24"/>
-        </w:rPr>
-        <w:t xml:space="preserve">4.4.7. </w:t>
-      </w:r>
-      <w:r>
-        <w:rPr>
-          <w:rFonts w:ascii="Times New Roman" w:hAnsi="Times New Roman" w:cs="Times New Roman"/>
-          <w:sz w:val="24"/>
-          <w:szCs w:val="24"/>
-          <w:lang w:val="mn-MN"/>
-        </w:rPr>
-        <w:t>А</w:t>
-      </w:r>
-      <w:r>
-        <w:rPr>
-          <w:rFonts w:ascii="Times New Roman" w:hAnsi="Times New Roman" w:cs="Times New Roman"/>
-          <w:sz w:val="24"/>
-          <w:szCs w:val="24"/>
-        </w:rPr>
-        <w:t>шиг сонирхлын зөрчил гаргасан үйлдэл, эс үйлдэл гаргасан нь болон ажлын байранд ажилтанд аливаа хэлбэрээр хууль бус дарамт шахалт үзүүлсэн, ялгаварлан гадуурхаж, сэтгэл зүйн дарамт үзүүлсэн болох нь нь ёс зүйн хорооны дүгнэлтээр тогтоогдсон;</w:t>
-      </w:r>
-    </w:p>
-    <w:p>
-      <w:pPr>
-        <w:spacing w:after="0"/>
-        <w:jc w:val="both"/>
-        <w:rPr>
-          <w:rFonts w:ascii="Times New Roman" w:hAnsi="Times New Roman" w:cs="Times New Roman"/>
-          <w:sz w:val="24"/>
-          <w:szCs w:val="24"/>
-        </w:rPr>
-      </w:pPr>
-      <w:r>
-        <w:rPr>
-          <w:rFonts w:ascii="Times New Roman" w:hAnsi="Times New Roman" w:cs="Times New Roman"/>
-          <w:sz w:val="24"/>
-          <w:szCs w:val="24"/>
-        </w:rPr>
-        <w:t xml:space="preserve">4.4.8. </w:t>
-      </w:r>
-      <w:r>
-        <w:rPr>
-          <w:rFonts w:ascii="Times New Roman" w:hAnsi="Times New Roman" w:cs="Times New Roman"/>
-          <w:sz w:val="24"/>
-          <w:szCs w:val="24"/>
-          <w:lang w:val="mn-MN"/>
-        </w:rPr>
-        <w:t>А</w:t>
-      </w:r>
-      <w:r>
-        <w:rPr>
-          <w:rFonts w:ascii="Times New Roman" w:hAnsi="Times New Roman" w:cs="Times New Roman"/>
-          <w:sz w:val="24"/>
-          <w:szCs w:val="24"/>
-        </w:rPr>
-        <w:t>жил үүргээ гүйцэтгэх явцдаа олж мэдсэн байгууллага, хувь хүний нууцтай холбоотой мэдээ мэдээлэл, бичиг баримтыг бусдад задруулсан, дамжуулсан;</w:t>
-      </w:r>
-    </w:p>
-    <w:p>
-      <w:pPr>
-        <w:spacing w:after="0"/>
-        <w:jc w:val="both"/>
-        <w:rPr>
-          <w:rFonts w:ascii="Times New Roman" w:hAnsi="Times New Roman" w:cs="Times New Roman"/>
-          <w:sz w:val="24"/>
-          <w:szCs w:val="24"/>
-        </w:rPr>
-      </w:pPr>
-      <w:r>
-        <w:rPr>
-          <w:rFonts w:ascii="Times New Roman" w:hAnsi="Times New Roman" w:cs="Times New Roman"/>
-          <w:sz w:val="24"/>
-          <w:szCs w:val="24"/>
-        </w:rPr>
-        <w:t xml:space="preserve">4.4.9. </w:t>
-      </w:r>
-      <w:r>
-        <w:rPr>
-          <w:rFonts w:ascii="Times New Roman" w:hAnsi="Times New Roman" w:cs="Times New Roman"/>
-          <w:sz w:val="24"/>
-          <w:szCs w:val="24"/>
-          <w:lang w:val="mn-MN"/>
-        </w:rPr>
-        <w:t>Ү</w:t>
-      </w:r>
-      <w:r>
-        <w:rPr>
-          <w:rFonts w:ascii="Times New Roman" w:hAnsi="Times New Roman" w:cs="Times New Roman"/>
-          <w:sz w:val="24"/>
-          <w:szCs w:val="24"/>
-        </w:rPr>
-        <w:t>үрэгт ажилдаа хариуцлагагүй хандсаны улмаас компанид их хэмжээний хохирол учруулсан;</w:t>
-      </w:r>
-    </w:p>
-    <w:p>
-      <w:pPr>
-        <w:spacing w:after="0"/>
-        <w:jc w:val="both"/>
-        <w:rPr>
-          <w:rFonts w:ascii="Times New Roman" w:hAnsi="Times New Roman" w:cs="Times New Roman"/>
-          <w:sz w:val="24"/>
-          <w:szCs w:val="24"/>
-        </w:rPr>
-      </w:pPr>
-      <w:r>
-        <w:rPr>
-          <w:rFonts w:ascii="Times New Roman" w:hAnsi="Times New Roman" w:cs="Times New Roman"/>
-          <w:sz w:val="24"/>
-          <w:szCs w:val="24"/>
-        </w:rPr>
-        <w:t xml:space="preserve">4.4.10. </w:t>
-      </w:r>
-      <w:r>
-        <w:rPr>
-          <w:rFonts w:ascii="Times New Roman" w:hAnsi="Times New Roman" w:cs="Times New Roman"/>
-          <w:sz w:val="24"/>
-          <w:szCs w:val="24"/>
-          <w:lang w:val="mn-MN"/>
-        </w:rPr>
-        <w:t>Х</w:t>
-      </w:r>
-      <w:r>
-        <w:rPr>
-          <w:rFonts w:ascii="Times New Roman" w:hAnsi="Times New Roman" w:cs="Times New Roman"/>
-          <w:sz w:val="24"/>
-          <w:szCs w:val="24"/>
-        </w:rPr>
-        <w:t xml:space="preserve">эвлэл мэдээллийн хэрэгсэл болон цахим хуудас, нийгмийн сүлжээний хэрэгслээр компанийн нууцтай болон өөрийн албан ажилтай холбоотой мэдээ, мэдээллийг дур мэдэн </w:t>
-      </w:r>
-      <w:r>
-        <w:rPr>
-          <w:rFonts w:ascii="Times New Roman" w:hAnsi="Times New Roman" w:cs="Times New Roman"/>
-          <w:sz w:val="24"/>
-          <w:szCs w:val="24"/>
-        </w:rPr>
-        <w:lastRenderedPageBreak/>
-        <w:t xml:space="preserve">тараасан, </w:t>
+        <w:t xml:space="preserve">эвлэл мэдээллийн хэрэгсэл болон цахим хуудас, нийгмийн сүлжээний хэрэгслээр компанийн нууцтай болон өөрийн албан ажилтай холбоотой мэдээ, мэдээллийг дур мэдэн тараасан, </w:t>
       </w:r>
       <w:r>
         <w:rPr>
@@ -4171,7 +4199,7 @@
 </file>
 
 <file path=customXml/itemProps1.xml><?xml version="1.0" encoding="utf-8"?>
-<ds:datastoreItem xmlns:ds="http://schemas.openxmlformats.org/officeDocument/2006/customXml" ds:itemID="{FB53BB93-97CA-4E32-A02C-FC584078AA3D}">
+<ds:datastoreItem xmlns:ds="http://schemas.openxmlformats.org/officeDocument/2006/customXml" ds:itemID="{8C970319-388B-41D7-ADFE-60DE1A9CC888}">
   <ds:schemaRefs>
     <ds:schemaRef ds:uri="http://schemas.openxmlformats.org/officeDocument/2006/bibliography"/>
   </ds:schemaRefs>

--- a/public/templates/contracts/template.docx
+++ b/public/templates/contracts/template.docx
@@ -178,422 +178,455 @@
           <w:sz w:val="24"/>
           <w:szCs w:val="24"/>
         </w:rPr>
-        <w:t xml:space="preserve">1.1. Нэг талаас “Эрдэнэс-Тавантолгой” ХК /Регистрийн дугаар: </w:t>
-      </w:r>
-      <w:r>
-        <w:rPr>
-          <w:rFonts w:ascii="Times New Roman" w:hAnsi="Times New Roman" w:cs="Times New Roman"/>
-          <w:sz w:val="24"/>
-          <w:szCs w:val="24"/>
-          <w:lang w:val="mn-MN"/>
-        </w:rPr>
-        <w:t xml:space="preserve"> </w:t>
-      </w:r>
-      <w:r>
-        <w:rPr>
-          <w:rFonts w:ascii="Times New Roman" w:hAnsi="Times New Roman" w:cs="Times New Roman"/>
-          <w:sz w:val="24"/>
-          <w:szCs w:val="24"/>
-        </w:rPr>
-        <w:t xml:space="preserve">/ </w:t>
-      </w:r>
-      <w:r>
-        <w:rPr>
-          <w:rFonts w:ascii="Times New Roman" w:hAnsi="Times New Roman" w:cs="Times New Roman"/>
-          <w:sz w:val="24"/>
-          <w:szCs w:val="24"/>
-          <w:lang w:val="mn-MN"/>
-        </w:rPr>
-        <w:t xml:space="preserve"> . . . . . . . . . . </w:t>
-      </w:r>
-      <w:r>
-        <w:rPr>
-          <w:rFonts w:ascii="Times New Roman" w:hAnsi="Times New Roman" w:cs="Times New Roman"/>
-          <w:sz w:val="24"/>
-          <w:szCs w:val="24"/>
-        </w:rPr>
-        <w:t xml:space="preserve">/цаашид “ажил олгогч” гэх/, түүнийг төлөөлж </w:t>
-      </w:r>
-      <w:r>
-        <w:rPr>
-          <w:rFonts w:ascii="Times New Roman" w:hAnsi="Times New Roman" w:cs="Times New Roman"/>
-          <w:sz w:val="24"/>
-          <w:szCs w:val="24"/>
-        </w:rPr>
-        <w:t>Гүйцэтгэх захирал</w:t>
-      </w:r>
-      <w:r>
-        <w:rPr>
-          <w:rFonts w:ascii="Times New Roman" w:hAnsi="Times New Roman" w:cs="Times New Roman"/>
-          <w:sz w:val="24"/>
-          <w:szCs w:val="24"/>
-        </w:rPr>
-        <w:t xml:space="preserve"> …..……………….</w:t>
-      </w:r>
-      <w:r>
-        <w:rPr>
-          <w:rFonts w:ascii="Times New Roman" w:hAnsi="Times New Roman" w:cs="Times New Roman"/>
-          <w:sz w:val="24"/>
-          <w:szCs w:val="24"/>
-        </w:rPr>
-        <w:t xml:space="preserve">, </w:t>
-      </w:r>
-      <w:r>
-        <w:rPr>
-          <w:rFonts w:ascii="Times New Roman" w:hAnsi="Times New Roman" w:cs="Times New Roman"/>
-          <w:sz w:val="24"/>
-          <w:szCs w:val="24"/>
-        </w:rPr>
-        <w:t>нөгөө талаас</w:t>
-      </w:r>
-      <w:r>
-        <w:rPr>
-          <w:rFonts w:ascii="Times New Roman" w:hAnsi="Times New Roman" w:cs="Times New Roman"/>
-          <w:sz w:val="24"/>
-          <w:szCs w:val="24"/>
-        </w:rPr>
-        <w:t xml:space="preserve"> </w:t>
-      </w:r>
-      <w:r>
-        <w:rPr>
-          <w:rFonts w:ascii="Times New Roman" w:hAnsi="Times New Roman" w:cs="Times New Roman"/>
-          <w:sz w:val="24"/>
-          <w:szCs w:val="24"/>
-        </w:rPr>
-        <w:t>___EMPLOYEE_NAME___</w:t>
-      </w:r>
-      <w:r>
-        <w:t xml:space="preserve"> </w:t>
-      </w:r>
-      <w:r>
-        <w:rPr>
-          <w:rFonts w:ascii="Times New Roman" w:hAnsi="Times New Roman" w:cs="Times New Roman"/>
-          <w:sz w:val="24"/>
-          <w:szCs w:val="24"/>
-        </w:rPr>
-        <w:t>Регистрийн дугаар: ___REGISTRATION_NUMBER___</w:t>
-      </w:r>
-      <w:r>
-        <w:rPr>
-          <w:rFonts w:ascii="Times New Roman" w:hAnsi="Times New Roman" w:cs="Times New Roman"/>
-          <w:sz w:val="24"/>
-          <w:szCs w:val="24"/>
-        </w:rPr>
-        <w:t>/, /цаашид “ажилтан”/ нар /цаашид хамтад нь “талууд” гэх/ Монгол Улсын Хөдөлмөрийн тухай хууль, Компанийн дүрэм, Хөдөлмөрийн дотоод журам болон холбогдох бусад хууль тогтоомжийг үндэслэн ажилтанд гүйцэтгэх ажил үүрэгтэй нь холбогдсон дүрэм, журам, мэдээллийг танилцуулсны үндсэн дээр дор дурдсан нөхцөлөөр харилцан тохиролцож энэхүү хөдөлмөрийн гэрээ /цаашид “гэрээ” гэх/-г байгуулав.</w:t>
-      </w:r>
-    </w:p>
-    <w:p>
-      <w:pPr>
-        <w:spacing w:after="0"/>
-        <w:jc w:val="both"/>
-        <w:rPr>
-          <w:rFonts w:ascii="Times New Roman" w:hAnsi="Times New Roman" w:cs="Times New Roman"/>
-          <w:sz w:val="24"/>
-          <w:szCs w:val="24"/>
-        </w:rPr>
-      </w:pPr>
-      <w:r>
-        <w:rPr>
-          <w:rFonts w:ascii="Times New Roman" w:hAnsi="Times New Roman" w:cs="Times New Roman"/>
-          <w:sz w:val="24"/>
-          <w:szCs w:val="24"/>
-        </w:rPr>
-        <w:t>1.2. Ажил олгогч, ажилтны хооронд үүсэх хөдөлмөрийн харилцааг зохицуулах болон талуудын хүлээх нийтлэг эрх, үүрэг, хариуцлагыг тодорхойлоход энэхүү гэрээний зорилго орших бөгөөд дараах гол нөхцөлийг тохиролцож байгуулав:</w:t>
-      </w:r>
-    </w:p>
-    <w:p>
-      <w:pPr>
-        <w:spacing w:after="0"/>
-        <w:jc w:val="both"/>
-        <w:rPr>
-          <w:rFonts w:ascii="Times New Roman" w:hAnsi="Times New Roman" w:cs="Times New Roman"/>
-          <w:sz w:val="24"/>
-          <w:szCs w:val="24"/>
-        </w:rPr>
-      </w:pPr>
-      <w:r>
-        <w:rPr>
-          <w:rFonts w:ascii="Times New Roman" w:hAnsi="Times New Roman" w:cs="Times New Roman"/>
-          <w:sz w:val="24"/>
-          <w:szCs w:val="24"/>
-        </w:rPr>
-        <w:t xml:space="preserve">1.2.1. </w:t>
-      </w:r>
-      <w:r>
-        <w:rPr>
-          <w:rFonts w:ascii="Times New Roman" w:hAnsi="Times New Roman" w:cs="Times New Roman"/>
-          <w:sz w:val="24"/>
-          <w:szCs w:val="24"/>
-        </w:rPr>
-        <w:t>Албан тушаал: ___POSITION___</w:t>
-      </w:r>
-    </w:p>
-    <w:p>
-      <w:pPr>
-        <w:spacing w:after="0"/>
-        <w:jc w:val="both"/>
-        <w:rPr>
-          <w:rFonts w:ascii="Times New Roman" w:hAnsi="Times New Roman" w:cs="Times New Roman"/>
-          <w:sz w:val="24"/>
-          <w:szCs w:val="24"/>
-        </w:rPr>
-      </w:pPr>
-      <w:r>
-        <w:rPr>
-          <w:rFonts w:ascii="Times New Roman" w:hAnsi="Times New Roman" w:cs="Times New Roman"/>
-          <w:sz w:val="24"/>
-          <w:szCs w:val="24"/>
-        </w:rPr>
-        <w:t xml:space="preserve">1.2.2. </w:t>
-      </w:r>
-      <w:r>
-        <w:rPr>
-          <w:rFonts w:ascii="Times New Roman" w:hAnsi="Times New Roman" w:cs="Times New Roman"/>
-          <w:sz w:val="24"/>
-          <w:szCs w:val="24"/>
-        </w:rPr>
-        <w:t>Харьяалагдах нэгж: ___DEPARTMENT___</w:t>
-      </w:r>
-    </w:p>
-    <w:p>
-      <w:pPr>
-        <w:spacing w:after="0"/>
-        <w:jc w:val="both"/>
-        <w:rPr>
-          <w:rFonts w:ascii="Times New Roman" w:hAnsi="Times New Roman" w:cs="Times New Roman"/>
-          <w:sz w:val="24"/>
-          <w:szCs w:val="24"/>
-        </w:rPr>
-      </w:pPr>
-      <w:r>
-        <w:rPr>
-          <w:rFonts w:ascii="Times New Roman" w:hAnsi="Times New Roman" w:cs="Times New Roman"/>
-          <w:sz w:val="24"/>
-          <w:szCs w:val="24"/>
-        </w:rPr>
-        <w:t>1.2.3. Гүйцэтгэх ажил үүрэг: Ажлын байрны тодорхойлолтод заасан чиг үүрэг</w:t>
-      </w:r>
-    </w:p>
-    <w:p>
-      <w:pPr>
-        <w:spacing w:after="0"/>
-        <w:jc w:val="both"/>
-        <w:rPr>
-          <w:rFonts w:ascii="Times New Roman" w:hAnsi="Times New Roman" w:cs="Times New Roman"/>
-          <w:sz w:val="24"/>
-          <w:szCs w:val="24"/>
-        </w:rPr>
-      </w:pPr>
-      <w:r>
-        <w:rPr>
-          <w:rFonts w:ascii="Times New Roman" w:hAnsi="Times New Roman" w:cs="Times New Roman"/>
-          <w:sz w:val="24"/>
-          <w:szCs w:val="24"/>
-        </w:rPr>
-        <w:t xml:space="preserve">1.2.4. </w:t>
-      </w:r>
-      <w:r>
-        <w:rPr>
-          <w:rFonts w:ascii="Times New Roman" w:hAnsi="Times New Roman" w:cs="Times New Roman"/>
-          <w:sz w:val="24"/>
-          <w:szCs w:val="24"/>
-        </w:rPr>
-        <w:t xml:space="preserve">Хөдөлмөрийн нөхцөл: </w:t>
-      </w:r>
-      <w:r>
-        <w:rPr>
-          <w:rFonts w:ascii="Times New Roman" w:hAnsi="Times New Roman" w:cs="Times New Roman"/>
-          <w:sz w:val="24"/>
-          <w:szCs w:val="24"/>
-        </w:rPr>
-        <w:t>___WORK_CONDITIONS___</w:t>
-      </w:r>
-    </w:p>
-    <w:p>
-      <w:pPr>
-        <w:spacing w:after="0"/>
-        <w:jc w:val="both"/>
-        <w:rPr>
-          <w:rFonts w:ascii="Times New Roman" w:hAnsi="Times New Roman" w:cs="Times New Roman"/>
-          <w:sz w:val="24"/>
-          <w:szCs w:val="24"/>
-        </w:rPr>
-      </w:pPr>
-      <w:r>
-        <w:rPr>
-          <w:rFonts w:ascii="Times New Roman" w:hAnsi="Times New Roman" w:cs="Times New Roman"/>
-          <w:sz w:val="24"/>
-          <w:szCs w:val="24"/>
-        </w:rPr>
-        <w:t xml:space="preserve">1.2.5. </w:t>
-      </w:r>
-      <w:r>
-        <w:rPr>
-          <w:rFonts w:ascii="Times New Roman" w:hAnsi="Times New Roman" w:cs="Times New Roman"/>
-          <w:sz w:val="24"/>
-          <w:szCs w:val="24"/>
-        </w:rPr>
-        <w:t>Үндсэн цалин: ___SALARY___ /___SALARY_TEXT___/-н төгрөг</w:t>
-      </w:r>
-    </w:p>
-    <w:p>
-      <w:pPr>
-        <w:spacing w:after="0"/>
-        <w:jc w:val="both"/>
-        <w:rPr>
-          <w:rFonts w:ascii="Times New Roman" w:hAnsi="Times New Roman" w:cs="Times New Roman"/>
-          <w:sz w:val="24"/>
-          <w:szCs w:val="24"/>
-        </w:rPr>
-      </w:pPr>
-      <w:r>
-        <w:rPr>
-          <w:rFonts w:ascii="Times New Roman" w:hAnsi="Times New Roman" w:cs="Times New Roman"/>
-          <w:sz w:val="24"/>
-          <w:szCs w:val="24"/>
-        </w:rPr>
-        <w:t xml:space="preserve">1.2.6. </w:t>
-      </w:r>
-      <w:r>
-        <w:rPr>
-          <w:rFonts w:ascii="Times New Roman" w:hAnsi="Times New Roman" w:cs="Times New Roman"/>
-          <w:sz w:val="24"/>
-          <w:szCs w:val="24"/>
-        </w:rPr>
-        <w:t>Бусад хангамж: ___BENEFITS___</w:t>
-      </w:r>
-    </w:p>
-    <w:p>
-      <w:pPr>
-        <w:spacing w:after="0"/>
-        <w:jc w:val="both"/>
-        <w:rPr>
-          <w:rFonts w:ascii="Times New Roman" w:hAnsi="Times New Roman" w:cs="Times New Roman"/>
-          <w:sz w:val="24"/>
-          <w:szCs w:val="24"/>
-        </w:rPr>
-      </w:pPr>
-      <w:r>
-        <w:rPr>
-          <w:rFonts w:ascii="Times New Roman" w:hAnsi="Times New Roman" w:cs="Times New Roman"/>
-          <w:sz w:val="24"/>
-          <w:szCs w:val="24"/>
-        </w:rPr>
-        <w:t xml:space="preserve">1.2.7. </w:t>
-      </w:r>
-      <w:r>
-        <w:rPr>
-          <w:rFonts w:ascii="Times New Roman" w:hAnsi="Times New Roman" w:cs="Times New Roman"/>
-          <w:sz w:val="24"/>
-          <w:szCs w:val="24"/>
-        </w:rPr>
-        <w:t xml:space="preserve">Ажлын цаг: </w:t>
-      </w:r>
-      <w:r>
-        <w:rPr>
-          <w:rFonts w:ascii="Times New Roman" w:hAnsi="Times New Roman" w:cs="Times New Roman"/>
-          <w:sz w:val="24"/>
-          <w:szCs w:val="24"/>
-        </w:rPr>
-        <w:t>___WORK_SCHEDULE___</w:t>
-      </w:r>
-    </w:p>
-    <w:p>
-      <w:pPr>
-        <w:spacing w:after="0"/>
-        <w:jc w:val="both"/>
-        <w:rPr>
-          <w:rFonts w:ascii="Times New Roman" w:hAnsi="Times New Roman" w:cs="Times New Roman"/>
-          <w:sz w:val="24"/>
-          <w:szCs w:val="24"/>
-        </w:rPr>
-      </w:pPr>
-      <w:r>
-        <w:rPr>
-          <w:rFonts w:ascii="Times New Roman" w:hAnsi="Times New Roman" w:cs="Times New Roman"/>
-          <w:sz w:val="24"/>
-          <w:szCs w:val="24"/>
-        </w:rPr>
-        <w:t xml:space="preserve">1.2.8. </w:t>
-      </w:r>
-      <w:r>
-        <w:rPr>
-          <w:rFonts w:ascii="Times New Roman" w:hAnsi="Times New Roman" w:cs="Times New Roman"/>
-          <w:sz w:val="24"/>
-          <w:szCs w:val="24"/>
-        </w:rPr>
-        <w:t>Гэрээний хугацаа: ___CONTRACT_DURATION___</w:t>
-      </w:r>
-    </w:p>
-    <w:p>
-      <w:pPr>
-        <w:spacing w:after="0"/>
-        <w:jc w:val="both"/>
-        <w:rPr>
-          <w:rFonts w:ascii="Times New Roman" w:hAnsi="Times New Roman" w:cs="Times New Roman"/>
-          <w:sz w:val="24"/>
-          <w:szCs w:val="24"/>
-        </w:rPr>
-      </w:pPr>
-      <w:r>
-        <w:rPr>
-          <w:rFonts w:ascii="Times New Roman" w:hAnsi="Times New Roman" w:cs="Times New Roman"/>
-          <w:sz w:val="24"/>
-          <w:szCs w:val="24"/>
-        </w:rPr>
-        <w:t xml:space="preserve">1.2.9. </w:t>
-      </w:r>
-      <w:r>
-        <w:rPr>
-          <w:rFonts w:ascii="Times New Roman" w:hAnsi="Times New Roman" w:cs="Times New Roman"/>
-          <w:sz w:val="24"/>
-          <w:szCs w:val="24"/>
-          <w:lang w:val="mn-MN"/>
-        </w:rPr>
-        <w:t>Гэрээний төрөл: ___CONTRACT_TYPE___</w:t>
-      </w:r>
-    </w:p>
-    <w:p>
-      <w:pPr>
-        <w:spacing w:after="0"/>
-        <w:jc w:val="both"/>
-        <w:rPr>
-          <w:rFonts w:ascii="Times New Roman" w:hAnsi="Times New Roman" w:cs="Times New Roman"/>
-          <w:sz w:val="24"/>
-          <w:szCs w:val="24"/>
-        </w:rPr>
-      </w:pPr>
-      <w:r>
-        <w:rPr>
-          <w:rFonts w:ascii="Times New Roman" w:hAnsi="Times New Roman" w:cs="Times New Roman"/>
-          <w:sz w:val="24"/>
-          <w:szCs w:val="24"/>
-        </w:rPr>
-        <w:t>1.3. Ажил олгогчтой байгуулсан ажилтны Эд хөрөнгийн бүрэн хариуцлагын гэрээ /1 дүгээр хавсралт/, ажлын байрны тодорхойлолт /2 дугаар хавсралт/, нууцын баталгаа /3 дугаар хавсралт/ нь энэхүү гэрээний салшгүй хэсэг болно.</w:t>
-      </w:r>
-    </w:p>
-    <w:p>
-      <w:pPr>
-        <w:spacing w:after="0"/>
-        <w:jc w:val="center"/>
-        <w:rPr>
-          <w:rFonts w:ascii="Times New Roman" w:hAnsi="Times New Roman" w:cs="Times New Roman"/>
-          <w:b/>
-          <w:sz w:val="24"/>
-          <w:szCs w:val="24"/>
-        </w:rPr>
-      </w:pPr>
-      <w:r>
-        <w:rPr>
-          <w:rFonts w:ascii="Times New Roman" w:hAnsi="Times New Roman" w:cs="Times New Roman"/>
-          <w:b/>
-          <w:sz w:val="24"/>
-          <w:szCs w:val="24"/>
-        </w:rPr>
-        <w:t>Хоёр. Ажил олгогчийн эрх, үүрэг</w:t>
+        <w:t xml:space="preserve">1.1. Нэг талаас </w:t>
+      </w:r>
+      <w:r>
+        <w:rPr>
+          <w:rFonts w:ascii="Times New Roman" w:hAnsi="Times New Roman" w:cs="Times New Roman"/>
+          <w:sz w:val="24"/>
+          <w:szCs w:val="24"/>
+        </w:rPr>
+        <w:t>___COMPANY_NAME___</w:t>
+      </w:r>
+      <w:r>
+        <w:rPr>
+          <w:rFonts w:ascii="Times New Roman" w:hAnsi="Times New Roman" w:cs="Times New Roman"/>
+          <w:sz w:val="24"/>
+          <w:szCs w:val="24"/>
+        </w:rPr>
+        <w:t xml:space="preserve"> Х</w:t>
+      </w:r>
+      <w:r>
+        <w:rPr>
+          <w:rFonts w:ascii="Times New Roman" w:hAnsi="Times New Roman" w:cs="Times New Roman"/>
+          <w:sz w:val="24"/>
+          <w:szCs w:val="24"/>
+          <w:lang w:val="mn-MN"/>
+        </w:rPr>
+        <w:t>Х</w:t>
       </w:r>
       <w:bookmarkStart w:id="0" w:name="_GoBack"/>
       <w:bookmarkEnd w:id="0"/>
+      <w:r>
+        <w:rPr>
+          <w:rFonts w:ascii="Times New Roman" w:hAnsi="Times New Roman" w:cs="Times New Roman"/>
+          <w:sz w:val="24"/>
+          <w:szCs w:val="24"/>
+        </w:rPr>
+        <w:t xml:space="preserve">К /Регистрийн дугаар: </w:t>
+      </w:r>
+      <w:r>
+        <w:rPr>
+          <w:rFonts w:ascii="Times New Roman" w:hAnsi="Times New Roman" w:cs="Times New Roman"/>
+          <w:sz w:val="24"/>
+          <w:szCs w:val="24"/>
+          <w:lang w:val="mn-MN"/>
+        </w:rPr>
+        <w:t xml:space="preserve"> </w:t>
+      </w:r>
+      <w:r>
+        <w:rPr>
+          <w:rFonts w:ascii="Times New Roman" w:hAnsi="Times New Roman" w:cs="Times New Roman"/>
+          <w:sz w:val="24"/>
+          <w:szCs w:val="24"/>
+        </w:rPr>
+        <w:t xml:space="preserve">/ </w:t>
+      </w:r>
+      <w:r>
+        <w:rPr>
+          <w:rFonts w:ascii="Times New Roman" w:hAnsi="Times New Roman" w:cs="Times New Roman"/>
+          <w:sz w:val="24"/>
+          <w:szCs w:val="24"/>
+          <w:lang w:val="mn-MN"/>
+        </w:rPr>
+        <w:t xml:space="preserve"> . . . . . . . . . . </w:t>
+      </w:r>
+      <w:r>
+        <w:rPr>
+          <w:rFonts w:ascii="Times New Roman" w:hAnsi="Times New Roman" w:cs="Times New Roman"/>
+          <w:sz w:val="24"/>
+          <w:szCs w:val="24"/>
+        </w:rPr>
+        <w:t xml:space="preserve">/цаашид “ажил олгогч” гэх/, түүнийг төлөөлж </w:t>
+      </w:r>
+      <w:r>
+        <w:rPr>
+          <w:rFonts w:ascii="Times New Roman" w:hAnsi="Times New Roman" w:cs="Times New Roman"/>
+          <w:sz w:val="24"/>
+          <w:szCs w:val="24"/>
+        </w:rPr>
+        <w:t>Гүйцэтгэх захирал</w:t>
+      </w:r>
+      <w:r>
+        <w:rPr>
+          <w:rFonts w:ascii="Times New Roman" w:hAnsi="Times New Roman" w:cs="Times New Roman"/>
+          <w:sz w:val="24"/>
+          <w:szCs w:val="24"/>
+        </w:rPr>
+        <w:t xml:space="preserve"> …..……………….</w:t>
+      </w:r>
+      <w:r>
+        <w:rPr>
+          <w:rFonts w:ascii="Times New Roman" w:hAnsi="Times New Roman" w:cs="Times New Roman"/>
+          <w:sz w:val="24"/>
+          <w:szCs w:val="24"/>
+        </w:rPr>
+        <w:t xml:space="preserve">, </w:t>
+      </w:r>
+      <w:r>
+        <w:rPr>
+          <w:rFonts w:ascii="Times New Roman" w:hAnsi="Times New Roman" w:cs="Times New Roman"/>
+          <w:sz w:val="24"/>
+          <w:szCs w:val="24"/>
+        </w:rPr>
+        <w:t>нөгөө талаас</w:t>
+      </w:r>
+      <w:r>
+        <w:rPr>
+          <w:rFonts w:ascii="Times New Roman" w:hAnsi="Times New Roman" w:cs="Times New Roman"/>
+          <w:sz w:val="24"/>
+          <w:szCs w:val="24"/>
+        </w:rPr>
+        <w:t xml:space="preserve"> </w:t>
+      </w:r>
+      <w:r>
+        <w:rPr>
+          <w:rFonts w:ascii="Times New Roman" w:hAnsi="Times New Roman" w:cs="Times New Roman"/>
+          <w:sz w:val="24"/>
+          <w:szCs w:val="24"/>
+        </w:rPr>
+        <w:t>___EMPLOYEE_NAME___</w:t>
+      </w:r>
+      <w:r>
+        <w:t xml:space="preserve"> </w:t>
+      </w:r>
+      <w:r>
+        <w:rPr>
+          <w:rFonts w:ascii="Times New Roman" w:hAnsi="Times New Roman" w:cs="Times New Roman"/>
+          <w:sz w:val="24"/>
+          <w:szCs w:val="24"/>
+        </w:rPr>
+        <w:t>Регистрийн дугаар: ___REGISTRATION_NUMBER___</w:t>
+      </w:r>
+      <w:r>
+        <w:rPr>
+          <w:rFonts w:ascii="Times New Roman" w:hAnsi="Times New Roman" w:cs="Times New Roman"/>
+          <w:sz w:val="24"/>
+          <w:szCs w:val="24"/>
+        </w:rPr>
+        <w:t>/, /цаашид “ажилтан”/ нар /цаашид хамтад нь “талууд” гэх/ Монгол Улсын Хөдөлмөрийн тухай хууль, Компанийн дүрэм, Хөдөлмөрийн дотоод журам болон холбогдох бусад хууль тогтоомжийг үндэслэн ажилтанд гүйцэтгэх ажил үүрэгтэй нь холбогдсон дүрэм, журам, мэдээллийг танилцуулсны үндсэн дээр дор дурдсан нөхцөлөөр харилцан тохиролцож энэхүү хөдөлмөрийн гэрээ /цаашид “гэрээ” гэх/-г байгуулав.</w:t>
+      </w:r>
+    </w:p>
+    <w:p>
+      <w:pPr>
+        <w:spacing w:after="0"/>
+        <w:jc w:val="both"/>
+        <w:rPr>
+          <w:rFonts w:ascii="Times New Roman" w:hAnsi="Times New Roman" w:cs="Times New Roman"/>
+          <w:sz w:val="24"/>
+          <w:szCs w:val="24"/>
+        </w:rPr>
+      </w:pPr>
+      <w:r>
+        <w:rPr>
+          <w:rFonts w:ascii="Times New Roman" w:hAnsi="Times New Roman" w:cs="Times New Roman"/>
+          <w:sz w:val="24"/>
+          <w:szCs w:val="24"/>
+        </w:rPr>
+        <w:t>1.2. Ажил олгогч, ажилтны хооронд үүсэх хөдөлмөрийн харилцааг зохицуулах болон талуудын хүлээх нийтлэг эрх, үүрэг, хариуцлагыг тодорхойлоход энэхүү гэрээний зорилго орших бөгөөд дараах гол нөхцөлийг тохиролцож байгуулав:</w:t>
+      </w:r>
+    </w:p>
+    <w:p>
+      <w:pPr>
+        <w:spacing w:after="0"/>
+        <w:jc w:val="both"/>
+        <w:rPr>
+          <w:rFonts w:ascii="Times New Roman" w:hAnsi="Times New Roman" w:cs="Times New Roman"/>
+          <w:sz w:val="24"/>
+          <w:szCs w:val="24"/>
+        </w:rPr>
+      </w:pPr>
+      <w:r>
+        <w:rPr>
+          <w:rFonts w:ascii="Times New Roman" w:hAnsi="Times New Roman" w:cs="Times New Roman"/>
+          <w:sz w:val="24"/>
+          <w:szCs w:val="24"/>
+        </w:rPr>
+        <w:t xml:space="preserve">1.2.1. </w:t>
+      </w:r>
+      <w:r>
+        <w:rPr>
+          <w:rFonts w:ascii="Times New Roman" w:hAnsi="Times New Roman" w:cs="Times New Roman"/>
+          <w:sz w:val="24"/>
+          <w:szCs w:val="24"/>
+        </w:rPr>
+        <w:t>Албан тушаал: ___POSITION___</w:t>
+      </w:r>
+    </w:p>
+    <w:p>
+      <w:pPr>
+        <w:spacing w:after="0"/>
+        <w:jc w:val="both"/>
+        <w:rPr>
+          <w:rFonts w:ascii="Times New Roman" w:hAnsi="Times New Roman" w:cs="Times New Roman"/>
+          <w:sz w:val="24"/>
+          <w:szCs w:val="24"/>
+        </w:rPr>
+      </w:pPr>
+      <w:r>
+        <w:rPr>
+          <w:rFonts w:ascii="Times New Roman" w:hAnsi="Times New Roman" w:cs="Times New Roman"/>
+          <w:sz w:val="24"/>
+          <w:szCs w:val="24"/>
+        </w:rPr>
+        <w:t xml:space="preserve">1.2.2. </w:t>
+      </w:r>
+      <w:r>
+        <w:rPr>
+          <w:rFonts w:ascii="Times New Roman" w:hAnsi="Times New Roman" w:cs="Times New Roman"/>
+          <w:sz w:val="24"/>
+          <w:szCs w:val="24"/>
+        </w:rPr>
+        <w:t>Харьяалагдах нэгж: ___DEPARTMENT___</w:t>
+      </w:r>
+    </w:p>
+    <w:p>
+      <w:pPr>
+        <w:spacing w:after="0"/>
+        <w:jc w:val="both"/>
+        <w:rPr>
+          <w:rFonts w:ascii="Times New Roman" w:hAnsi="Times New Roman" w:cs="Times New Roman"/>
+          <w:sz w:val="24"/>
+          <w:szCs w:val="24"/>
+        </w:rPr>
+      </w:pPr>
+      <w:r>
+        <w:rPr>
+          <w:rFonts w:ascii="Times New Roman" w:hAnsi="Times New Roman" w:cs="Times New Roman"/>
+          <w:sz w:val="24"/>
+          <w:szCs w:val="24"/>
+        </w:rPr>
+        <w:t>1.2.3. Гүйцэтгэх ажил үүрэг: Ажлын байрны тодорхойлолтод заасан чиг үүрэг</w:t>
+      </w:r>
+    </w:p>
+    <w:p>
+      <w:pPr>
+        <w:spacing w:after="0"/>
+        <w:jc w:val="both"/>
+        <w:rPr>
+          <w:rFonts w:ascii="Times New Roman" w:hAnsi="Times New Roman" w:cs="Times New Roman"/>
+          <w:sz w:val="24"/>
+          <w:szCs w:val="24"/>
+        </w:rPr>
+      </w:pPr>
+      <w:r>
+        <w:rPr>
+          <w:rFonts w:ascii="Times New Roman" w:hAnsi="Times New Roman" w:cs="Times New Roman"/>
+          <w:sz w:val="24"/>
+          <w:szCs w:val="24"/>
+        </w:rPr>
+        <w:t xml:space="preserve">1.2.4. </w:t>
+      </w:r>
+      <w:r>
+        <w:rPr>
+          <w:rFonts w:ascii="Times New Roman" w:hAnsi="Times New Roman" w:cs="Times New Roman"/>
+          <w:sz w:val="24"/>
+          <w:szCs w:val="24"/>
+        </w:rPr>
+        <w:t xml:space="preserve">Хөдөлмөрийн нөхцөл: </w:t>
+      </w:r>
+      <w:r>
+        <w:rPr>
+          <w:rFonts w:ascii="Times New Roman" w:hAnsi="Times New Roman" w:cs="Times New Roman"/>
+          <w:sz w:val="24"/>
+          <w:szCs w:val="24"/>
+        </w:rPr>
+        <w:t>___WORK_CONDITIONS___</w:t>
+      </w:r>
+    </w:p>
+    <w:p>
+      <w:pPr>
+        <w:spacing w:after="0"/>
+        <w:jc w:val="both"/>
+        <w:rPr>
+          <w:rFonts w:ascii="Times New Roman" w:hAnsi="Times New Roman" w:cs="Times New Roman"/>
+          <w:sz w:val="24"/>
+          <w:szCs w:val="24"/>
+        </w:rPr>
+      </w:pPr>
+      <w:r>
+        <w:rPr>
+          <w:rFonts w:ascii="Times New Roman" w:hAnsi="Times New Roman" w:cs="Times New Roman"/>
+          <w:sz w:val="24"/>
+          <w:szCs w:val="24"/>
+        </w:rPr>
+        <w:t xml:space="preserve">1.2.5. </w:t>
+      </w:r>
+      <w:r>
+        <w:rPr>
+          <w:rFonts w:ascii="Times New Roman" w:hAnsi="Times New Roman" w:cs="Times New Roman"/>
+          <w:sz w:val="24"/>
+          <w:szCs w:val="24"/>
+        </w:rPr>
+        <w:t>Үндсэн цалин: ___SALARY___ /___SALARY_TEXT___/-н төгрөг</w:t>
+      </w:r>
+    </w:p>
+    <w:p>
+      <w:pPr>
+        <w:spacing w:after="0"/>
+        <w:jc w:val="both"/>
+        <w:rPr>
+          <w:rFonts w:ascii="Times New Roman" w:hAnsi="Times New Roman" w:cs="Times New Roman"/>
+          <w:sz w:val="24"/>
+          <w:szCs w:val="24"/>
+        </w:rPr>
+      </w:pPr>
+      <w:r>
+        <w:rPr>
+          <w:rFonts w:ascii="Times New Roman" w:hAnsi="Times New Roman" w:cs="Times New Roman"/>
+          <w:sz w:val="24"/>
+          <w:szCs w:val="24"/>
+        </w:rPr>
+        <w:t xml:space="preserve">1.2.6. </w:t>
+      </w:r>
+      <w:r>
+        <w:rPr>
+          <w:rFonts w:ascii="Times New Roman" w:hAnsi="Times New Roman" w:cs="Times New Roman"/>
+          <w:sz w:val="24"/>
+          <w:szCs w:val="24"/>
+        </w:rPr>
+        <w:t>Бусад хангамж: ___BENEFITS___</w:t>
+      </w:r>
+    </w:p>
+    <w:p>
+      <w:pPr>
+        <w:spacing w:after="0"/>
+        <w:jc w:val="both"/>
+        <w:rPr>
+          <w:rFonts w:ascii="Times New Roman" w:hAnsi="Times New Roman" w:cs="Times New Roman"/>
+          <w:sz w:val="24"/>
+          <w:szCs w:val="24"/>
+        </w:rPr>
+      </w:pPr>
+      <w:r>
+        <w:rPr>
+          <w:rFonts w:ascii="Times New Roman" w:hAnsi="Times New Roman" w:cs="Times New Roman"/>
+          <w:sz w:val="24"/>
+          <w:szCs w:val="24"/>
+        </w:rPr>
+        <w:t xml:space="preserve">1.2.7. </w:t>
+      </w:r>
+      <w:r>
+        <w:rPr>
+          <w:rFonts w:ascii="Times New Roman" w:hAnsi="Times New Roman" w:cs="Times New Roman"/>
+          <w:sz w:val="24"/>
+          <w:szCs w:val="24"/>
+        </w:rPr>
+        <w:t xml:space="preserve">Ажлын цаг: </w:t>
+      </w:r>
+      <w:r>
+        <w:rPr>
+          <w:rFonts w:ascii="Times New Roman" w:hAnsi="Times New Roman" w:cs="Times New Roman"/>
+          <w:sz w:val="24"/>
+          <w:szCs w:val="24"/>
+        </w:rPr>
+        <w:t>___WORK_SCHEDULE___</w:t>
+      </w:r>
+    </w:p>
+    <w:p>
+      <w:pPr>
+        <w:spacing w:after="0"/>
+        <w:jc w:val="both"/>
+        <w:rPr>
+          <w:rFonts w:ascii="Times New Roman" w:hAnsi="Times New Roman" w:cs="Times New Roman"/>
+          <w:sz w:val="24"/>
+          <w:szCs w:val="24"/>
+        </w:rPr>
+      </w:pPr>
+      <w:r>
+        <w:rPr>
+          <w:rFonts w:ascii="Times New Roman" w:hAnsi="Times New Roman" w:cs="Times New Roman"/>
+          <w:sz w:val="24"/>
+          <w:szCs w:val="24"/>
+        </w:rPr>
+        <w:t xml:space="preserve">1.2.8. </w:t>
+      </w:r>
+      <w:r>
+        <w:rPr>
+          <w:rFonts w:ascii="Times New Roman" w:hAnsi="Times New Roman" w:cs="Times New Roman"/>
+          <w:sz w:val="24"/>
+          <w:szCs w:val="24"/>
+        </w:rPr>
+        <w:t>Гэрээний хугацаа: ___CONTRACT_DURATION___</w:t>
+      </w:r>
+    </w:p>
+    <w:p>
+      <w:pPr>
+        <w:spacing w:after="0"/>
+        <w:jc w:val="both"/>
+        <w:rPr>
+          <w:rFonts w:ascii="Times New Roman" w:hAnsi="Times New Roman" w:cs="Times New Roman"/>
+          <w:sz w:val="24"/>
+          <w:szCs w:val="24"/>
+        </w:rPr>
+      </w:pPr>
+      <w:r>
+        <w:rPr>
+          <w:rFonts w:ascii="Times New Roman" w:hAnsi="Times New Roman" w:cs="Times New Roman"/>
+          <w:sz w:val="24"/>
+          <w:szCs w:val="24"/>
+        </w:rPr>
+        <w:t xml:space="preserve">1.2.9. </w:t>
+      </w:r>
+      <w:r>
+        <w:rPr>
+          <w:rFonts w:ascii="Times New Roman" w:hAnsi="Times New Roman" w:cs="Times New Roman"/>
+          <w:sz w:val="24"/>
+          <w:szCs w:val="24"/>
+          <w:lang w:val="mn-MN"/>
+        </w:rPr>
+        <w:t>Гэрээний төрөл: ___CONTRACT_TYPE___</w:t>
+      </w:r>
+    </w:p>
+    <w:p>
+      <w:pPr>
+        <w:spacing w:after="0"/>
+        <w:jc w:val="both"/>
+        <w:rPr>
+          <w:rFonts w:ascii="Times New Roman" w:hAnsi="Times New Roman" w:cs="Times New Roman"/>
+          <w:sz w:val="24"/>
+          <w:szCs w:val="24"/>
+        </w:rPr>
+      </w:pPr>
+      <w:r>
+        <w:rPr>
+          <w:rFonts w:ascii="Times New Roman" w:hAnsi="Times New Roman" w:cs="Times New Roman"/>
+          <w:sz w:val="24"/>
+          <w:szCs w:val="24"/>
+        </w:rPr>
+        <w:t>1.3. Ажил олгогчтой байгуулсан ажилтны Эд хөрөнгийн бүрэн хариуцлагын гэрээ /1 дүгээр хавсралт/, ажлын байрны тодорхойлолт /2 дугаар хавсралт/, нууцын баталгаа /3 дугаар хавсралт/ нь энэхүү гэрээний салшгүй хэсэг болно.</w:t>
+      </w:r>
+    </w:p>
+    <w:p>
+      <w:pPr>
+        <w:spacing w:after="0"/>
+        <w:jc w:val="center"/>
+        <w:rPr>
+          <w:rFonts w:ascii="Times New Roman" w:hAnsi="Times New Roman" w:cs="Times New Roman"/>
+          <w:b/>
+          <w:sz w:val="24"/>
+          <w:szCs w:val="24"/>
+        </w:rPr>
+      </w:pPr>
+      <w:r>
+        <w:rPr>
+          <w:rFonts w:ascii="Times New Roman" w:hAnsi="Times New Roman" w:cs="Times New Roman"/>
+          <w:b/>
+          <w:sz w:val="24"/>
+          <w:szCs w:val="24"/>
+        </w:rPr>
+        <w:t>Хоёр. Ажил олгогчийн эрх, үүрэг</w:t>
+      </w:r>
     </w:p>
     <w:p>
       <w:pPr>
@@ -3479,6 +3512,56 @@
     </w:sectPr>
   </w:body>
 </w:document>
+</file>
+
+<file path=word/endnotes.xml><?xml version="1.0" encoding="utf-8"?>
+<w:endnotes xmlns:wpc="http://schemas.microsoft.com/office/word/2010/wordprocessingCanvas" xmlns:cx="http://schemas.microsoft.com/office/drawing/2014/chartex" xmlns:cx1="http://schemas.microsoft.com/office/drawing/2015/9/8/chartex" xmlns:cx2="http://schemas.microsoft.com/office/drawing/2015/10/21/chartex" xmlns:cx3="http://schemas.microsoft.com/office/drawing/2016/5/9/chartex" xmlns:cx4="http://schemas.microsoft.com/office/drawing/2016/5/10/chartex" xmlns:cx5="http://schemas.microsoft.com/office/drawing/2016/5/11/chartex" xmlns:cx6="http://schemas.microsoft.com/office/drawing/2016/5/12/chartex" xmlns:cx7="http://schemas.microsoft.com/office/drawing/2016/5/13/chartex" xmlns:cx8="http://schemas.microsoft.com/office/drawing/2016/5/14/chartex" xmlns:mc="http://schemas.openxmlformats.org/markup-compatibility/2006" xmlns:aink="http://schemas.microsoft.com/office/drawing/2016/ink" xmlns:am3d="http://schemas.microsoft.com/office/drawing/2017/model3d" xmlns:o="urn:schemas-microsoft-com:office:office" xmlns:r="http://schemas.openxmlformats.org/officeDocument/2006/relationships" xmlns:m="http://schemas.openxmlformats.org/officeDocument/2006/math" xmlns:v="urn:schemas-microsoft-com:vml" xmlns:wp14="http://schemas.microsoft.com/office/word/2010/wordprocessingDrawing" xmlns:wp="http://schemas.openxmlformats.org/drawingml/2006/wordprocessingDrawing" xmlns:w10="urn:schemas-microsoft-com:office:word" xmlns:w="http://schemas.openxmlformats.org/wordprocessingml/2006/main" xmlns:w14="http://schemas.microsoft.com/office/word/2010/wordml" xmlns:w15="http://schemas.microsoft.com/office/word/2012/wordml" xmlns:w16cid="http://schemas.microsoft.com/office/word/2016/wordml/cid" xmlns:w16se="http://schemas.microsoft.com/office/word/2015/wordml/symex" xmlns:wpg="http://schemas.microsoft.com/office/word/2010/wordprocessingGroup" xmlns:wpi="http://schemas.microsoft.com/office/word/2010/wordprocessingInk" xmlns:wne="http://schemas.microsoft.com/office/word/2006/wordml" xmlns:wps="http://schemas.microsoft.com/office/word/2010/wordprocessingShape" mc:Ignorable="w14 w15 w16se w16cid wp14">
+  <w:endnote w:type="separator" w:id="-1">
+    <w:p>
+      <w:pPr>
+        <w:spacing w:after="0" w:line="240" w:lineRule="auto"/>
+      </w:pPr>
+      <w:r>
+        <w:separator/>
+      </w:r>
+    </w:p>
+  </w:endnote>
+  <w:endnote w:type="continuationSeparator" w:id="0">
+    <w:p>
+      <w:pPr>
+        <w:spacing w:after="0" w:line="240" w:lineRule="auto"/>
+      </w:pPr>
+      <w:r>
+        <w:continuationSeparator/>
+      </w:r>
+    </w:p>
+  </w:endnote>
+</w:endnotes>
+</file>
+
+<file path=word/footnotes.xml><?xml version="1.0" encoding="utf-8"?>
+<w:footnotes xmlns:wpc="http://schemas.microsoft.com/office/word/2010/wordprocessingCanvas" xmlns:cx="http://schemas.microsoft.com/office/drawing/2014/chartex" xmlns:cx1="http://schemas.microsoft.com/office/drawing/2015/9/8/chartex" xmlns:cx2="http://schemas.microsoft.com/office/drawing/2015/10/21/chartex" xmlns:cx3="http://schemas.microsoft.com/office/drawing/2016/5/9/chartex" xmlns:cx4="http://schemas.microsoft.com/office/drawing/2016/5/10/chartex" xmlns:cx5="http://schemas.microsoft.com/office/drawing/2016/5/11/chartex" xmlns:cx6="http://schemas.microsoft.com/office/drawing/2016/5/12/chartex" xmlns:cx7="http://schemas.microsoft.com/office/drawing/2016/5/13/chartex" xmlns:cx8="http://schemas.microsoft.com/office/drawing/2016/5/14/chartex" xmlns:mc="http://schemas.openxmlformats.org/markup-compatibility/2006" xmlns:aink="http://schemas.microsoft.com/office/drawing/2016/ink" xmlns:am3d="http://schemas.microsoft.com/office/drawing/2017/model3d" xmlns:o="urn:schemas-microsoft-com:office:office" xmlns:r="http://schemas.openxmlformats.org/officeDocument/2006/relationships" xmlns:m="http://schemas.openxmlformats.org/officeDocument/2006/math" xmlns:v="urn:schemas-microsoft-com:vml" xmlns:wp14="http://schemas.microsoft.com/office/word/2010/wordprocessingDrawing" xmlns:wp="http://schemas.openxmlformats.org/drawingml/2006/wordprocessingDrawing" xmlns:w10="urn:schemas-microsoft-com:office:word" xmlns:w="http://schemas.openxmlformats.org/wordprocessingml/2006/main" xmlns:w14="http://schemas.microsoft.com/office/word/2010/wordml" xmlns:w15="http://schemas.microsoft.com/office/word/2012/wordml" xmlns:w16cid="http://schemas.microsoft.com/office/word/2016/wordml/cid" xmlns:w16se="http://schemas.microsoft.com/office/word/2015/wordml/symex" xmlns:wpg="http://schemas.microsoft.com/office/word/2010/wordprocessingGroup" xmlns:wpi="http://schemas.microsoft.com/office/word/2010/wordprocessingInk" xmlns:wne="http://schemas.microsoft.com/office/word/2006/wordml" xmlns:wps="http://schemas.microsoft.com/office/word/2010/wordprocessingShape" mc:Ignorable="w14 w15 w16se w16cid wp14">
+  <w:footnote w:type="separator" w:id="-1">
+    <w:p>
+      <w:pPr>
+        <w:spacing w:after="0" w:line="240" w:lineRule="auto"/>
+      </w:pPr>
+      <w:r>
+        <w:separator/>
+      </w:r>
+    </w:p>
+  </w:footnote>
+  <w:footnote w:type="continuationSeparator" w:id="0">
+    <w:p>
+      <w:pPr>
+        <w:spacing w:after="0" w:line="240" w:lineRule="auto"/>
+      </w:pPr>
+      <w:r>
+        <w:continuationSeparator/>
+      </w:r>
+    </w:p>
+  </w:footnote>
+</w:footnotes>
 </file>
 
 <file path=word/styles.xml><?xml version="1.0" encoding="utf-8"?>
@@ -3906,6 +3989,45 @@
     <w:semiHidden/>
     <w:unhideWhenUsed/>
   </w:style>
+  <w:style w:type="paragraph" w:styleId="FootnoteText">
+    <w:name w:val="footnote text"/>
+    <w:basedOn w:val="Normal"/>
+    <w:link w:val="FootnoteTextChar"/>
+    <w:uiPriority w:val="99"/>
+    <w:semiHidden/>
+    <w:unhideWhenUsed/>
+    <w:rsid w:val="008352F9"/>
+    <w:pPr>
+      <w:spacing w:after="0" w:line="240" w:lineRule="auto"/>
+    </w:pPr>
+    <w:rPr>
+      <w:sz w:val="20"/>
+      <w:szCs w:val="20"/>
+    </w:rPr>
+  </w:style>
+  <w:style w:type="character" w:customStyle="1" w:styleId="FootnoteTextChar">
+    <w:name w:val="Footnote Text Char"/>
+    <w:basedOn w:val="DefaultParagraphFont"/>
+    <w:link w:val="FootnoteText"/>
+    <w:uiPriority w:val="99"/>
+    <w:semiHidden/>
+    <w:rsid w:val="008352F9"/>
+    <w:rPr>
+      <w:sz w:val="20"/>
+      <w:szCs w:val="20"/>
+    </w:rPr>
+  </w:style>
+  <w:style w:type="character" w:styleId="FootnoteReference">
+    <w:name w:val="footnote reference"/>
+    <w:basedOn w:val="DefaultParagraphFont"/>
+    <w:uiPriority w:val="99"/>
+    <w:semiHidden/>
+    <w:unhideWhenUsed/>
+    <w:rsid w:val="008352F9"/>
+    <w:rPr>
+      <w:vertAlign w:val="superscript"/>
+    </w:rPr>
+  </w:style>
 </w:styles>
 </file>
 
@@ -4199,7 +4321,7 @@
 </file>
 
 <file path=customXml/itemProps1.xml><?xml version="1.0" encoding="utf-8"?>
-<ds:datastoreItem xmlns:ds="http://schemas.openxmlformats.org/officeDocument/2006/customXml" ds:itemID="{8C970319-388B-41D7-ADFE-60DE1A9CC888}">
+<ds:datastoreItem xmlns:ds="http://schemas.openxmlformats.org/officeDocument/2006/customXml" ds:itemID="{5D982029-0E2F-455C-972F-DADF4FF0B4B8}">
   <ds:schemaRefs>
     <ds:schemaRef ds:uri="http://schemas.openxmlformats.org/officeDocument/2006/bibliography"/>
   </ds:schemaRefs>
